--- a/docs/Laporan_PKL_LMS_Newus_Teknologi_2026.docx
+++ b/docs/Laporan_PKL_LMS_Newus_Teknologi_2026.docx
@@ -4,9 +4,25 @@
   <w:body>
     <w:p>
       <w:pPr>
+        <w:spacing w:before="480" w:after="0" w:line="240" w:lineRule="auto"/>
+        <w:jc w:val="center"/>
+      </w:pPr>
+    </w:p>
+    <w:p>
+      <w:pPr>
         <w:spacing w:before="0" w:after="0" w:line="240" w:lineRule="auto"/>
         <w:jc w:val="center"/>
       </w:pPr>
+      <w:r>
+        <w:rPr>
+          <w:rFonts w:ascii="Times New Roman" w:hAnsi="Times New Roman"/>
+          <w:b/>
+          <w:i w:val="0"/>
+          <w:sz w:val="28"/>
+          <w:u w:val="none"/>
+        </w:rPr>
+        <w:t>LAPORAN PRAKTIK KERJA LAPANGAN (PKL)</w:t>
+      </w:r>
     </w:p>
     <w:p>
       <w:pPr>
@@ -21,7 +37,7 @@
           <w:sz w:val="28"/>
           <w:u w:val="none"/>
         </w:rPr>
-        <w:t>LAPORAN PRAKTIK KERJA LAPANGAN (PKL)</w:t>
+        <w:t>DI CV NEWUS TEKNOLOGI</w:t>
       </w:r>
     </w:p>
     <w:p>
@@ -37,7 +53,7 @@
           <w:sz w:val="28"/>
           <w:u w:val="none"/>
         </w:rPr>
-        <w:t>DI CV NEWUS TEKNOLOGI</w:t>
+        <w:t>BANDAR LAMPUNG</w:t>
       </w:r>
     </w:p>
     <w:p>
@@ -45,44 +61,44 @@
         <w:spacing w:before="0" w:after="0" w:line="240" w:lineRule="auto"/>
         <w:jc w:val="center"/>
       </w:pPr>
-      <w:r>
-        <w:rPr>
-          <w:rFonts w:ascii="Times New Roman" w:hAnsi="Times New Roman"/>
-          <w:b/>
-          <w:i w:val="0"/>
-          <w:sz w:val="28"/>
-          <w:u w:val="none"/>
-        </w:rPr>
-        <w:t>BANDAR LAMPUNG</w:t>
-      </w:r>
     </w:p>
     <w:p>
       <w:pPr>
         <w:spacing w:before="0" w:after="0" w:line="240" w:lineRule="auto"/>
         <w:jc w:val="center"/>
       </w:pPr>
+      <w:r>
+        <w:rPr>
+          <w:rFonts w:ascii="Times New Roman" w:hAnsi="Times New Roman"/>
+          <w:b w:val="0"/>
+          <w:i w:val="0"/>
+          <w:sz w:val="24"/>
+          <w:u w:val="none"/>
+        </w:rPr>
+        <w:t>Untuk memenuhi persyaratan mendapatkan nilai Praktik Kerja Lapangan</w:t>
+      </w:r>
     </w:p>
     <w:p>
       <w:pPr>
         <w:spacing w:before="0" w:after="0" w:line="240" w:lineRule="auto"/>
         <w:jc w:val="center"/>
       </w:pPr>
-      <w:r>
-        <w:rPr>
-          <w:rFonts w:ascii="Times New Roman" w:hAnsi="Times New Roman"/>
-          <w:b w:val="0"/>
-          <w:i w:val="0"/>
-          <w:sz w:val="24"/>
-          <w:u w:val="none"/>
-        </w:rPr>
-        <w:t>Untuk memenuhi persyaratan mendapatkan nilai Praktik Kerja Lapangan</w:t>
-      </w:r>
     </w:p>
     <w:p>
       <w:pPr>
         <w:spacing w:before="0" w:after="0" w:line="240" w:lineRule="auto"/>
         <w:jc w:val="center"/>
       </w:pPr>
+      <w:r>
+        <w:rPr>
+          <w:rFonts w:ascii="Times New Roman" w:hAnsi="Times New Roman"/>
+          <w:b/>
+          <w:i w:val="0"/>
+          <w:sz w:val="24"/>
+          <w:u w:val="none"/>
+        </w:rPr>
+        <w:t>Disusun oleh:</w:t>
+      </w:r>
     </w:p>
     <w:p>
       <w:pPr>
@@ -97,7 +113,7 @@
           <w:sz w:val="24"/>
           <w:u w:val="none"/>
         </w:rPr>
-        <w:t>Disusun oleh:</w:t>
+        <w:t>1. FERY DWI RAMADHI (23312086)</w:t>
       </w:r>
     </w:p>
     <w:p>
@@ -113,7 +129,7 @@
           <w:sz w:val="24"/>
           <w:u w:val="none"/>
         </w:rPr>
-        <w:t>1. FERY DWI RAMADHI (23312086)</w:t>
+        <w:t>2. FATHUR RAMANTHA (23312087)</w:t>
       </w:r>
     </w:p>
     <w:p>
@@ -129,7 +145,7 @@
           <w:sz w:val="24"/>
           <w:u w:val="none"/>
         </w:rPr>
-        <w:t>2. FATHUR RAMANTHA (23312087)</w:t>
+        <w:t>3. I PUTU PANDU (23312088)</w:t>
       </w:r>
     </w:p>
     <w:p>
@@ -137,16 +153,6 @@
         <w:spacing w:before="0" w:after="0" w:line="240" w:lineRule="auto"/>
         <w:jc w:val="center"/>
       </w:pPr>
-      <w:r>
-        <w:rPr>
-          <w:rFonts w:ascii="Times New Roman" w:hAnsi="Times New Roman"/>
-          <w:b/>
-          <w:i w:val="0"/>
-          <w:sz w:val="24"/>
-          <w:u w:val="none"/>
-        </w:rPr>
-        <w:t>3. I PUTU PANDU (23312088)</w:t>
-      </w:r>
     </w:p>
     <w:p>
       <w:pPr>
@@ -159,6 +165,16 @@
         <w:spacing w:before="0" w:after="0" w:line="240" w:lineRule="auto"/>
         <w:jc w:val="center"/>
       </w:pPr>
+      <w:r>
+        <w:rPr>
+          <w:rFonts w:ascii="Times New Roman" w:hAnsi="Times New Roman"/>
+          <w:b w:val="0"/>
+          <w:i/>
+          <w:sz w:val="22"/>
+          <w:u w:val="none"/>
+        </w:rPr>
+        <w:t>[Gambar untuk Logo Universitas Teknokrat Indonesia]</w:t>
+      </w:r>
     </w:p>
     <w:p>
       <w:pPr>
@@ -170,10 +186,10 @@
           <w:rFonts w:ascii="Times New Roman" w:hAnsi="Times New Roman"/>
           <w:b w:val="0"/>
           <w:i/>
-          <w:sz w:val="22"/>
-          <w:u w:val="none"/>
-        </w:rPr>
-        <w:t>[Gambar untuk Logo Universitas Teknokrat Indonesia]</w:t>
+          <w:sz w:val="20"/>
+          <w:u w:val="none"/>
+        </w:rPr>
+        <w:t>(Tinggi gambar 5 cm, Lebar gambar 5,5 cm)</w:t>
       </w:r>
     </w:p>
     <w:p>
@@ -181,16 +197,6 @@
         <w:spacing w:before="0" w:after="0" w:line="240" w:lineRule="auto"/>
         <w:jc w:val="center"/>
       </w:pPr>
-      <w:r>
-        <w:rPr>
-          <w:rFonts w:ascii="Times New Roman" w:hAnsi="Times New Roman"/>
-          <w:b w:val="0"/>
-          <w:i/>
-          <w:sz w:val="20"/>
-          <w:u w:val="none"/>
-        </w:rPr>
-        <w:t>(Tinggi gambar 5 cm, Lebar gambar 5,5 cm)</w:t>
-      </w:r>
     </w:p>
     <w:p>
       <w:pPr>
@@ -203,6 +209,16 @@
         <w:spacing w:before="0" w:after="0" w:line="240" w:lineRule="auto"/>
         <w:jc w:val="center"/>
       </w:pPr>
+      <w:r>
+        <w:rPr>
+          <w:rFonts w:ascii="Times New Roman" w:hAnsi="Times New Roman"/>
+          <w:b/>
+          <w:i w:val="0"/>
+          <w:sz w:val="28"/>
+          <w:u w:val="none"/>
+        </w:rPr>
+        <w:t>PROGRAM STUDI S1 INFORMATIKA</w:t>
+      </w:r>
     </w:p>
     <w:p>
       <w:pPr>
@@ -217,7 +233,7 @@
           <w:sz w:val="28"/>
           <w:u w:val="none"/>
         </w:rPr>
-        <w:t>PROGRAM STUDI S1 INFORMATIKA</w:t>
+        <w:t>FAKULTAS TEKNIK DAN ILMU KOMPUTER</w:t>
       </w:r>
     </w:p>
     <w:p>
@@ -233,7 +249,7 @@
           <w:sz w:val="28"/>
           <w:u w:val="none"/>
         </w:rPr>
-        <w:t>FAKULTAS TEKNIK DAN ILMU KOMPUTER</w:t>
+        <w:t>UNIVERSITAS TEKNOKRAT INDONESIA</w:t>
       </w:r>
     </w:p>
     <w:p>
@@ -249,7 +265,7 @@
           <w:sz w:val="28"/>
           <w:u w:val="none"/>
         </w:rPr>
-        <w:t>UNIVERSITAS TEKNOKRAT INDONESIA</w:t>
+        <w:t>BANDAR LAMPUNG</w:t>
       </w:r>
     </w:p>
     <w:p>
@@ -265,7 +281,12 @@
           <w:sz w:val="28"/>
           <w:u w:val="none"/>
         </w:rPr>
-        <w:t>BANDAR LAMPUNG</w:t>
+        <w:t>2026</w:t>
+      </w:r>
+    </w:p>
+    <w:p>
+      <w:r>
+        <w:br w:type="page"/>
       </w:r>
     </w:p>
     <w:p>
@@ -281,27 +302,6 @@
           <w:sz w:val="28"/>
           <w:u w:val="none"/>
         </w:rPr>
-        <w:t>2026</w:t>
-      </w:r>
-    </w:p>
-    <w:p>
-      <w:r>
-        <w:br w:type="page"/>
-      </w:r>
-    </w:p>
-    <w:p>
-      <w:pPr>
-        <w:spacing w:before="0" w:after="0" w:line="240" w:lineRule="auto"/>
-        <w:jc w:val="center"/>
-      </w:pPr>
-      <w:r>
-        <w:rPr>
-          <w:rFonts w:ascii="Times New Roman" w:hAnsi="Times New Roman"/>
-          <w:b/>
-          <w:i w:val="0"/>
-          <w:sz w:val="28"/>
-          <w:u w:val="none"/>
-        </w:rPr>
         <w:t>LEMBAR PERSETUJUAN LAPORAN</w:t>
       </w:r>
     </w:p>
@@ -320,12 +320,6 @@
         </w:rPr>
         <w:t>PRAKTIK KERJA LAPANGAN</w:t>
       </w:r>
-    </w:p>
-    <w:p>
-      <w:pPr>
-        <w:spacing w:before="0" w:after="0" w:line="240" w:lineRule="auto"/>
-        <w:jc w:val="left"/>
-      </w:pPr>
     </w:p>
     <w:p>
       <w:pPr>
@@ -491,15 +485,8 @@
         </w:rPr>
         <w:tab/>
         <w:tab/>
-        <w:tab/>
         <w:t>Kec. Teluk Betung Utara, Bandar Lampung</w:t>
       </w:r>
-    </w:p>
-    <w:p>
-      <w:pPr>
-        <w:spacing w:before="0" w:after="0" w:line="240" w:lineRule="auto"/>
-        <w:jc w:val="center"/>
-      </w:pPr>
     </w:p>
     <w:p>
       <w:pPr>
@@ -587,20 +574,7 @@
                 <w:u w:val="none"/>
               </w:rPr>
               <w:t>Pembimbing laporan PKL</w:t>
-            </w:r>
-          </w:p>
-          <w:p>
-            <w:pPr>
-              <w:jc w:val="center"/>
-            </w:pPr>
-            <w:r>
-              <w:rPr>
-                <w:rFonts w:ascii="Times New Roman" w:hAnsi="Times New Roman"/>
-                <w:b w:val="0"/>
-                <w:i w:val="0"/>
-                <w:sz w:val="24"/>
-                <w:u w:val="none"/>
-              </w:rPr>
+              <w:br/>
               <w:t>Fakultas Teknik dan Ilmu Komputer,</w:t>
             </w:r>
           </w:p>
@@ -628,20 +602,7 @@
                 <w:u w:val="none"/>
               </w:rPr>
               <w:t>Pembimbing lapangan</w:t>
-            </w:r>
-          </w:p>
-          <w:p>
-            <w:pPr>
-              <w:jc w:val="center"/>
-            </w:pPr>
-            <w:r>
-              <w:rPr>
-                <w:rFonts w:ascii="Times New Roman" w:hAnsi="Times New Roman"/>
-                <w:b w:val="0"/>
-                <w:i w:val="0"/>
-                <w:sz w:val="24"/>
-                <w:u w:val="none"/>
-              </w:rPr>
+              <w:br/>
               <w:t>Instansi/Perusahaan PKL,</w:t>
             </w:r>
           </w:p>
@@ -957,38 +918,6 @@
     </w:p>
     <w:p>
       <w:pPr>
-        <w:spacing w:before="0" w:after="240" w:line="240" w:lineRule="auto"/>
-        <w:jc w:val="center"/>
-      </w:pPr>
-      <w:r>
-        <w:rPr>
-          <w:rFonts w:ascii="Times New Roman" w:hAnsi="Times New Roman"/>
-          <w:b/>
-          <w:i w:val="0"/>
-          <w:sz w:val="24"/>
-          <w:u w:val="none"/>
-        </w:rPr>
-        <w:t>BANDAR LAMPUNG</w:t>
-      </w:r>
-    </w:p>
-    <w:p>
-      <w:pPr>
-        <w:spacing w:before="0" w:after="0" w:line="360" w:lineRule="auto"/>
-        <w:jc w:val="center"/>
-      </w:pPr>
-      <w:r>
-        <w:rPr>
-          <w:rFonts w:ascii="Times New Roman" w:hAnsi="Times New Roman"/>
-          <w:b w:val="0"/>
-          <w:i w:val="0"/>
-          <w:sz w:val="24"/>
-          <w:u w:val="none"/>
-        </w:rPr>
-        <w:t>Dipersiapkan dan disusun oleh:</w:t>
-      </w:r>
-    </w:p>
-    <w:p>
-      <w:pPr>
         <w:spacing w:before="0" w:after="0" w:line="240" w:lineRule="auto"/>
         <w:jc w:val="center"/>
       </w:pPr>
@@ -1000,7 +929,23 @@
           <w:sz w:val="24"/>
           <w:u w:val="none"/>
         </w:rPr>
-        <w:t>1.   FERY DWI RAMADHI  (23312086)</w:t>
+        <w:t>BANDAR LAMPUNG</w:t>
+      </w:r>
+    </w:p>
+    <w:p>
+      <w:pPr>
+        <w:spacing w:before="120" w:after="0" w:line="360" w:lineRule="auto"/>
+        <w:jc w:val="center"/>
+      </w:pPr>
+      <w:r>
+        <w:rPr>
+          <w:rFonts w:ascii="Times New Roman" w:hAnsi="Times New Roman"/>
+          <w:b w:val="0"/>
+          <w:i w:val="0"/>
+          <w:sz w:val="24"/>
+          <w:u w:val="none"/>
+        </w:rPr>
+        <w:t>Dipersiapkan dan disusun oleh:</w:t>
       </w:r>
     </w:p>
     <w:p>
@@ -1016,7 +961,7 @@
           <w:sz w:val="24"/>
           <w:u w:val="none"/>
         </w:rPr>
-        <w:t>2.   FATHUR RAMANTHA  (23312087)</w:t>
+        <w:t>1.   FERY DWI RAMADHI  (23312086)</w:t>
       </w:r>
     </w:p>
     <w:p>
@@ -1032,23 +977,7 @@
           <w:sz w:val="24"/>
           <w:u w:val="none"/>
         </w:rPr>
-        <w:t>3.   I PUTU PANDU  (23312088)</w:t>
-      </w:r>
-    </w:p>
-    <w:p>
-      <w:pPr>
-        <w:spacing w:before="0" w:after="0" w:line="360" w:lineRule="auto"/>
-        <w:jc w:val="center"/>
-      </w:pPr>
-      <w:r>
-        <w:rPr>
-          <w:rFonts w:ascii="Times New Roman" w:hAnsi="Times New Roman"/>
-          <w:b w:val="0"/>
-          <w:i w:val="0"/>
-          <w:sz w:val="24"/>
-          <w:u w:val="none"/>
-        </w:rPr>
-        <w:t>Telah dipertahankan di depan Dewan Penguji</w:t>
+        <w:t>2.   FATHUR RAMANTHA  (23312087)</w:t>
       </w:r>
     </w:p>
     <w:p>
@@ -1059,6 +988,38 @@
       <w:r>
         <w:rPr>
           <w:rFonts w:ascii="Times New Roman" w:hAnsi="Times New Roman"/>
+          <w:b/>
+          <w:i w:val="0"/>
+          <w:sz w:val="24"/>
+          <w:u w:val="none"/>
+        </w:rPr>
+        <w:t>3.   I PUTU PANDU  (23312088)</w:t>
+      </w:r>
+    </w:p>
+    <w:p>
+      <w:pPr>
+        <w:spacing w:before="120" w:after="0" w:line="360" w:lineRule="auto"/>
+        <w:jc w:val="center"/>
+      </w:pPr>
+      <w:r>
+        <w:rPr>
+          <w:rFonts w:ascii="Times New Roman" w:hAnsi="Times New Roman"/>
+          <w:b w:val="0"/>
+          <w:i w:val="0"/>
+          <w:sz w:val="24"/>
+          <w:u w:val="none"/>
+        </w:rPr>
+        <w:t>Telah dipertahankan di depan Dewan Penguji</w:t>
+      </w:r>
+    </w:p>
+    <w:p>
+      <w:pPr>
+        <w:spacing w:before="0" w:after="0" w:line="240" w:lineRule="auto"/>
+        <w:jc w:val="center"/>
+      </w:pPr>
+      <w:r>
+        <w:rPr>
+          <w:rFonts w:ascii="Times New Roman" w:hAnsi="Times New Roman"/>
           <w:b w:val="0"/>
           <w:i w:val="0"/>
           <w:sz w:val="24"/>
@@ -1069,7 +1030,7 @@
     </w:p>
     <w:p>
       <w:pPr>
-        <w:spacing w:before="240" w:after="0" w:line="240" w:lineRule="auto"/>
+        <w:spacing w:before="120" w:after="0" w:line="240" w:lineRule="auto"/>
         <w:jc w:val="center"/>
       </w:pPr>
       <w:r>
@@ -1294,7 +1255,7 @@
     </w:tbl>
     <w:p>
       <w:pPr>
-        <w:spacing w:before="240" w:after="0" w:line="360" w:lineRule="auto"/>
+        <w:spacing w:before="120" w:after="0" w:line="360" w:lineRule="auto"/>
         <w:jc w:val="center"/>
       </w:pPr>
       <w:r>
@@ -1630,7 +1591,7 @@
           <w:sz w:val="24"/>
           <w:u w:val="none"/>
         </w:rPr>
-        <w:t>1. Dr. H.M. Nasrullah Yusuf, S.E., M.B.A. selaku Rektor Universitas Teknokrat Indonesia.</w:t>
+        <w:t>1) Dr. H.M. Nasrullah Yusuf, S.E., M.B.A. selaku Rektor Universitas Teknokrat Indonesia.</w:t>
       </w:r>
     </w:p>
     <w:p>
@@ -1646,7 +1607,7 @@
           <w:sz w:val="24"/>
           <w:u w:val="none"/>
         </w:rPr>
-        <w:t>2. Dr. Mahathir Muhammad, S.E., M.M., selaku Wakil Rektor Universitas Teknokrat Indonesia.</w:t>
+        <w:t>2) Dr. Mahathir Muhammad, S.E., M.M., selaku Wakil Rektor Universitas Teknokrat Indonesia.</w:t>
       </w:r>
     </w:p>
     <w:p>
@@ -1662,7 +1623,7 @@
           <w:sz w:val="24"/>
           <w:u w:val="none"/>
         </w:rPr>
-        <w:t>3. Dr. Ryan Randy Suryono, S.Kom., M.Kom., selaku Dekan Fakultas Teknik dan Ilmu Komputer Universitas Teknokrat Indonesia.</w:t>
+        <w:t>3) Dr. Ryan Randy Suryono, S.Kom., M.Kom., selaku Dekan Fakultas Teknik dan Ilmu Komputer Universitas Teknokrat Indonesia.</w:t>
       </w:r>
     </w:p>
     <w:p>
@@ -1678,7 +1639,7 @@
           <w:sz w:val="24"/>
           <w:u w:val="none"/>
         </w:rPr>
-        <w:t>4. Dr. Heni Sulistiani, S.Kom., M.Kom., selaku Ketua Program Studi S1 Informatika Fakultas Teknik dan Ilmu Komputer Universitas Teknokrat Indonesia.</w:t>
+        <w:t>4) Dr. Heni Sulistiani, S.Kom., M.Kom., selaku Ketua Program Studi S1 Informatika Fakultas Teknik dan Ilmu Komputer Universitas Teknokrat Indonesia.</w:t>
       </w:r>
     </w:p>
     <w:p>
@@ -1694,7 +1655,7 @@
           <w:sz w:val="24"/>
           <w:u w:val="none"/>
         </w:rPr>
-        <w:t>5. Yusra Fernando, S.Kom., M.Kom., selaku Koordinator PKL Fakultas Teknik dan Ilmu Komputer Universitas Teknokrat Indonesia.</w:t>
+        <w:t>5) Yusra Fernando, S.Kom., M.Kom., selaku Koordinator PKL Fakultas Teknik dan Ilmu Komputer Universitas Teknokrat Indonesia.</w:t>
       </w:r>
     </w:p>
     <w:p>
@@ -1710,7 +1671,7 @@
           <w:sz w:val="24"/>
           <w:u w:val="none"/>
         </w:rPr>
-        <w:t>6. Dosen Pembimbing yang telah meluangkan waktu untuk membimbing penulis menyelesaikan Laporan PKL ini.</w:t>
+        <w:t>6) Dosen Pembimbing yang telah meluangkan waktu untuk membimbing penulis menyelesaikan Laporan PKL ini.</w:t>
       </w:r>
     </w:p>
     <w:p>
@@ -1726,7 +1687,7 @@
           <w:sz w:val="24"/>
           <w:u w:val="none"/>
         </w:rPr>
-        <w:t>7. Pihak CV Newus Teknologi Bandar Lampung yang telah banyak membantu dan memberikan bimbingan selama melaksanakan PKL serta membantu dalam usaha memperoleh data yang penulis perlukan.</w:t>
+        <w:t>7) Pihak CV Newus Teknologi Bandar Lampung yang telah banyak membantu dan memberikan bimbingan selama melaksanakan PKL serta membantu dalam usaha memperoleh data yang penulis perlukan.</w:t>
       </w:r>
     </w:p>
     <w:p>
@@ -1742,7 +1703,7 @@
           <w:sz w:val="24"/>
           <w:u w:val="none"/>
         </w:rPr>
-        <w:t>8. Orang tua dan keluarga yang telah memberikan doa, motivasi, dan dukungan moral maupun materiil.</w:t>
+        <w:t>8) Orang tua dan keluarga yang telah memberikan doa, motivasi, dan dukungan moral maupun materiil.</w:t>
       </w:r>
     </w:p>
     <w:p>
@@ -1758,12 +1719,12 @@
           <w:sz w:val="24"/>
           <w:u w:val="none"/>
         </w:rPr>
-        <w:t>9. Seluruh rekan mahasiswa S1 Informatika Universitas Teknokrat Indonesia.</w:t>
-      </w:r>
-    </w:p>
-    <w:p>
-      <w:pPr>
-        <w:spacing w:before="120" w:after="0" w:line="360" w:lineRule="auto"/>
+        <w:t>9) Seluruh rekan mahasiswa S1 Informatika Universitas Teknokrat Indonesia.</w:t>
+      </w:r>
+    </w:p>
+    <w:p>
+      <w:pPr>
+        <w:spacing w:before="0" w:after="0" w:line="360" w:lineRule="auto"/>
         <w:ind w:firstLine="720"/>
         <w:jc w:val="both"/>
       </w:pPr>
@@ -2119,7 +2080,7 @@
           <w:sz w:val="24"/>
           <w:u w:val="none"/>
         </w:rPr>
-        <w:t xml:space="preserve">  .........................................  1</w:t>
+        <w:t xml:space="preserve">  ........................................  1</w:t>
       </w:r>
     </w:p>
     <w:p>
@@ -2146,7 +2107,34 @@
           <w:sz w:val="24"/>
           <w:u w:val="none"/>
         </w:rPr>
-        <w:t xml:space="preserve">  ....................  3</w:t>
+        <w:t xml:space="preserve">  ...................  3</w:t>
+      </w:r>
+    </w:p>
+    <w:p>
+      <w:pPr>
+        <w:spacing w:before="0" w:after="0" w:line="360" w:lineRule="auto"/>
+        <w:ind w:left="357"/>
+        <w:jc w:val="left"/>
+      </w:pPr>
+      <w:r>
+        <w:rPr>
+          <w:rFonts w:ascii="Times New Roman" w:hAnsi="Times New Roman"/>
+          <w:b w:val="0"/>
+          <w:i w:val="0"/>
+          <w:sz w:val="24"/>
+          <w:u w:val="none"/>
+        </w:rPr>
+        <w:t>1.3. Kegunaan Praktik Kerja Lapangan (PKL)</w:t>
+      </w:r>
+      <w:r>
+        <w:rPr>
+          <w:rFonts w:ascii="Times New Roman" w:hAnsi="Times New Roman"/>
+          <w:b w:val="0"/>
+          <w:i w:val="0"/>
+          <w:sz w:val="24"/>
+          <w:u w:val="none"/>
+        </w:rPr>
+        <w:t xml:space="preserve">  .................  4</w:t>
       </w:r>
     </w:p>
     <w:p>
@@ -2163,17 +2151,71 @@
           <w:sz w:val="24"/>
           <w:u w:val="none"/>
         </w:rPr>
-        <w:t>1.3. Kegunaan Praktik Kerja Lapangan (PKL)</w:t>
-      </w:r>
-      <w:r>
-        <w:rPr>
-          <w:rFonts w:ascii="Times New Roman" w:hAnsi="Times New Roman"/>
-          <w:b w:val="0"/>
-          <w:i w:val="0"/>
-          <w:sz w:val="24"/>
-          <w:u w:val="none"/>
-        </w:rPr>
-        <w:t xml:space="preserve">  ..................  4</w:t>
+        <w:t>1.3.1. Manfaat bagi Mahasiswa</w:t>
+      </w:r>
+      <w:r>
+        <w:rPr>
+          <w:rFonts w:ascii="Times New Roman" w:hAnsi="Times New Roman"/>
+          <w:b w:val="0"/>
+          <w:i w:val="0"/>
+          <w:sz w:val="24"/>
+          <w:u w:val="none"/>
+        </w:rPr>
+        <w:t xml:space="preserve">  ............................  4</w:t>
+      </w:r>
+    </w:p>
+    <w:p>
+      <w:pPr>
+        <w:spacing w:before="0" w:after="0" w:line="360" w:lineRule="auto"/>
+        <w:ind w:left="720"/>
+        <w:jc w:val="left"/>
+      </w:pPr>
+      <w:r>
+        <w:rPr>
+          <w:rFonts w:ascii="Times New Roman" w:hAnsi="Times New Roman"/>
+          <w:b w:val="0"/>
+          <w:i w:val="0"/>
+          <w:sz w:val="24"/>
+          <w:u w:val="none"/>
+        </w:rPr>
+        <w:t>1.3.2. Manfaat bagi FTIK Universitas Teknokrat Indonesia</w:t>
+      </w:r>
+      <w:r>
+        <w:rPr>
+          <w:rFonts w:ascii="Times New Roman" w:hAnsi="Times New Roman"/>
+          <w:b w:val="0"/>
+          <w:i w:val="0"/>
+          <w:sz w:val="24"/>
+          <w:u w:val="none"/>
+        </w:rPr>
+        <w:t xml:space="preserve">  ...  5</w:t>
+      </w:r>
+    </w:p>
+    <w:p>
+      <w:pPr>
+        <w:spacing w:before="0" w:after="0" w:line="360" w:lineRule="auto"/>
+        <w:ind w:left="720"/>
+        <w:jc w:val="left"/>
+      </w:pPr>
+      <w:r>
+        <w:rPr>
+          <w:rFonts w:ascii="Times New Roman" w:hAnsi="Times New Roman"/>
+          <w:b w:val="0"/>
+          <w:i w:val="0"/>
+          <w:sz w:val="24"/>
+          <w:u w:val="none"/>
+        </w:rPr>
+        <w:t>1.3.3. Manfaat bagi CV Newus Teknologi</w:t>
+      </w:r>
+      <w:r>
+        <w:rPr>
+          <w:rFonts w:ascii="Times New Roman" w:hAnsi="Times New Roman"/>
+          <w:b w:val="0"/>
+          <w:i w:val="0"/>
+          <w:sz w:val="24"/>
+          <w:u w:val="none"/>
+        </w:rPr>
+        <w:t xml:space="preserve">  ...................  6</w:t>
       </w:r>
     </w:p>
     <w:p>
@@ -2200,7 +2242,7 @@
           <w:sz w:val="24"/>
           <w:u w:val="none"/>
         </w:rPr>
-        <w:t xml:space="preserve">  ....................  6</w:t>
+        <w:t xml:space="preserve">  ...................  6</w:t>
       </w:r>
     </w:p>
     <w:p>
@@ -2227,7 +2269,7 @@
           <w:sz w:val="24"/>
           <w:u w:val="none"/>
         </w:rPr>
-        <w:t xml:space="preserve">  .................................  7</w:t>
+        <w:t xml:space="preserve">  ................................  7</w:t>
       </w:r>
     </w:p>
     <w:p>
@@ -2280,7 +2322,7 @@
           <w:sz w:val="24"/>
           <w:u w:val="none"/>
         </w:rPr>
-        <w:t xml:space="preserve">  .....................................  9</w:t>
+        <w:t xml:space="preserve">  ....................................  9</w:t>
       </w:r>
     </w:p>
     <w:p>
@@ -2307,7 +2349,7 @@
           <w:sz w:val="24"/>
           <w:u w:val="none"/>
         </w:rPr>
-        <w:t xml:space="preserve">  ...............................  10</w:t>
+        <w:t xml:space="preserve">  ..............................  10</w:t>
       </w:r>
     </w:p>
     <w:p>
@@ -2334,7 +2376,7 @@
           <w:sz w:val="24"/>
           <w:u w:val="none"/>
         </w:rPr>
-        <w:t xml:space="preserve">  ....................................  11</w:t>
+        <w:t xml:space="preserve">  ...................................  11</w:t>
       </w:r>
     </w:p>
     <w:p>
@@ -2361,7 +2403,7 @@
           <w:sz w:val="24"/>
           <w:u w:val="none"/>
         </w:rPr>
-        <w:t xml:space="preserve">  ...............................  12</w:t>
+        <w:t xml:space="preserve">  ..............................  12</w:t>
       </w:r>
     </w:p>
     <w:p>
@@ -2388,6 +2430,33 @@
           <w:u w:val="none"/>
         </w:rPr>
         <w:t xml:space="preserve">  ..................  14</w:t>
+      </w:r>
+    </w:p>
+    <w:p>
+      <w:pPr>
+        <w:spacing w:before="0" w:after="0" w:line="360" w:lineRule="auto"/>
+        <w:ind w:left="357"/>
+        <w:jc w:val="left"/>
+      </w:pPr>
+      <w:r>
+        <w:rPr>
+          <w:rFonts w:ascii="Times New Roman" w:hAnsi="Times New Roman"/>
+          <w:b w:val="0"/>
+          <w:i w:val="0"/>
+          <w:sz w:val="24"/>
+          <w:u w:val="none"/>
+        </w:rPr>
+        <w:t>3.1. Fery Dwi Ramadhi (23312086)</w:t>
+      </w:r>
+      <w:r>
+        <w:rPr>
+          <w:rFonts w:ascii="Times New Roman" w:hAnsi="Times New Roman"/>
+          <w:b w:val="0"/>
+          <w:i w:val="0"/>
+          <w:sz w:val="24"/>
+          <w:u w:val="none"/>
+        </w:rPr>
+        <w:t xml:space="preserve">  ...........................  14</w:t>
       </w:r>
     </w:p>
     <w:p>
@@ -2404,17 +2473,17 @@
           <w:sz w:val="24"/>
           <w:u w:val="none"/>
         </w:rPr>
-        <w:t>3.1. Fery Dwi Ramadhi (23312086)</w:t>
-      </w:r>
-      <w:r>
-        <w:rPr>
-          <w:rFonts w:ascii="Times New Roman" w:hAnsi="Times New Roman"/>
-          <w:b w:val="0"/>
-          <w:i w:val="0"/>
-          <w:sz w:val="24"/>
-          <w:u w:val="none"/>
-        </w:rPr>
-        <w:t xml:space="preserve">  ............................  14</w:t>
+        <w:t>3.1.1. Bidang Kerja</w:t>
+      </w:r>
+      <w:r>
+        <w:rPr>
+          <w:rFonts w:ascii="Times New Roman" w:hAnsi="Times New Roman"/>
+          <w:b w:val="0"/>
+          <w:i w:val="0"/>
+          <w:sz w:val="24"/>
+          <w:u w:val="none"/>
+        </w:rPr>
+        <w:t xml:space="preserve">  ......................................  14</w:t>
       </w:r>
     </w:p>
     <w:p>
@@ -2431,17 +2500,17 @@
           <w:sz w:val="24"/>
           <w:u w:val="none"/>
         </w:rPr>
-        <w:t>3.1.1. Bidang Kerja</w:t>
-      </w:r>
-      <w:r>
-        <w:rPr>
-          <w:rFonts w:ascii="Times New Roman" w:hAnsi="Times New Roman"/>
-          <w:b w:val="0"/>
-          <w:i w:val="0"/>
-          <w:sz w:val="24"/>
-          <w:u w:val="none"/>
-        </w:rPr>
-        <w:t xml:space="preserve">  .........................................  14</w:t>
+        <w:t>3.1.2. Pelaksanaan Kerja</w:t>
+      </w:r>
+      <w:r>
+        <w:rPr>
+          <w:rFonts w:ascii="Times New Roman" w:hAnsi="Times New Roman"/>
+          <w:b w:val="0"/>
+          <w:i w:val="0"/>
+          <w:sz w:val="24"/>
+          <w:u w:val="none"/>
+        </w:rPr>
+        <w:t xml:space="preserve">  .................................  15</w:t>
       </w:r>
     </w:p>
     <w:p>
@@ -2458,17 +2527,17 @@
           <w:sz w:val="24"/>
           <w:u w:val="none"/>
         </w:rPr>
-        <w:t>3.1.2. Pelaksanaan Kerja</w:t>
-      </w:r>
-      <w:r>
-        <w:rPr>
-          <w:rFonts w:ascii="Times New Roman" w:hAnsi="Times New Roman"/>
-          <w:b w:val="0"/>
-          <w:i w:val="0"/>
-          <w:sz w:val="24"/>
-          <w:u w:val="none"/>
-        </w:rPr>
-        <w:t xml:space="preserve">  ....................................  15</w:t>
+        <w:t>3.1.3. Kendala yang Dihadapi</w:t>
+      </w:r>
+      <w:r>
+        <w:rPr>
+          <w:rFonts w:ascii="Times New Roman" w:hAnsi="Times New Roman"/>
+          <w:b w:val="0"/>
+          <w:i w:val="0"/>
+          <w:sz w:val="24"/>
+          <w:u w:val="none"/>
+        </w:rPr>
+        <w:t xml:space="preserve">  .............................  24</w:t>
       </w:r>
     </w:p>
     <w:p>
@@ -2485,17 +2554,44 @@
           <w:sz w:val="24"/>
           <w:u w:val="none"/>
         </w:rPr>
-        <w:t>3.1.3. Kendala yang Dihadapi</w:t>
-      </w:r>
-      <w:r>
-        <w:rPr>
-          <w:rFonts w:ascii="Times New Roman" w:hAnsi="Times New Roman"/>
-          <w:b w:val="0"/>
-          <w:i w:val="0"/>
-          <w:sz w:val="24"/>
-          <w:u w:val="none"/>
-        </w:rPr>
-        <w:t xml:space="preserve">  ................................  22</w:t>
+        <w:t>3.1.4. Cara Mengatasi Kendala</w:t>
+      </w:r>
+      <w:r>
+        <w:rPr>
+          <w:rFonts w:ascii="Times New Roman" w:hAnsi="Times New Roman"/>
+          <w:b w:val="0"/>
+          <w:i w:val="0"/>
+          <w:sz w:val="24"/>
+          <w:u w:val="none"/>
+        </w:rPr>
+        <w:t xml:space="preserve">  ............................  25</w:t>
+      </w:r>
+    </w:p>
+    <w:p>
+      <w:pPr>
+        <w:spacing w:before="0" w:after="0" w:line="360" w:lineRule="auto"/>
+        <w:ind w:left="357"/>
+        <w:jc w:val="left"/>
+      </w:pPr>
+      <w:r>
+        <w:rPr>
+          <w:rFonts w:ascii="Times New Roman" w:hAnsi="Times New Roman"/>
+          <w:b w:val="0"/>
+          <w:i w:val="0"/>
+          <w:sz w:val="24"/>
+          <w:u w:val="none"/>
+        </w:rPr>
+        <w:t>3.2. Fathur Ramantha (23312087)</w:t>
+      </w:r>
+      <w:r>
+        <w:rPr>
+          <w:rFonts w:ascii="Times New Roman" w:hAnsi="Times New Roman"/>
+          <w:b w:val="0"/>
+          <w:i w:val="0"/>
+          <w:sz w:val="24"/>
+          <w:u w:val="none"/>
+        </w:rPr>
+        <w:t xml:space="preserve">  ............................  28</w:t>
       </w:r>
     </w:p>
     <w:p>
@@ -2512,17 +2608,17 @@
           <w:sz w:val="24"/>
           <w:u w:val="none"/>
         </w:rPr>
-        <w:t>3.1.4. Cara Mengatasi Kendala</w:t>
-      </w:r>
-      <w:r>
-        <w:rPr>
-          <w:rFonts w:ascii="Times New Roman" w:hAnsi="Times New Roman"/>
-          <w:b w:val="0"/>
-          <w:i w:val="0"/>
-          <w:sz w:val="24"/>
-          <w:u w:val="none"/>
-        </w:rPr>
-        <w:t xml:space="preserve">  ...............................  23</w:t>
+        <w:t>3.2.1. Bidang Kerja</w:t>
+      </w:r>
+      <w:r>
+        <w:rPr>
+          <w:rFonts w:ascii="Times New Roman" w:hAnsi="Times New Roman"/>
+          <w:b w:val="0"/>
+          <w:i w:val="0"/>
+          <w:sz w:val="24"/>
+          <w:u w:val="none"/>
+        </w:rPr>
+        <w:t xml:space="preserve">  ......................................  28</w:t>
       </w:r>
     </w:p>
     <w:p>
@@ -2539,17 +2635,17 @@
           <w:sz w:val="24"/>
           <w:u w:val="none"/>
         </w:rPr>
-        <w:t>3.2. Fathur Ramantha (23312087)</w:t>
-      </w:r>
-      <w:r>
-        <w:rPr>
-          <w:rFonts w:ascii="Times New Roman" w:hAnsi="Times New Roman"/>
-          <w:b w:val="0"/>
-          <w:i w:val="0"/>
-          <w:sz w:val="24"/>
-          <w:u w:val="none"/>
-        </w:rPr>
-        <w:t xml:space="preserve">  .............................  25</w:t>
+        <w:t>3.2.2. Pelaksanaan Kerja</w:t>
+      </w:r>
+      <w:r>
+        <w:rPr>
+          <w:rFonts w:ascii="Times New Roman" w:hAnsi="Times New Roman"/>
+          <w:b w:val="0"/>
+          <w:i w:val="0"/>
+          <w:sz w:val="24"/>
+          <w:u w:val="none"/>
+        </w:rPr>
+        <w:t xml:space="preserve">  .................................  29</w:t>
       </w:r>
     </w:p>
     <w:p>
@@ -2566,17 +2662,17 @@
           <w:sz w:val="24"/>
           <w:u w:val="none"/>
         </w:rPr>
-        <w:t>3.2.1. Bidang Kerja</w:t>
-      </w:r>
-      <w:r>
-        <w:rPr>
-          <w:rFonts w:ascii="Times New Roman" w:hAnsi="Times New Roman"/>
-          <w:b w:val="0"/>
-          <w:i w:val="0"/>
-          <w:sz w:val="24"/>
-          <w:u w:val="none"/>
-        </w:rPr>
-        <w:t xml:space="preserve">  .........................................  25</w:t>
+        <w:t>3.2.3. Kendala yang Dihadapi</w:t>
+      </w:r>
+      <w:r>
+        <w:rPr>
+          <w:rFonts w:ascii="Times New Roman" w:hAnsi="Times New Roman"/>
+          <w:b w:val="0"/>
+          <w:i w:val="0"/>
+          <w:sz w:val="24"/>
+          <w:u w:val="none"/>
+        </w:rPr>
+        <w:t xml:space="preserve">  .............................  36</w:t>
       </w:r>
     </w:p>
     <w:p>
@@ -2593,17 +2689,44 @@
           <w:sz w:val="24"/>
           <w:u w:val="none"/>
         </w:rPr>
-        <w:t>3.2.2. Pelaksanaan Kerja</w:t>
-      </w:r>
-      <w:r>
-        <w:rPr>
-          <w:rFonts w:ascii="Times New Roman" w:hAnsi="Times New Roman"/>
-          <w:b w:val="0"/>
-          <w:i w:val="0"/>
-          <w:sz w:val="24"/>
-          <w:u w:val="none"/>
-        </w:rPr>
-        <w:t xml:space="preserve">  ....................................  26</w:t>
+        <w:t>3.2.4. Cara Mengatasi Kendala</w:t>
+      </w:r>
+      <w:r>
+        <w:rPr>
+          <w:rFonts w:ascii="Times New Roman" w:hAnsi="Times New Roman"/>
+          <w:b w:val="0"/>
+          <w:i w:val="0"/>
+          <w:sz w:val="24"/>
+          <w:u w:val="none"/>
+        </w:rPr>
+        <w:t xml:space="preserve">  ............................  37</w:t>
+      </w:r>
+    </w:p>
+    <w:p>
+      <w:pPr>
+        <w:spacing w:before="0" w:after="0" w:line="360" w:lineRule="auto"/>
+        <w:ind w:left="357"/>
+        <w:jc w:val="left"/>
+      </w:pPr>
+      <w:r>
+        <w:rPr>
+          <w:rFonts w:ascii="Times New Roman" w:hAnsi="Times New Roman"/>
+          <w:b w:val="0"/>
+          <w:i w:val="0"/>
+          <w:sz w:val="24"/>
+          <w:u w:val="none"/>
+        </w:rPr>
+        <w:t>3.3. I Putu Pandu (23312088)</w:t>
+      </w:r>
+      <w:r>
+        <w:rPr>
+          <w:rFonts w:ascii="Times New Roman" w:hAnsi="Times New Roman"/>
+          <w:b w:val="0"/>
+          <w:i w:val="0"/>
+          <w:sz w:val="24"/>
+          <w:u w:val="none"/>
+        </w:rPr>
+        <w:t xml:space="preserve">  ...............................  40</w:t>
       </w:r>
     </w:p>
     <w:p>
@@ -2620,17 +2743,17 @@
           <w:sz w:val="24"/>
           <w:u w:val="none"/>
         </w:rPr>
-        <w:t>3.2.3. Kendala yang Dihadapi</w:t>
-      </w:r>
-      <w:r>
-        <w:rPr>
-          <w:rFonts w:ascii="Times New Roman" w:hAnsi="Times New Roman"/>
-          <w:b w:val="0"/>
-          <w:i w:val="0"/>
-          <w:sz w:val="24"/>
-          <w:u w:val="none"/>
-        </w:rPr>
-        <w:t xml:space="preserve">  ................................  32</w:t>
+        <w:t>3.3.1. Bidang Kerja</w:t>
+      </w:r>
+      <w:r>
+        <w:rPr>
+          <w:rFonts w:ascii="Times New Roman" w:hAnsi="Times New Roman"/>
+          <w:b w:val="0"/>
+          <w:i w:val="0"/>
+          <w:sz w:val="24"/>
+          <w:u w:val="none"/>
+        </w:rPr>
+        <w:t xml:space="preserve">  ......................................  40</w:t>
       </w:r>
     </w:p>
     <w:p>
@@ -2647,17 +2770,17 @@
           <w:sz w:val="24"/>
           <w:u w:val="none"/>
         </w:rPr>
-        <w:t>3.2.4. Cara Mengatasi Kendala</w:t>
-      </w:r>
-      <w:r>
-        <w:rPr>
-          <w:rFonts w:ascii="Times New Roman" w:hAnsi="Times New Roman"/>
-          <w:b w:val="0"/>
-          <w:i w:val="0"/>
-          <w:sz w:val="24"/>
-          <w:u w:val="none"/>
-        </w:rPr>
-        <w:t xml:space="preserve">  ...............................  33</w:t>
+        <w:t>3.3.2. Pelaksanaan Kerja</w:t>
+      </w:r>
+      <w:r>
+        <w:rPr>
+          <w:rFonts w:ascii="Times New Roman" w:hAnsi="Times New Roman"/>
+          <w:b w:val="0"/>
+          <w:i w:val="0"/>
+          <w:sz w:val="24"/>
+          <w:u w:val="none"/>
+        </w:rPr>
+        <w:t xml:space="preserve">  .................................  41</w:t>
       </w:r>
     </w:p>
     <w:p>
@@ -2674,17 +2797,17 @@
           <w:sz w:val="24"/>
           <w:u w:val="none"/>
         </w:rPr>
-        <w:t>3.3. I Putu Pandu (23312088)</w:t>
-      </w:r>
-      <w:r>
-        <w:rPr>
-          <w:rFonts w:ascii="Times New Roman" w:hAnsi="Times New Roman"/>
-          <w:b w:val="0"/>
-          <w:i w:val="0"/>
-          <w:sz w:val="24"/>
-          <w:u w:val="none"/>
-        </w:rPr>
-        <w:t xml:space="preserve">  ................................  35</w:t>
+        <w:t>3.3.3. Kendala yang Dihadapi</w:t>
+      </w:r>
+      <w:r>
+        <w:rPr>
+          <w:rFonts w:ascii="Times New Roman" w:hAnsi="Times New Roman"/>
+          <w:b w:val="0"/>
+          <w:i w:val="0"/>
+          <w:sz w:val="24"/>
+          <w:u w:val="none"/>
+        </w:rPr>
+        <w:t xml:space="preserve">  .............................  48</w:t>
       </w:r>
     </w:p>
     <w:p>
@@ -2701,17 +2824,97 @@
           <w:sz w:val="24"/>
           <w:u w:val="none"/>
         </w:rPr>
-        <w:t>3.3.1. Bidang Kerja</w:t>
-      </w:r>
-      <w:r>
-        <w:rPr>
-          <w:rFonts w:ascii="Times New Roman" w:hAnsi="Times New Roman"/>
-          <w:b w:val="0"/>
-          <w:i w:val="0"/>
-          <w:sz w:val="24"/>
-          <w:u w:val="none"/>
-        </w:rPr>
-        <w:t xml:space="preserve">  .........................................  35</w:t>
+        <w:t>3.3.4. Cara Mengatasi Kendala</w:t>
+      </w:r>
+      <w:r>
+        <w:rPr>
+          <w:rFonts w:ascii="Times New Roman" w:hAnsi="Times New Roman"/>
+          <w:b w:val="0"/>
+          <w:i w:val="0"/>
+          <w:sz w:val="24"/>
+          <w:u w:val="none"/>
+        </w:rPr>
+        <w:t xml:space="preserve">  ............................  49</w:t>
+      </w:r>
+    </w:p>
+    <w:p>
+      <w:pPr>
+        <w:spacing w:before="0" w:after="0" w:line="360" w:lineRule="auto"/>
+        <w:jc w:val="left"/>
+      </w:pPr>
+      <w:r>
+        <w:rPr>
+          <w:rFonts w:ascii="Times New Roman" w:hAnsi="Times New Roman"/>
+          <w:b/>
+          <w:i w:val="0"/>
+          <w:sz w:val="24"/>
+          <w:u w:val="none"/>
+        </w:rPr>
+        <w:t>BAB IV PENUTUP</w:t>
+      </w:r>
+      <w:r>
+        <w:rPr>
+          <w:rFonts w:ascii="Times New Roman" w:hAnsi="Times New Roman"/>
+          <w:b w:val="0"/>
+          <w:i w:val="0"/>
+          <w:sz w:val="24"/>
+          <w:u w:val="none"/>
+        </w:rPr>
+        <w:t xml:space="preserve">  ..............................................  52</w:t>
+      </w:r>
+    </w:p>
+    <w:p>
+      <w:pPr>
+        <w:spacing w:before="0" w:after="0" w:line="360" w:lineRule="auto"/>
+        <w:ind w:left="357"/>
+        <w:jc w:val="left"/>
+      </w:pPr>
+      <w:r>
+        <w:rPr>
+          <w:rFonts w:ascii="Times New Roman" w:hAnsi="Times New Roman"/>
+          <w:b w:val="0"/>
+          <w:i w:val="0"/>
+          <w:sz w:val="24"/>
+          <w:u w:val="none"/>
+        </w:rPr>
+        <w:t>4.1. Simpulan</w:t>
+      </w:r>
+      <w:r>
+        <w:rPr>
+          <w:rFonts w:ascii="Times New Roman" w:hAnsi="Times New Roman"/>
+          <w:b w:val="0"/>
+          <w:i w:val="0"/>
+          <w:sz w:val="24"/>
+          <w:u w:val="none"/>
+        </w:rPr>
+        <w:t xml:space="preserve">  ..............................................  52</w:t>
+      </w:r>
+    </w:p>
+    <w:p>
+      <w:pPr>
+        <w:spacing w:before="0" w:after="0" w:line="360" w:lineRule="auto"/>
+        <w:ind w:left="357"/>
+        <w:jc w:val="left"/>
+      </w:pPr>
+      <w:r>
+        <w:rPr>
+          <w:rFonts w:ascii="Times New Roman" w:hAnsi="Times New Roman"/>
+          <w:b w:val="0"/>
+          <w:i w:val="0"/>
+          <w:sz w:val="24"/>
+          <w:u w:val="none"/>
+        </w:rPr>
+        <w:t>4.2. Saran</w:t>
+      </w:r>
+      <w:r>
+        <w:rPr>
+          <w:rFonts w:ascii="Times New Roman" w:hAnsi="Times New Roman"/>
+          <w:b w:val="0"/>
+          <w:i w:val="0"/>
+          <w:sz w:val="24"/>
+          <w:u w:val="none"/>
+        </w:rPr>
+        <w:t xml:space="preserve">  .................................................  54</w:t>
       </w:r>
     </w:p>
     <w:p>
@@ -2728,17 +2931,17 @@
           <w:sz w:val="24"/>
           <w:u w:val="none"/>
         </w:rPr>
-        <w:t>3.3.2. Pelaksanaan Kerja</w:t>
-      </w:r>
-      <w:r>
-        <w:rPr>
-          <w:rFonts w:ascii="Times New Roman" w:hAnsi="Times New Roman"/>
-          <w:b w:val="0"/>
-          <w:i w:val="0"/>
-          <w:sz w:val="24"/>
-          <w:u w:val="none"/>
-        </w:rPr>
-        <w:t xml:space="preserve">  ....................................  36</w:t>
+        <w:t>4.2.1. Untuk CV Newus Teknologi</w:t>
+      </w:r>
+      <w:r>
+        <w:rPr>
+          <w:rFonts w:ascii="Times New Roman" w:hAnsi="Times New Roman"/>
+          <w:b w:val="0"/>
+          <w:i w:val="0"/>
+          <w:sz w:val="24"/>
+          <w:u w:val="none"/>
+        </w:rPr>
+        <w:t xml:space="preserve">  ..........................  54</w:t>
       </w:r>
     </w:p>
     <w:p>
@@ -2755,44 +2958,17 @@
           <w:sz w:val="24"/>
           <w:u w:val="none"/>
         </w:rPr>
-        <w:t>3.3.3. Kendala yang Dihadapi</w:t>
-      </w:r>
-      <w:r>
-        <w:rPr>
-          <w:rFonts w:ascii="Times New Roman" w:hAnsi="Times New Roman"/>
-          <w:b w:val="0"/>
-          <w:i w:val="0"/>
-          <w:sz w:val="24"/>
-          <w:u w:val="none"/>
-        </w:rPr>
-        <w:t xml:space="preserve">  ................................  42</w:t>
-      </w:r>
-    </w:p>
-    <w:p>
-      <w:pPr>
-        <w:spacing w:before="0" w:after="0" w:line="360" w:lineRule="auto"/>
-        <w:ind w:left="720"/>
-        <w:jc w:val="left"/>
-      </w:pPr>
-      <w:r>
-        <w:rPr>
-          <w:rFonts w:ascii="Times New Roman" w:hAnsi="Times New Roman"/>
-          <w:b w:val="0"/>
-          <w:i w:val="0"/>
-          <w:sz w:val="24"/>
-          <w:u w:val="none"/>
-        </w:rPr>
-        <w:t>3.3.4. Cara Mengatasi Kendala</w:t>
-      </w:r>
-      <w:r>
-        <w:rPr>
-          <w:rFonts w:ascii="Times New Roman" w:hAnsi="Times New Roman"/>
-          <w:b w:val="0"/>
-          <w:i w:val="0"/>
-          <w:sz w:val="24"/>
-          <w:u w:val="none"/>
-        </w:rPr>
-        <w:t xml:space="preserve">  ...............................  43</w:t>
+        <w:t>4.2.2. Kontribusi terhadap IPTEK</w:t>
+      </w:r>
+      <w:r>
+        <w:rPr>
+          <w:rFonts w:ascii="Times New Roman" w:hAnsi="Times New Roman"/>
+          <w:b w:val="0"/>
+          <w:i w:val="0"/>
+          <w:sz w:val="24"/>
+          <w:u w:val="none"/>
+        </w:rPr>
+        <w:t xml:space="preserve">  .........................  55</w:t>
       </w:r>
     </w:p>
     <w:p>
@@ -2808,71 +2984,17 @@
           <w:sz w:val="24"/>
           <w:u w:val="none"/>
         </w:rPr>
-        <w:t>BAB IV PENUTUP</w:t>
-      </w:r>
-      <w:r>
-        <w:rPr>
-          <w:rFonts w:ascii="Times New Roman" w:hAnsi="Times New Roman"/>
-          <w:b w:val="0"/>
-          <w:i w:val="0"/>
-          <w:sz w:val="24"/>
-          <w:u w:val="none"/>
-        </w:rPr>
-        <w:t xml:space="preserve">  ..............................................  45</w:t>
-      </w:r>
-    </w:p>
-    <w:p>
-      <w:pPr>
-        <w:spacing w:before="0" w:after="0" w:line="360" w:lineRule="auto"/>
-        <w:ind w:left="357"/>
-        <w:jc w:val="left"/>
-      </w:pPr>
-      <w:r>
-        <w:rPr>
-          <w:rFonts w:ascii="Times New Roman" w:hAnsi="Times New Roman"/>
-          <w:b w:val="0"/>
-          <w:i w:val="0"/>
-          <w:sz w:val="24"/>
-          <w:u w:val="none"/>
-        </w:rPr>
-        <w:t>4.1. Kesimpulan</w:t>
-      </w:r>
-      <w:r>
-        <w:rPr>
-          <w:rFonts w:ascii="Times New Roman" w:hAnsi="Times New Roman"/>
-          <w:b w:val="0"/>
-          <w:i w:val="0"/>
-          <w:sz w:val="24"/>
-          <w:u w:val="none"/>
-        </w:rPr>
-        <w:t xml:space="preserve">  .............................................  45</w:t>
-      </w:r>
-    </w:p>
-    <w:p>
-      <w:pPr>
-        <w:spacing w:before="0" w:after="0" w:line="360" w:lineRule="auto"/>
-        <w:ind w:left="720"/>
-        <w:jc w:val="left"/>
-      </w:pPr>
-      <w:r>
-        <w:rPr>
-          <w:rFonts w:ascii="Times New Roman" w:hAnsi="Times New Roman"/>
-          <w:b w:val="0"/>
-          <w:i w:val="0"/>
-          <w:sz w:val="24"/>
-          <w:u w:val="none"/>
-        </w:rPr>
-        <w:t>4.2. Saran</w:t>
-      </w:r>
-      <w:r>
-        <w:rPr>
-          <w:rFonts w:ascii="Times New Roman" w:hAnsi="Times New Roman"/>
-          <w:b w:val="0"/>
-          <w:i w:val="0"/>
-          <w:sz w:val="24"/>
-          <w:u w:val="none"/>
-        </w:rPr>
-        <w:t xml:space="preserve">  ..................................................  46</w:t>
+        <w:t>DAFTAR PUSTAKA</w:t>
+      </w:r>
+      <w:r>
+        <w:rPr>
+          <w:rFonts w:ascii="Times New Roman" w:hAnsi="Times New Roman"/>
+          <w:b w:val="0"/>
+          <w:i w:val="0"/>
+          <w:sz w:val="24"/>
+          <w:u w:val="none"/>
+        </w:rPr>
+        <w:t xml:space="preserve">  ..............................................  56</w:t>
       </w:r>
     </w:p>
     <w:p>
@@ -2888,17 +3010,38 @@
           <w:sz w:val="24"/>
           <w:u w:val="none"/>
         </w:rPr>
-        <w:t>DAFTAR PUSTAKA</w:t>
-      </w:r>
-      <w:r>
-        <w:rPr>
-          <w:rFonts w:ascii="Times New Roman" w:hAnsi="Times New Roman"/>
-          <w:b w:val="0"/>
-          <w:i w:val="0"/>
-          <w:sz w:val="24"/>
-          <w:u w:val="none"/>
-        </w:rPr>
-        <w:t xml:space="preserve">  ..............................................  48</w:t>
+        <w:t>LAMPIRAN</w:t>
+      </w:r>
+      <w:r>
+        <w:rPr>
+          <w:rFonts w:ascii="Times New Roman" w:hAnsi="Times New Roman"/>
+          <w:b w:val="0"/>
+          <w:i w:val="0"/>
+          <w:sz w:val="24"/>
+          <w:u w:val="none"/>
+        </w:rPr>
+        <w:t xml:space="preserve">  ....................................................  57</w:t>
+      </w:r>
+    </w:p>
+    <w:p>
+      <w:r>
+        <w:br w:type="page"/>
+      </w:r>
+    </w:p>
+    <w:p>
+      <w:pPr>
+        <w:spacing w:before="0" w:after="240" w:line="240" w:lineRule="auto"/>
+        <w:jc w:val="center"/>
+      </w:pPr>
+      <w:r>
+        <w:rPr>
+          <w:rFonts w:ascii="Times New Roman" w:hAnsi="Times New Roman"/>
+          <w:b/>
+          <w:i w:val="0"/>
+          <w:sz w:val="28"/>
+          <w:u w:val="none"/>
+        </w:rPr>
+        <w:t>DAFTAR TABEL</w:t>
       </w:r>
     </w:p>
     <w:p>
@@ -2909,22 +3052,76 @@
       <w:r>
         <w:rPr>
           <w:rFonts w:ascii="Times New Roman" w:hAnsi="Times New Roman"/>
-          <w:b/>
-          <w:i w:val="0"/>
-          <w:sz w:val="24"/>
-          <w:u w:val="none"/>
-        </w:rPr>
-        <w:t>LAMPIRAN</w:t>
-      </w:r>
-      <w:r>
-        <w:rPr>
-          <w:rFonts w:ascii="Times New Roman" w:hAnsi="Times New Roman"/>
-          <w:b w:val="0"/>
-          <w:i w:val="0"/>
-          <w:sz w:val="24"/>
-          <w:u w:val="none"/>
-        </w:rPr>
-        <w:t xml:space="preserve">  ....................................................  49</w:t>
+          <w:b w:val="0"/>
+          <w:i w:val="0"/>
+          <w:sz w:val="24"/>
+          <w:u w:val="none"/>
+        </w:rPr>
+        <w:t>Tabel 1.1  Tahapan Kegiatan Praktik Kerja Lapangan (PKL)</w:t>
+      </w:r>
+    </w:p>
+    <w:p>
+      <w:pPr>
+        <w:spacing w:before="0" w:after="0" w:line="360" w:lineRule="auto"/>
+        <w:jc w:val="left"/>
+      </w:pPr>
+      <w:r>
+        <w:rPr>
+          <w:rFonts w:ascii="Times New Roman" w:hAnsi="Times New Roman"/>
+          <w:b w:val="0"/>
+          <w:i w:val="0"/>
+          <w:sz w:val="24"/>
+          <w:u w:val="none"/>
+        </w:rPr>
+        <w:t>Tabel 3.1  Daftar Endpoint RESTful API Laravel 11</w:t>
+      </w:r>
+    </w:p>
+    <w:p>
+      <w:pPr>
+        <w:spacing w:before="0" w:after="0" w:line="360" w:lineRule="auto"/>
+        <w:jc w:val="left"/>
+      </w:pPr>
+      <w:r>
+        <w:rPr>
+          <w:rFonts w:ascii="Times New Roman" w:hAnsi="Times New Roman"/>
+          <w:b w:val="0"/>
+          <w:i w:val="0"/>
+          <w:sz w:val="24"/>
+          <w:u w:val="none"/>
+        </w:rPr>
+        <w:t>Tabel 3.2  Struktur Tabel Basis Data MySQL</w:t>
+      </w:r>
+    </w:p>
+    <w:p>
+      <w:pPr>
+        <w:spacing w:before="0" w:after="0" w:line="360" w:lineRule="auto"/>
+        <w:jc w:val="left"/>
+      </w:pPr>
+      <w:r>
+        <w:rPr>
+          <w:rFonts w:ascii="Times New Roman" w:hAnsi="Times New Roman"/>
+          <w:b w:val="0"/>
+          <w:i w:val="0"/>
+          <w:sz w:val="24"/>
+          <w:u w:val="none"/>
+        </w:rPr>
+        <w:t>Tabel 3.3  Daftar Komponen Antarmuka Next.js</w:t>
+      </w:r>
+    </w:p>
+    <w:p>
+      <w:pPr>
+        <w:spacing w:before="0" w:after="0" w:line="360" w:lineRule="auto"/>
+        <w:jc w:val="left"/>
+      </w:pPr>
+      <w:r>
+        <w:rPr>
+          <w:rFonts w:ascii="Times New Roman" w:hAnsi="Times New Roman"/>
+          <w:b w:val="0"/>
+          <w:i w:val="0"/>
+          <w:sz w:val="24"/>
+          <w:u w:val="none"/>
+        </w:rPr>
+        <w:t>Tabel 3.4  Hasil Pengujian Otomatis (E2E Automated Bot Testing)</w:t>
       </w:r>
     </w:p>
     <w:p>
@@ -2945,7 +3142,7 @@
           <w:sz w:val="28"/>
           <w:u w:val="none"/>
         </w:rPr>
-        <w:t>DAFTAR TABEL</w:t>
+        <w:t>DAFTAR GAMBAR</w:t>
       </w:r>
     </w:p>
     <w:p>
@@ -2961,7 +3158,7 @@
           <w:sz w:val="24"/>
           <w:u w:val="none"/>
         </w:rPr>
-        <w:t>Tabel 1.1  Tahapan Kegiatan Praktik Kerja Lapangan (PKL)</w:t>
+        <w:t>Gambar 1.1  Tempat Praktik Kerja Lapangan (PKL)</w:t>
       </w:r>
     </w:p>
     <w:p>
@@ -2977,7 +3174,7 @@
           <w:sz w:val="24"/>
           <w:u w:val="none"/>
         </w:rPr>
-        <w:t>Tabel 3.1  Daftar Endpoint RESTful API Laravel 11</w:t>
+        <w:t>Gambar 2.1  Logo CV Newus Teknologi</w:t>
       </w:r>
     </w:p>
     <w:p>
@@ -2993,7 +3190,7 @@
           <w:sz w:val="24"/>
           <w:u w:val="none"/>
         </w:rPr>
-        <w:t>Tabel 3.2  Struktur Tabel Basis Data MySQL</w:t>
+        <w:t>Gambar 2.2  Struktur Organisasi CV Newus Teknologi</w:t>
       </w:r>
     </w:p>
     <w:p>
@@ -3009,7 +3206,7 @@
           <w:sz w:val="24"/>
           <w:u w:val="none"/>
         </w:rPr>
-        <w:t>Tabel 3.3  Daftar Komponen Antarmuka Next.js</w:t>
+        <w:t>Gambar 3.1  Arsitektur Sistem LMS (Frontend dan Backend)</w:t>
       </w:r>
     </w:p>
     <w:p>
@@ -3025,28 +3222,7 @@
           <w:sz w:val="24"/>
           <w:u w:val="none"/>
         </w:rPr>
-        <w:t>Tabel 3.4  Hasil Pengujian Otomatis (E2E Automated Bot Testing)</w:t>
-      </w:r>
-    </w:p>
-    <w:p>
-      <w:r>
-        <w:br w:type="page"/>
-      </w:r>
-    </w:p>
-    <w:p>
-      <w:pPr>
-        <w:spacing w:before="0" w:after="240" w:line="240" w:lineRule="auto"/>
-        <w:jc w:val="center"/>
-      </w:pPr>
-      <w:r>
-        <w:rPr>
-          <w:rFonts w:ascii="Times New Roman" w:hAnsi="Times New Roman"/>
-          <w:b/>
-          <w:i w:val="0"/>
-          <w:sz w:val="28"/>
-          <w:u w:val="none"/>
-        </w:rPr>
-        <w:t>DAFTAR GAMBAR</w:t>
+        <w:t>Gambar 3.2  Entity Relationship Diagram (ERD) Basis Data</w:t>
       </w:r>
     </w:p>
     <w:p>
@@ -3062,7 +3238,7 @@
           <w:sz w:val="24"/>
           <w:u w:val="none"/>
         </w:rPr>
-        <w:t>Gambar 1.1  Tempat Praktik Kerja Lapangan (PKL)</w:t>
+        <w:t>Gambar 3.3  Diagram Use Case Terpadu Sistem LMS</w:t>
       </w:r>
     </w:p>
     <w:p>
@@ -3078,7 +3254,7 @@
           <w:sz w:val="24"/>
           <w:u w:val="none"/>
         </w:rPr>
-        <w:t>Gambar 2.1  Logo CV Newus Teknologi</w:t>
+        <w:t>Gambar 3.4  Diagram Alir (Flowchart) Sistem Terpadu</w:t>
       </w:r>
     </w:p>
     <w:p>
@@ -3094,7 +3270,7 @@
           <w:sz w:val="24"/>
           <w:u w:val="none"/>
         </w:rPr>
-        <w:t>Gambar 2.2  Struktur Organisasi CV Newus Teknologi</w:t>
+        <w:t>Gambar 3.5  Tampilan Halaman Login Sistem LMS</w:t>
       </w:r>
     </w:p>
     <w:p>
@@ -3110,7 +3286,7 @@
           <w:sz w:val="24"/>
           <w:u w:val="none"/>
         </w:rPr>
-        <w:t>Gambar 3.1  Arsitektur Sistem LMS (Frontend dan Backend)</w:t>
+        <w:t>Gambar 3.6  Tampilan Dashboard Administrator</w:t>
       </w:r>
     </w:p>
     <w:p>
@@ -3126,7 +3302,7 @@
           <w:sz w:val="24"/>
           <w:u w:val="none"/>
         </w:rPr>
-        <w:t>Gambar 3.2  Entity Relationship Diagram (ERD) Basis Data</w:t>
+        <w:t>Gambar 3.7  Tampilan Dashboard Guru Pengajar</w:t>
       </w:r>
     </w:p>
     <w:p>
@@ -3142,7 +3318,7 @@
           <w:sz w:val="24"/>
           <w:u w:val="none"/>
         </w:rPr>
-        <w:t>Gambar 3.3  Diagram Use Case Terpadu Sistem LMS</w:t>
+        <w:t>Gambar 3.8  Tampilan Dashboard Siswa</w:t>
       </w:r>
     </w:p>
     <w:p>
@@ -3158,7 +3334,7 @@
           <w:sz w:val="24"/>
           <w:u w:val="none"/>
         </w:rPr>
-        <w:t>Gambar 3.4  Diagram Alir (Flowchart) Sistem Terpadu</w:t>
+        <w:t>Gambar 3.9  Tampilan Halaman Manajemen Kelas</w:t>
       </w:r>
     </w:p>
     <w:p>
@@ -3174,7 +3350,7 @@
           <w:sz w:val="24"/>
           <w:u w:val="none"/>
         </w:rPr>
-        <w:t>Gambar 3.5  Tampilan Halaman Login Sistem LMS</w:t>
+        <w:t>Gambar 3.10  Tampilan Halaman Presensi Siswa</w:t>
       </w:r>
     </w:p>
     <w:p>
@@ -3190,7 +3366,7 @@
           <w:sz w:val="24"/>
           <w:u w:val="none"/>
         </w:rPr>
-        <w:t>Gambar 3.6  Tampilan Dashboard Administrator</w:t>
+        <w:t>Gambar 3.11  Tampilan Halaman Penugasan LKPD</w:t>
       </w:r>
     </w:p>
     <w:p>
@@ -3206,7 +3382,7 @@
           <w:sz w:val="24"/>
           <w:u w:val="none"/>
         </w:rPr>
-        <w:t>Gambar 3.7  Tampilan Dashboard Guru Pengajar</w:t>
+        <w:t>Gambar 3.12  Tampilan Halaman Rekapitulasi Nilai Rapor</w:t>
       </w:r>
     </w:p>
     <w:p>
@@ -3222,7 +3398,7 @@
           <w:sz w:val="24"/>
           <w:u w:val="none"/>
         </w:rPr>
-        <w:t>Gambar 3.8  Tampilan Dashboard Siswa</w:t>
+        <w:t>Gambar 3.13  Tampilan Lonceng Notifikasi Real-time</w:t>
       </w:r>
     </w:p>
     <w:p>
@@ -3238,7 +3414,7 @@
           <w:sz w:val="24"/>
           <w:u w:val="none"/>
         </w:rPr>
-        <w:t>Gambar 3.9  Tampilan Halaman Manajemen Kelas</w:t>
+        <w:t>Gambar 3.14  Tampilan Fitur Ekspor Laporan Excel</w:t>
       </w:r>
     </w:p>
     <w:p>
@@ -3254,7 +3430,7 @@
           <w:sz w:val="24"/>
           <w:u w:val="none"/>
         </w:rPr>
-        <w:t>Gambar 3.10  Tampilan Halaman Presensi Siswa</w:t>
+        <w:t>Gambar 3.15  Tampilan Halaman Manajemen Modul Bahan Ajar</w:t>
       </w:r>
     </w:p>
     <w:p>
@@ -3270,7 +3446,7 @@
           <w:sz w:val="24"/>
           <w:u w:val="none"/>
         </w:rPr>
-        <w:t>Gambar 3.11  Tampilan Halaman Penugasan LKPD</w:t>
+        <w:t>Gambar 3.16  Tampilan Halaman Input Nilai UTS/UAS</w:t>
       </w:r>
     </w:p>
     <w:p>
@@ -3286,7 +3462,7 @@
           <w:sz w:val="24"/>
           <w:u w:val="none"/>
         </w:rPr>
-        <w:t>Gambar 3.12  Tampilan Halaman Rekapitulasi Nilai Rapor</w:t>
+        <w:t>Gambar 3.17  Tampilan Halaman Bulk Import Spreadsheet</w:t>
       </w:r>
     </w:p>
     <w:p>
@@ -3302,39 +3478,7 @@
           <w:sz w:val="24"/>
           <w:u w:val="none"/>
         </w:rPr>
-        <w:t>Gambar 3.13  Tampilan Lonceng Notifikasi Real-time</w:t>
-      </w:r>
-    </w:p>
-    <w:p>
-      <w:pPr>
-        <w:spacing w:before="0" w:after="0" w:line="360" w:lineRule="auto"/>
-        <w:jc w:val="left"/>
-      </w:pPr>
-      <w:r>
-        <w:rPr>
-          <w:rFonts w:ascii="Times New Roman" w:hAnsi="Times New Roman"/>
-          <w:b w:val="0"/>
-          <w:i w:val="0"/>
-          <w:sz w:val="24"/>
-          <w:u w:val="none"/>
-        </w:rPr>
-        <w:t>Gambar 3.14  Tampilan Fitur Ekspor Laporan Excel</w:t>
-      </w:r>
-    </w:p>
-    <w:p>
-      <w:pPr>
-        <w:spacing w:before="0" w:after="0" w:line="360" w:lineRule="auto"/>
-        <w:jc w:val="left"/>
-      </w:pPr>
-      <w:r>
-        <w:rPr>
-          <w:rFonts w:ascii="Times New Roman" w:hAnsi="Times New Roman"/>
-          <w:b w:val="0"/>
-          <w:i w:val="0"/>
-          <w:sz w:val="24"/>
-          <w:u w:val="none"/>
-        </w:rPr>
-        <w:t>Gambar 3.15  Dokumentasi Kegiatan PKL di CV Newus Teknologi</w:t>
+        <w:t>Gambar 3.18  Dokumentasi Kegiatan PKL di CV Newus Teknologi</w:t>
       </w:r>
     </w:p>
     <w:p>
@@ -3509,7 +3653,27 @@
           <w:sz w:val="24"/>
           <w:u w:val="none"/>
         </w:rPr>
-        <w:t xml:space="preserve"> dengan tugas merancang dan membangun Learning Management System (LMS) berbasis web menggunakan </w:t>
+        <w:t xml:space="preserve"> dengan tugas merancang dan membangun </w:t>
+      </w:r>
+      <w:r>
+        <w:rPr>
+          <w:rFonts w:ascii="Times New Roman" w:hAnsi="Times New Roman"/>
+          <w:b w:val="0"/>
+          <w:i/>
+          <w:sz w:val="24"/>
+          <w:u w:val="none"/>
+        </w:rPr>
+        <w:t xml:space="preserve">Learning Management System </w:t>
+      </w:r>
+      <w:r>
+        <w:rPr>
+          <w:rFonts w:ascii="Times New Roman" w:hAnsi="Times New Roman"/>
+          <w:b w:val="0"/>
+          <w:i w:val="0"/>
+          <w:sz w:val="24"/>
+          <w:u w:val="none"/>
+        </w:rPr>
+        <w:t xml:space="preserve">(LMS) berbasis web menggunakan </w:t>
       </w:r>
       <w:r>
         <w:rPr>
@@ -3666,57 +3830,7 @@
           <w:sz w:val="24"/>
           <w:u w:val="none"/>
         </w:rPr>
-        <w:t xml:space="preserve">, serta ekspor rekapitulasi nilai dan kehadiran ke format Excel (.xlsx). Penulis juga mempelajari alur kerja pengembangan sistem mulai dari analisis kebutuhan, perancangan basis data, implementasi </w:t>
-      </w:r>
-      <w:r>
-        <w:rPr>
-          <w:rFonts w:ascii="Times New Roman" w:hAnsi="Times New Roman"/>
-          <w:b w:val="0"/>
-          <w:i/>
-          <w:sz w:val="24"/>
-          <w:u w:val="none"/>
-        </w:rPr>
-        <w:t>RESTful API</w:t>
-      </w:r>
-      <w:r>
-        <w:rPr>
-          <w:rFonts w:ascii="Times New Roman" w:hAnsi="Times New Roman"/>
-          <w:b w:val="0"/>
-          <w:i w:val="0"/>
-          <w:sz w:val="24"/>
-          <w:u w:val="none"/>
-        </w:rPr>
-        <w:t xml:space="preserve">, pembangunan antarmuka pengguna, hingga pengujian dan </w:t>
-      </w:r>
-      <w:r>
-        <w:rPr>
-          <w:rFonts w:ascii="Times New Roman" w:hAnsi="Times New Roman"/>
-          <w:b w:val="0"/>
-          <w:i/>
-          <w:sz w:val="24"/>
-          <w:u w:val="none"/>
-        </w:rPr>
-        <w:t xml:space="preserve">deployment </w:t>
-      </w:r>
-      <w:r>
-        <w:rPr>
-          <w:rFonts w:ascii="Times New Roman" w:hAnsi="Times New Roman"/>
-          <w:b w:val="0"/>
-          <w:i w:val="0"/>
-          <w:sz w:val="24"/>
-          <w:u w:val="none"/>
-        </w:rPr>
-        <w:t xml:space="preserve">ke </w:t>
-      </w:r>
-      <w:r>
-        <w:rPr>
-          <w:rFonts w:ascii="Times New Roman" w:hAnsi="Times New Roman"/>
-          <w:b w:val="0"/>
-          <w:i/>
-          <w:sz w:val="24"/>
-          <w:u w:val="none"/>
-        </w:rPr>
-        <w:t>cloud.</w:t>
+        <w:t>, serta ekspor rekapitulasi nilai dan kehadiran ke format Excel (.xlsx).</w:t>
       </w:r>
     </w:p>
     <w:p>
@@ -3853,7 +3967,7 @@
           <w:sz w:val="24"/>
           <w:u w:val="none"/>
         </w:rPr>
-        <w:t>API). Kegiatan PKL ini memberikan pengalaman serta pemahaman yang lebih mendalam mengenai dunia kerja profesional, khususnya di bidang pengembangan perangkat lunak. Melalui kegiatan ini, penulis memperoleh peningkatan kemampuan teknis, kemampuan bekerja sama dalam tim, serta pemahaman mengenai proses pengembangan sistem yang digunakan di lingkungan industri.</w:t>
+        <w:t>API). Kegiatan PKL ini memberikan pengalaman serta pemahaman yang lebih mendalam mengenai dunia kerja profesional, khususnya di bidang pengembangan perangkat lunak.</w:t>
       </w:r>
     </w:p>
     <w:p>
@@ -3895,6 +4009,12 @@
     </w:p>
     <w:p>
       <w:pPr>
+        <w:spacing w:before="560" w:after="0" w:line="240" w:lineRule="auto"/>
+        <w:jc w:val="center"/>
+      </w:pPr>
+    </w:p>
+    <w:p>
+      <w:pPr>
         <w:keepNext/>
         <w:spacing w:before="0" w:after="0" w:line="240" w:lineRule="auto"/>
         <w:jc w:val="center"/>
@@ -3930,7 +4050,7 @@
     <w:p>
       <w:pPr>
         <w:keepNext/>
-        <w:spacing w:before="0" w:after="120" w:line="360" w:lineRule="auto"/>
+        <w:spacing w:before="120" w:after="120" w:line="360" w:lineRule="auto"/>
         <w:jc w:val="left"/>
       </w:pPr>
       <w:r>
@@ -3975,7 +4095,47 @@
           <w:sz w:val="24"/>
           <w:u w:val="none"/>
         </w:rPr>
-        <w:t>Fakultas Teknik dan Ilmu Komputer (FTIK) Universitas Teknokrat Indonesia memiliki tujuan untuk menghasilkan lulusan yang tidak hanya menguasai teori, tetapi juga mampu mengimplementasikan ilmu pengetahuan dan teknologi secara profesional di dunia kerja. Namun demikian, terdapat kesenjangan antara pembelajaran yang diperoleh selama perkuliahan dengan kondisi nyata di lingkungan industri. Dalam dunia kerja, seorang tenaga profesional tidak hanya dituntut memiliki kemampuan teknis, tetapi juga kemampuan menganalisis kebutuhan pengguna, berkomunikasi dengan klien, bekerja sama dalam tim, serta beradaptasi terhadap perubahan kebutuhan sistem yang dinamis. Oleh karena itu, diperlukan suatu kegiatan yang dapat menjembatani mahasiswa dengan dunia kerja profesional, yaitu melalui Praktik Kerja Lapangan (PKL).</w:t>
+        <w:t xml:space="preserve">Salah satu bentuk pemanfaatan teknologi informasi dalam dunia pendidikan adalah melalui pengembangan </w:t>
+      </w:r>
+      <w:r>
+        <w:rPr>
+          <w:rFonts w:ascii="Times New Roman" w:hAnsi="Times New Roman"/>
+          <w:b w:val="0"/>
+          <w:i/>
+          <w:sz w:val="24"/>
+          <w:u w:val="none"/>
+        </w:rPr>
+        <w:t xml:space="preserve">Learning Management System </w:t>
+      </w:r>
+      <w:r>
+        <w:rPr>
+          <w:rFonts w:ascii="Times New Roman" w:hAnsi="Times New Roman"/>
+          <w:b w:val="0"/>
+          <w:i w:val="0"/>
+          <w:sz w:val="24"/>
+          <w:u w:val="none"/>
+        </w:rPr>
+        <w:t xml:space="preserve">(LMS). LMS merupakan perangkat lunak yang dirancang untuk membantu pengelolaan kegiatan pembelajaran secara </w:t>
+      </w:r>
+      <w:r>
+        <w:rPr>
+          <w:rFonts w:ascii="Times New Roman" w:hAnsi="Times New Roman"/>
+          <w:b w:val="0"/>
+          <w:i/>
+          <w:sz w:val="24"/>
+          <w:u w:val="none"/>
+        </w:rPr>
+        <w:t xml:space="preserve">daring, </w:t>
+      </w:r>
+      <w:r>
+        <w:rPr>
+          <w:rFonts w:ascii="Times New Roman" w:hAnsi="Times New Roman"/>
+          <w:b w:val="0"/>
+          <w:i w:val="0"/>
+          <w:sz w:val="24"/>
+          <w:u w:val="none"/>
+        </w:rPr>
+        <w:t>meliputi pengelolaan kelas, pendistribusian bahan ajar, penugasan, penilaian, hingga pemantauan kehadiran peserta didik. Dengan adanya LMS, proses pembelajaran tidak lagi dibatasi oleh ruang dan waktu, sehingga interaksi antara guru pengajar dan peserta didik dapat berlangsung secara lebih fleksibel dan terdokumentasi.</w:t>
       </w:r>
     </w:p>
     <w:p>
@@ -3992,87 +4152,7 @@
           <w:sz w:val="24"/>
           <w:u w:val="none"/>
         </w:rPr>
-        <w:t xml:space="preserve">CV Newus Teknologi dipilih sebagai tempat pelaksanaan Praktik Kerja Lapangan karena merupakan perusahaan yang bergerak di bidang teknologi informasi dan berfokus pada pengembangan solusi perangkat lunak sesuai kebutuhan klien. Perusahaan ini memiliki lingkungan kerja yang relevan dengan bidang keilmuan Informatika, khususnya dalam pengembangan sistem informasi berbasis web. Selama melaksanakan PKL, penulis ditugaskan untuk merancang dan membangun </w:t>
-      </w:r>
-      <w:r>
-        <w:rPr>
-          <w:rFonts w:ascii="Times New Roman" w:hAnsi="Times New Roman"/>
-          <w:b w:val="0"/>
-          <w:i/>
-          <w:sz w:val="24"/>
-          <w:u w:val="none"/>
-        </w:rPr>
-        <w:t xml:space="preserve">Learning Management System </w:t>
-      </w:r>
-      <w:r>
-        <w:rPr>
-          <w:rFonts w:ascii="Times New Roman" w:hAnsi="Times New Roman"/>
-          <w:b w:val="0"/>
-          <w:i w:val="0"/>
-          <w:sz w:val="24"/>
-          <w:u w:val="none"/>
-        </w:rPr>
-        <w:t xml:space="preserve">(LMS) berbasis web menggunakan </w:t>
-      </w:r>
-      <w:r>
-        <w:rPr>
-          <w:rFonts w:ascii="Times New Roman" w:hAnsi="Times New Roman"/>
-          <w:b w:val="0"/>
-          <w:i/>
-          <w:sz w:val="24"/>
-          <w:u w:val="none"/>
-        </w:rPr>
-        <w:t xml:space="preserve">framework </w:t>
-      </w:r>
-      <w:r>
-        <w:rPr>
-          <w:rFonts w:ascii="Times New Roman" w:hAnsi="Times New Roman"/>
-          <w:b w:val="0"/>
-          <w:i w:val="0"/>
-          <w:sz w:val="24"/>
-          <w:u w:val="none"/>
-        </w:rPr>
-        <w:t xml:space="preserve">Next.js pada sisi </w:t>
-      </w:r>
-      <w:r>
-        <w:rPr>
-          <w:rFonts w:ascii="Times New Roman" w:hAnsi="Times New Roman"/>
-          <w:b w:val="0"/>
-          <w:i/>
-          <w:sz w:val="24"/>
-          <w:u w:val="none"/>
-        </w:rPr>
-        <w:t xml:space="preserve">frontend </w:t>
-      </w:r>
-      <w:r>
-        <w:rPr>
-          <w:rFonts w:ascii="Times New Roman" w:hAnsi="Times New Roman"/>
-          <w:b w:val="0"/>
-          <w:i w:val="0"/>
-          <w:sz w:val="24"/>
-          <w:u w:val="none"/>
-        </w:rPr>
-        <w:t xml:space="preserve">dan Laravel pada sisi </w:t>
-      </w:r>
-      <w:r>
-        <w:rPr>
-          <w:rFonts w:ascii="Times New Roman" w:hAnsi="Times New Roman"/>
-          <w:b w:val="0"/>
-          <w:i/>
-          <w:sz w:val="24"/>
-          <w:u w:val="none"/>
-        </w:rPr>
-        <w:t xml:space="preserve">backend </w:t>
-      </w:r>
-      <w:r>
-        <w:rPr>
-          <w:rFonts w:ascii="Times New Roman" w:hAnsi="Times New Roman"/>
-          <w:b w:val="0"/>
-          <w:i w:val="0"/>
-          <w:sz w:val="24"/>
-          <w:u w:val="none"/>
-        </w:rPr>
-        <w:t>yang terintegrasi dengan basis data MySQL.</w:t>
+        <w:t>Fakultas Teknik dan Ilmu Komputer (FTIK) Universitas Teknokrat Indonesia memiliki tujuan untuk menghasilkan lulusan yang tidak hanya menguasai teori, tetapi juga mampu mengimplementasikan ilmu pengetahuan dan teknologi secara profesional di dunia kerja. Namun demikian, terdapat kesenjangan antara pembelajaran yang diperoleh selama perkuliahan dengan kondisi nyata di lingkungan industri. Dalam dunia kerja, seorang tenaga profesional tidak hanya dituntut memiliki kemampuan teknis, tetapi juga kemampuan menganalisis kebutuhan pengguna, berkomunikasi dengan klien, bekerja sama dalam tim, serta beradaptasi terhadap perubahan kebutuhan sistem yang dinamis. Oleh karena itu, diperlukan suatu kegiatan yang dapat menjembatani mahasiswa dengan dunia kerja profesional, yaitu melalui Praktik Kerja Lapangan (PKL).</w:t>
       </w:r>
     </w:p>
     <w:p>
@@ -4089,6 +4169,103 @@
           <w:sz w:val="24"/>
           <w:u w:val="none"/>
         </w:rPr>
+        <w:t xml:space="preserve">CV Newus Teknologi dipilih sebagai tempat pelaksanaan Praktik Kerja Lapangan karena merupakan perusahaan yang bergerak di bidang teknologi informasi dan berfokus pada pengembangan solusi perangkat lunak sesuai kebutuhan klien. Perusahaan ini memiliki lingkungan kerja yang relevan dengan bidang keilmuan Informatika, khususnya dalam pengembangan sistem informasi berbasis web. Selama melaksanakan PKL, penulis ditugaskan untuk merancang dan membangun </w:t>
+      </w:r>
+      <w:r>
+        <w:rPr>
+          <w:rFonts w:ascii="Times New Roman" w:hAnsi="Times New Roman"/>
+          <w:b w:val="0"/>
+          <w:i/>
+          <w:sz w:val="24"/>
+          <w:u w:val="none"/>
+        </w:rPr>
+        <w:t xml:space="preserve">Learning Management System </w:t>
+      </w:r>
+      <w:r>
+        <w:rPr>
+          <w:rFonts w:ascii="Times New Roman" w:hAnsi="Times New Roman"/>
+          <w:b w:val="0"/>
+          <w:i w:val="0"/>
+          <w:sz w:val="24"/>
+          <w:u w:val="none"/>
+        </w:rPr>
+        <w:t xml:space="preserve">(LMS) berbasis web menggunakan </w:t>
+      </w:r>
+      <w:r>
+        <w:rPr>
+          <w:rFonts w:ascii="Times New Roman" w:hAnsi="Times New Roman"/>
+          <w:b w:val="0"/>
+          <w:i/>
+          <w:sz w:val="24"/>
+          <w:u w:val="none"/>
+        </w:rPr>
+        <w:t xml:space="preserve">framework </w:t>
+      </w:r>
+      <w:r>
+        <w:rPr>
+          <w:rFonts w:ascii="Times New Roman" w:hAnsi="Times New Roman"/>
+          <w:b w:val="0"/>
+          <w:i w:val="0"/>
+          <w:sz w:val="24"/>
+          <w:u w:val="none"/>
+        </w:rPr>
+        <w:t xml:space="preserve">Next.js pada sisi </w:t>
+      </w:r>
+      <w:r>
+        <w:rPr>
+          <w:rFonts w:ascii="Times New Roman" w:hAnsi="Times New Roman"/>
+          <w:b w:val="0"/>
+          <w:i/>
+          <w:sz w:val="24"/>
+          <w:u w:val="none"/>
+        </w:rPr>
+        <w:t xml:space="preserve">frontend </w:t>
+      </w:r>
+      <w:r>
+        <w:rPr>
+          <w:rFonts w:ascii="Times New Roman" w:hAnsi="Times New Roman"/>
+          <w:b w:val="0"/>
+          <w:i w:val="0"/>
+          <w:sz w:val="24"/>
+          <w:u w:val="none"/>
+        </w:rPr>
+        <w:t xml:space="preserve">dan Laravel pada sisi </w:t>
+      </w:r>
+      <w:r>
+        <w:rPr>
+          <w:rFonts w:ascii="Times New Roman" w:hAnsi="Times New Roman"/>
+          <w:b w:val="0"/>
+          <w:i/>
+          <w:sz w:val="24"/>
+          <w:u w:val="none"/>
+        </w:rPr>
+        <w:t xml:space="preserve">backend </w:t>
+      </w:r>
+      <w:r>
+        <w:rPr>
+          <w:rFonts w:ascii="Times New Roman" w:hAnsi="Times New Roman"/>
+          <w:b w:val="0"/>
+          <w:i w:val="0"/>
+          <w:sz w:val="24"/>
+          <w:u w:val="none"/>
+        </w:rPr>
+        <w:t>yang terintegrasi dengan basis data MySQL.</w:t>
+      </w:r>
+    </w:p>
+    <w:p>
+      <w:pPr>
+        <w:spacing w:before="0" w:after="0" w:line="360" w:lineRule="auto"/>
+        <w:ind w:firstLine="720"/>
+        <w:jc w:val="both"/>
+      </w:pPr>
+      <w:r>
+        <w:rPr>
+          <w:rFonts w:ascii="Times New Roman" w:hAnsi="Times New Roman"/>
+          <w:b w:val="0"/>
+          <w:i w:val="0"/>
+          <w:sz w:val="24"/>
+          <w:u w:val="none"/>
+        </w:rPr>
         <w:t>Melalui pelaksanaan PKL di CV Newus Teknologi, penulis memperoleh pengalaman nyata mengenai proses pengembangan sistem informasi yang berorientasi pada kebutuhan pengguna. Pengalaman tersebut tidak hanya meningkatkan kemampuan teknis dalam pengelolaan dan pengembangan sistem, tetapi juga mengembangkan kemampuan komunikasi, kerja sama tim, disiplin, serta profesionalisme kerja. Dengan demikian, kegiatan Praktik Kerja Lapangan di CV Newus Teknologi diharapkan dapat menjadi sarana untuk memperkecil kesenjangan antara teori yang diperoleh di perguruan tinggi dengan praktik yang diterapkan dalam industri teknologi informasi.</w:t>
       </w:r>
     </w:p>
@@ -4243,7 +4420,7 @@
     <w:p>
       <w:pPr>
         <w:keepNext/>
-        <w:spacing w:before="120" w:after="0" w:line="360" w:lineRule="auto"/>
+        <w:spacing w:before="120" w:after="120" w:line="360" w:lineRule="auto"/>
         <w:jc w:val="left"/>
       </w:pPr>
       <w:r>
@@ -4335,136 +4512,6 @@
           <w:u w:val="none"/>
         </w:rPr>
         <w:t>5) Meningkatkan kemampuan komunikasi, kerja sama tim, disiplin, serta manajemen waktu yang diperlukan dalam lingkungan kerja profesional.</w:t>
-      </w:r>
-    </w:p>
-    <w:p>
-      <w:pPr>
-        <w:keepNext/>
-        <w:spacing w:before="120" w:after="0" w:line="360" w:lineRule="auto"/>
-        <w:jc w:val="left"/>
-      </w:pPr>
-      <w:r>
-        <w:rPr>
-          <w:rFonts w:ascii="Times New Roman" w:hAnsi="Times New Roman"/>
-          <w:b/>
-          <w:i w:val="0"/>
-          <w:sz w:val="24"/>
-          <w:u w:val="none"/>
-        </w:rPr>
-        <w:t>1.3.2. Manfaat bagi FTIK Universitas Teknokrat Indonesia</w:t>
-      </w:r>
-    </w:p>
-    <w:p>
-      <w:pPr>
-        <w:spacing w:before="0" w:after="0" w:line="360" w:lineRule="auto"/>
-        <w:jc w:val="both"/>
-      </w:pPr>
-      <w:r>
-        <w:rPr>
-          <w:rFonts w:ascii="Times New Roman" w:hAnsi="Times New Roman"/>
-          <w:b w:val="0"/>
-          <w:i w:val="0"/>
-          <w:sz w:val="24"/>
-          <w:u w:val="none"/>
-        </w:rPr>
-        <w:t>1) Menjadi sarana evaluasi terhadap kesesuaian kurikulum dan materi pembelajaran dengan kebutuhan dunia industri.</w:t>
-      </w:r>
-    </w:p>
-    <w:p>
-      <w:pPr>
-        <w:spacing w:before="0" w:after="0" w:line="360" w:lineRule="auto"/>
-        <w:jc w:val="both"/>
-      </w:pPr>
-      <w:r>
-        <w:rPr>
-          <w:rFonts w:ascii="Times New Roman" w:hAnsi="Times New Roman"/>
-          <w:b w:val="0"/>
-          <w:i w:val="0"/>
-          <w:sz w:val="24"/>
-          <w:u w:val="none"/>
-        </w:rPr>
-        <w:t>2) Memperkuat hubungan kerja sama antara FTIK Universitas Teknokrat Indonesia dengan perusahaan mitra pelaksanaan PKL.</w:t>
-      </w:r>
-    </w:p>
-    <w:p>
-      <w:pPr>
-        <w:spacing w:before="0" w:after="0" w:line="360" w:lineRule="auto"/>
-        <w:jc w:val="both"/>
-      </w:pPr>
-      <w:r>
-        <w:rPr>
-          <w:rFonts w:ascii="Times New Roman" w:hAnsi="Times New Roman"/>
-          <w:b w:val="0"/>
-          <w:i w:val="0"/>
-          <w:sz w:val="24"/>
-          <w:u w:val="none"/>
-        </w:rPr>
-        <w:t>3) Meningkatkan kualitas lulusan yang memiliki pengalaman kerja, kompetensi teknis, serta pemahaman terhadap kebutuhan industri.</w:t>
-      </w:r>
-    </w:p>
-    <w:p>
-      <w:pPr>
-        <w:keepNext/>
-        <w:spacing w:before="120" w:after="0" w:line="360" w:lineRule="auto"/>
-        <w:jc w:val="left"/>
-      </w:pPr>
-      <w:r>
-        <w:rPr>
-          <w:rFonts w:ascii="Times New Roman" w:hAnsi="Times New Roman"/>
-          <w:b/>
-          <w:i w:val="0"/>
-          <w:sz w:val="24"/>
-          <w:u w:val="none"/>
-        </w:rPr>
-        <w:t>1.3.3. Manfaat bagi CV Newus Teknologi</w:t>
-      </w:r>
-    </w:p>
-    <w:p>
-      <w:pPr>
-        <w:spacing w:before="0" w:after="0" w:line="360" w:lineRule="auto"/>
-        <w:jc w:val="both"/>
-      </w:pPr>
-      <w:r>
-        <w:rPr>
-          <w:rFonts w:ascii="Times New Roman" w:hAnsi="Times New Roman"/>
-          <w:b w:val="0"/>
-          <w:i w:val="0"/>
-          <w:sz w:val="24"/>
-          <w:u w:val="none"/>
-        </w:rPr>
-        <w:t>1) Memperoleh kontribusi tenaga kerja mahasiswa dalam pengembangan produk Learning Management System sebagai portofolio perusahaan.</w:t>
-      </w:r>
-    </w:p>
-    <w:p>
-      <w:pPr>
-        <w:spacing w:before="0" w:after="0" w:line="360" w:lineRule="auto"/>
-        <w:jc w:val="both"/>
-      </w:pPr>
-      <w:r>
-        <w:rPr>
-          <w:rFonts w:ascii="Times New Roman" w:hAnsi="Times New Roman"/>
-          <w:b w:val="0"/>
-          <w:i w:val="0"/>
-          <w:sz w:val="24"/>
-          <w:u w:val="none"/>
-        </w:rPr>
-        <w:t>2) Mendukung penyelesaian pekerjaan operasional perusahaan melalui kontribusi mahasiswa selama pelaksanaan Praktik Kerja Lapangan.</w:t>
-      </w:r>
-    </w:p>
-    <w:p>
-      <w:pPr>
-        <w:spacing w:before="0" w:after="0" w:line="360" w:lineRule="auto"/>
-        <w:jc w:val="both"/>
-      </w:pPr>
-      <w:r>
-        <w:rPr>
-          <w:rFonts w:ascii="Times New Roman" w:hAnsi="Times New Roman"/>
-          <w:b w:val="0"/>
-          <w:i w:val="0"/>
-          <w:sz w:val="24"/>
-          <w:u w:val="none"/>
-        </w:rPr>
-        <w:t>3) Menjadi sarana bagi perusahaan untuk mengenal dan mengevaluasi potensi mahasiswa sebagai calon tenaga kerja yang kompeten di bidang teknologi informasi.</w:t>
       </w:r>
     </w:p>
     <w:p>
@@ -4481,6 +4528,136 @@
           <w:sz w:val="24"/>
           <w:u w:val="none"/>
         </w:rPr>
+        <w:t>1.3.2. Manfaat bagi FTIK Universitas Teknokrat Indonesia</w:t>
+      </w:r>
+    </w:p>
+    <w:p>
+      <w:pPr>
+        <w:spacing w:before="0" w:after="0" w:line="360" w:lineRule="auto"/>
+        <w:jc w:val="both"/>
+      </w:pPr>
+      <w:r>
+        <w:rPr>
+          <w:rFonts w:ascii="Times New Roman" w:hAnsi="Times New Roman"/>
+          <w:b w:val="0"/>
+          <w:i w:val="0"/>
+          <w:sz w:val="24"/>
+          <w:u w:val="none"/>
+        </w:rPr>
+        <w:t>1) Menjadi sarana evaluasi terhadap kesesuaian kurikulum dan materi pembelajaran dengan kebutuhan dunia industri.</w:t>
+      </w:r>
+    </w:p>
+    <w:p>
+      <w:pPr>
+        <w:spacing w:before="0" w:after="0" w:line="360" w:lineRule="auto"/>
+        <w:jc w:val="both"/>
+      </w:pPr>
+      <w:r>
+        <w:rPr>
+          <w:rFonts w:ascii="Times New Roman" w:hAnsi="Times New Roman"/>
+          <w:b w:val="0"/>
+          <w:i w:val="0"/>
+          <w:sz w:val="24"/>
+          <w:u w:val="none"/>
+        </w:rPr>
+        <w:t>2) Memperkuat hubungan kerja sama antara FTIK Universitas Teknokrat Indonesia dengan perusahaan mitra pelaksanaan PKL.</w:t>
+      </w:r>
+    </w:p>
+    <w:p>
+      <w:pPr>
+        <w:spacing w:before="0" w:after="0" w:line="360" w:lineRule="auto"/>
+        <w:jc w:val="both"/>
+      </w:pPr>
+      <w:r>
+        <w:rPr>
+          <w:rFonts w:ascii="Times New Roman" w:hAnsi="Times New Roman"/>
+          <w:b w:val="0"/>
+          <w:i w:val="0"/>
+          <w:sz w:val="24"/>
+          <w:u w:val="none"/>
+        </w:rPr>
+        <w:t>3) Meningkatkan kualitas lulusan yang memiliki pengalaman kerja, kompetensi teknis, serta pemahaman terhadap kebutuhan industri.</w:t>
+      </w:r>
+    </w:p>
+    <w:p>
+      <w:pPr>
+        <w:keepNext/>
+        <w:spacing w:before="120" w:after="120" w:line="360" w:lineRule="auto"/>
+        <w:jc w:val="left"/>
+      </w:pPr>
+      <w:r>
+        <w:rPr>
+          <w:rFonts w:ascii="Times New Roman" w:hAnsi="Times New Roman"/>
+          <w:b/>
+          <w:i w:val="0"/>
+          <w:sz w:val="24"/>
+          <w:u w:val="none"/>
+        </w:rPr>
+        <w:t>1.3.3. Manfaat bagi CV Newus Teknologi</w:t>
+      </w:r>
+    </w:p>
+    <w:p>
+      <w:pPr>
+        <w:spacing w:before="0" w:after="0" w:line="360" w:lineRule="auto"/>
+        <w:jc w:val="both"/>
+      </w:pPr>
+      <w:r>
+        <w:rPr>
+          <w:rFonts w:ascii="Times New Roman" w:hAnsi="Times New Roman"/>
+          <w:b w:val="0"/>
+          <w:i w:val="0"/>
+          <w:sz w:val="24"/>
+          <w:u w:val="none"/>
+        </w:rPr>
+        <w:t>1) Memperoleh kontribusi tenaga kerja mahasiswa dalam pengembangan produk Learning Management System sebagai portofolio perusahaan.</w:t>
+      </w:r>
+    </w:p>
+    <w:p>
+      <w:pPr>
+        <w:spacing w:before="0" w:after="0" w:line="360" w:lineRule="auto"/>
+        <w:jc w:val="both"/>
+      </w:pPr>
+      <w:r>
+        <w:rPr>
+          <w:rFonts w:ascii="Times New Roman" w:hAnsi="Times New Roman"/>
+          <w:b w:val="0"/>
+          <w:i w:val="0"/>
+          <w:sz w:val="24"/>
+          <w:u w:val="none"/>
+        </w:rPr>
+        <w:t>2) Mendukung penyelesaian pekerjaan operasional perusahaan melalui kontribusi mahasiswa selama pelaksanaan Praktik Kerja Lapangan.</w:t>
+      </w:r>
+    </w:p>
+    <w:p>
+      <w:pPr>
+        <w:spacing w:before="0" w:after="0" w:line="360" w:lineRule="auto"/>
+        <w:jc w:val="both"/>
+      </w:pPr>
+      <w:r>
+        <w:rPr>
+          <w:rFonts w:ascii="Times New Roman" w:hAnsi="Times New Roman"/>
+          <w:b w:val="0"/>
+          <w:i w:val="0"/>
+          <w:sz w:val="24"/>
+          <w:u w:val="none"/>
+        </w:rPr>
+        <w:t>3) Menjadi sarana bagi perusahaan untuk mengenal dan mengevaluasi potensi mahasiswa sebagai calon tenaga kerja yang kompeten di bidang teknologi informasi.</w:t>
+      </w:r>
+    </w:p>
+    <w:p>
+      <w:pPr>
+        <w:keepNext/>
+        <w:spacing w:before="120" w:after="120" w:line="360" w:lineRule="auto"/>
+        <w:jc w:val="left"/>
+      </w:pPr>
+      <w:r>
+        <w:rPr>
+          <w:rFonts w:ascii="Times New Roman" w:hAnsi="Times New Roman"/>
+          <w:b/>
+          <w:i w:val="0"/>
+          <w:sz w:val="24"/>
+          <w:u w:val="none"/>
+        </w:rPr>
         <w:t>1.4. Tempat Praktik Kerja Lapangan (PKL)</w:t>
       </w:r>
     </w:p>
@@ -4624,7 +4801,7 @@
           <w:sz w:val="24"/>
           <w:u w:val="none"/>
         </w:rPr>
-        <w:t>Praktik Kerja Lapangan (PKL) dilaksanakan selama satu bulan dengan pembagian waktu yang sudah disepakati oleh pembimbing lapangan serta penulis. Jadwal pelaksanaan kegiatan disusun secara sistematis guna memastikan fokus dan optimalisasi penyelesaian tugas dapat tercapai secara maksimal. Jadwal dan tahapan kegiatan pelaksanaan Praktik Kerja Lapangan (PKL) dapat dilihat pada Tabel 1.1.</w:t>
+        <w:t>Praktik Kerja Lapangan (PKL) dilaksanakan selama satu bulan terhitung mulai tanggal 6 Agustus 2026 sampai dengan 6 September 2026. Pembagian waktu pelaksanaan kegiatan telah disepakati antara pembimbing lapangan serta penulis dan disusun secara sistematis guna memastikan fokus serta optimalisasi penyelesaian tugas dapat tercapai secara maksimal. Jadwal dan tahapan kegiatan pelaksanaan Praktik Kerja Lapangan (PKL) dapat dilihat pada Tabel 1.1.</w:t>
       </w:r>
     </w:p>
     <w:p>
@@ -4840,7 +5017,7 @@
               </w:rPr>
               <w:t>Minggu ke-4</w:t>
               <w:br/>
-              <w:t>(27 Agustus - 2 September 2026)</w:t>
+              <w:t>(27 Agustus - 2 Sept 2026)</w:t>
             </w:r>
           </w:p>
         </w:tc>
@@ -4911,6 +5088,12 @@
     </w:p>
     <w:p>
       <w:pPr>
+        <w:spacing w:before="560" w:after="0" w:line="240" w:lineRule="auto"/>
+        <w:jc w:val="center"/>
+      </w:pPr>
+    </w:p>
+    <w:p>
+      <w:pPr>
         <w:keepNext/>
         <w:spacing w:before="0" w:after="0" w:line="240" w:lineRule="auto"/>
         <w:jc w:val="center"/>
@@ -4946,7 +5129,7 @@
     <w:p>
       <w:pPr>
         <w:keepNext/>
-        <w:spacing w:before="0" w:after="120" w:line="360" w:lineRule="auto"/>
+        <w:spacing w:before="120" w:after="120" w:line="360" w:lineRule="auto"/>
         <w:jc w:val="left"/>
       </w:pPr>
       <w:r>
@@ -5209,7 +5392,7 @@
           <w:sz w:val="24"/>
           <w:u w:val="none"/>
         </w:rPr>
-        <w:t>Struktur organisasi CV Newus Teknologi disusun untuk mendukung efektivitas operasional perusahaan dalam memberikan layanan teknologi informasi kepada klien. Adapun struktur organisasi CV Newus Teknologi dapat dilihat pada Gambar 2.2 di bawah ini.</w:t>
+        <w:t>Struktur organisasi CV Newus Teknologi disusun untuk mendukung efektivitas operasional perusahaan dalam memberikan layanan teknologi informasi kepada klien. Perusahaan dipimpin oleh seorang Direktur yang membawahi beberapa divisi utama, yaitu Divisi Pengembangan Perangkat Lunak, Divisi Desain UI/UX, Divisi Infrastruktur dan Operasional, serta Divisi Pemasaran dan Hubungan Pelanggan. Setiap divisi dipimpin oleh seorang kepala divisi yang bertanggung jawab langsung kepada Direktur. Adapun struktur organisasi CV Newus Teknologi dapat dilihat pada Gambar 2.2 di bawah ini.</w:t>
       </w:r>
     </w:p>
     <w:p>
@@ -5275,7 +5458,7 @@
           <w:sz w:val="24"/>
           <w:u w:val="none"/>
         </w:rPr>
-        <w:t>Kegiatan umum CV Newus Teknologi berfokus pada penyediaan layanan teknologi informasi dan konsultasi di bidang pengembangan perangkat lunak. Adapun kegiatan utama perusahaan meliputi:</w:t>
+        <w:t>Kegiatan umum CV Newus Teknologi berfokus pada penyediaan layanan teknologi informasi dan konsultasi di bidang pengembangan perangkat lunak. Perusahaan secara aktif terlibat dalam pengembangan berbagai jenis sistem informasi, mulai dari sistem akademik, platform e-learning, hingga sistem manajemen sumber daya perusahaan. Adapun kegiatan utama perusahaan meliputi:</w:t>
       </w:r>
     </w:p>
     <w:p>
@@ -5291,7 +5474,7 @@
           <w:sz w:val="24"/>
           <w:u w:val="none"/>
         </w:rPr>
-        <w:t>1) Pengembangan aplikasi web dan mobile berbasis framework modern (Next.js, Laravel, Flutter).</w:t>
+        <w:t>1) Pengembangan aplikasi web dan mobile berbasis framework modern (Next.js, Laravel, Flutter) untuk kebutuhan klien institusi pendidikan, pemerintah daerah, dan UMKM.</w:t>
       </w:r>
     </w:p>
     <w:p>
@@ -5307,7 +5490,7 @@
           <w:sz w:val="24"/>
           <w:u w:val="none"/>
         </w:rPr>
-        <w:t>2) Pembangunan sistem informasi akademik dan Learning Management System untuk institusi pendidikan.</w:t>
+        <w:t>2) Pembangunan sistem informasi akademik dan Learning Management System untuk institusi pendidikan sebagai bagian dari layanan digitalisasi proses belajar mengajar.</w:t>
       </w:r>
     </w:p>
     <w:p>
@@ -5323,7 +5506,7 @@
           <w:sz w:val="24"/>
           <w:u w:val="none"/>
         </w:rPr>
-        <w:t>3) Konsultasi arsitektur sistem, perancangan microservices, serta deployment server berbasis cloud.</w:t>
+        <w:t>3) Konsultasi arsitektur sistem, perancangan microservices, serta deployment server berbasis cloud computing (Vercel, Railway, AWS, dan Google Cloud).</w:t>
       </w:r>
     </w:p>
     <w:p>
@@ -5339,7 +5522,7 @@
           <w:sz w:val="24"/>
           <w:u w:val="none"/>
         </w:rPr>
-        <w:t>4) Perancangan desain antarmuka aplikasi (UI/UX Design) berstandar human-centered design.</w:t>
+        <w:t>4) Perancangan desain antarmuka aplikasi (UI/UX Design) berstandar human-centered design yang mengutamakan kenyamanan dan kemudahan penggunaan bagi pengguna akhir.</w:t>
       </w:r>
     </w:p>
     <w:p>
@@ -5355,13 +5538,19 @@
           <w:sz w:val="24"/>
           <w:u w:val="none"/>
         </w:rPr>
-        <w:t>5) Pengembangan Enterprise Resource Planning (ERP) dan Smart School Systems.</w:t>
+        <w:t>5) Pengembangan Enterprise Resource Planning (ERP) dan Smart School Systems yang terintegrasi untuk kebutuhan operasional dan manajerial sekolah.</w:t>
       </w:r>
     </w:p>
     <w:p>
       <w:r>
         <w:br w:type="page"/>
       </w:r>
+    </w:p>
+    <w:p>
+      <w:pPr>
+        <w:spacing w:before="560" w:after="0" w:line="240" w:lineRule="auto"/>
+        <w:jc w:val="center"/>
+      </w:pPr>
     </w:p>
     <w:p>
       <w:pPr>
@@ -5399,56 +5588,6 @@
     </w:p>
     <w:p>
       <w:pPr>
-        <w:keepNext/>
-        <w:spacing w:before="0" w:after="120" w:line="360" w:lineRule="auto"/>
-        <w:jc w:val="left"/>
-      </w:pPr>
-      <w:r>
-        <w:rPr>
-          <w:rFonts w:ascii="Times New Roman" w:hAnsi="Times New Roman"/>
-          <w:b/>
-          <w:i w:val="0"/>
-          <w:sz w:val="24"/>
-          <w:u w:val="none"/>
-        </w:rPr>
-        <w:t>3.1. FERY DWI RAMADHI</w:t>
-      </w:r>
-    </w:p>
-    <w:p>
-      <w:pPr>
-        <w:spacing w:before="0" w:after="120" w:line="360" w:lineRule="auto"/>
-        <w:jc w:val="left"/>
-      </w:pPr>
-      <w:r>
-        <w:rPr>
-          <w:rFonts w:ascii="Times New Roman" w:hAnsi="Times New Roman"/>
-          <w:b/>
-          <w:i w:val="0"/>
-          <w:sz w:val="24"/>
-          <w:u w:val="none"/>
-        </w:rPr>
-        <w:t xml:space="preserve">       NPM 23312086</w:t>
-      </w:r>
-    </w:p>
-    <w:p>
-      <w:pPr>
-        <w:keepNext/>
-        <w:spacing w:before="0" w:after="120" w:line="360" w:lineRule="auto"/>
-        <w:jc w:val="left"/>
-      </w:pPr>
-      <w:r>
-        <w:rPr>
-          <w:rFonts w:ascii="Times New Roman" w:hAnsi="Times New Roman"/>
-          <w:b/>
-          <w:i w:val="0"/>
-          <w:sz w:val="24"/>
-          <w:u w:val="none"/>
-        </w:rPr>
-        <w:t>3.1.1. Bidang Kerja</w:t>
-      </w:r>
-    </w:p>
-    <w:p>
-      <w:pPr>
         <w:spacing w:before="0" w:after="0" w:line="360" w:lineRule="auto"/>
         <w:ind w:firstLine="720"/>
         <w:jc w:val="both"/>
@@ -5461,7 +5600,7 @@
           <w:sz w:val="24"/>
           <w:u w:val="none"/>
         </w:rPr>
-        <w:t xml:space="preserve">Selama melaksanakan Praktik Kerja Lapangan di CV Newus Teknologi, penulis dipercaya mengemban posisi sebagai </w:t>
+        <w:t xml:space="preserve">Pada bab ini dipaparkan pelaksanaan kerja masing-masing anggota kelompok PKL dalam mengembangkan </w:t>
       </w:r>
       <w:r>
         <w:rPr>
@@ -5471,17 +5610,17 @@
           <w:sz w:val="24"/>
           <w:u w:val="none"/>
         </w:rPr>
-        <w:t xml:space="preserve">Full-Stack Developer </w:t>
-      </w:r>
-      <w:r>
-        <w:rPr>
-          <w:rFonts w:ascii="Times New Roman" w:hAnsi="Times New Roman"/>
-          <w:b w:val="0"/>
-          <w:i w:val="0"/>
-          <w:sz w:val="24"/>
-          <w:u w:val="none"/>
-        </w:rPr>
-        <w:t xml:space="preserve">dan </w:t>
+        <w:t xml:space="preserve">Learning Management System </w:t>
+      </w:r>
+      <w:r>
+        <w:rPr>
+          <w:rFonts w:ascii="Times New Roman" w:hAnsi="Times New Roman"/>
+          <w:b w:val="0"/>
+          <w:i w:val="0"/>
+          <w:sz w:val="24"/>
+          <w:u w:val="none"/>
+        </w:rPr>
+        <w:t xml:space="preserve">(LMS) di CV Newus Teknologi. Sistem yang dikembangkan menggunakan arsitektur </w:t>
       </w:r>
       <w:r>
         <w:rPr>
@@ -5491,17 +5630,17 @@
           <w:sz w:val="24"/>
           <w:u w:val="none"/>
         </w:rPr>
-        <w:t xml:space="preserve">Project Lead. </w:t>
-      </w:r>
-      <w:r>
-        <w:rPr>
-          <w:rFonts w:ascii="Times New Roman" w:hAnsi="Times New Roman"/>
-          <w:b w:val="0"/>
-          <w:i w:val="0"/>
-          <w:sz w:val="24"/>
-          <w:u w:val="none"/>
-        </w:rPr>
-        <w:t xml:space="preserve">Tanggung jawab utama penulis meliputi perancangan arsitektur sistem menyeluruh, perancangan dan implementasi basis data relasional MySQL, pembangunan </w:t>
+        <w:t xml:space="preserve">decoupled </w:t>
+      </w:r>
+      <w:r>
+        <w:rPr>
+          <w:rFonts w:ascii="Times New Roman" w:hAnsi="Times New Roman"/>
+          <w:b w:val="0"/>
+          <w:i w:val="0"/>
+          <w:sz w:val="24"/>
+          <w:u w:val="none"/>
+        </w:rPr>
+        <w:t xml:space="preserve">yang memisahkan sisi </w:t>
       </w:r>
       <w:r>
         <w:rPr>
@@ -5511,17 +5650,17 @@
           <w:sz w:val="24"/>
           <w:u w:val="none"/>
         </w:rPr>
-        <w:t xml:space="preserve">RESTful API </w:t>
-      </w:r>
-      <w:r>
-        <w:rPr>
-          <w:rFonts w:ascii="Times New Roman" w:hAnsi="Times New Roman"/>
-          <w:b w:val="0"/>
-          <w:i w:val="0"/>
-          <w:sz w:val="24"/>
-          <w:u w:val="none"/>
-        </w:rPr>
-        <w:t xml:space="preserve">menggunakan </w:t>
+        <w:t xml:space="preserve">frontend </w:t>
+      </w:r>
+      <w:r>
+        <w:rPr>
+          <w:rFonts w:ascii="Times New Roman" w:hAnsi="Times New Roman"/>
+          <w:b w:val="0"/>
+          <w:i w:val="0"/>
+          <w:sz w:val="24"/>
+          <w:u w:val="none"/>
+        </w:rPr>
+        <w:t xml:space="preserve">(Next.js 14 dengan Tailwind CSS) dan </w:t>
       </w:r>
       <w:r>
         <w:rPr>
@@ -5531,37 +5670,49 @@
           <w:sz w:val="24"/>
           <w:u w:val="none"/>
         </w:rPr>
-        <w:t xml:space="preserve">framework </w:t>
-      </w:r>
-      <w:r>
-        <w:rPr>
-          <w:rFonts w:ascii="Times New Roman" w:hAnsi="Times New Roman"/>
-          <w:b w:val="0"/>
-          <w:i w:val="0"/>
-          <w:sz w:val="24"/>
-          <w:u w:val="none"/>
-        </w:rPr>
-        <w:t xml:space="preserve">Laravel 11, integrasi keamanan autentikasi menggunakan Laravel Sanctum, serta penerapan mekanisme sinkronisasi data </w:t>
-      </w:r>
+        <w:t xml:space="preserve">backend </w:t>
+      </w:r>
+      <w:r>
+        <w:rPr>
+          <w:rFonts w:ascii="Times New Roman" w:hAnsi="Times New Roman"/>
+          <w:b w:val="0"/>
+          <w:i w:val="0"/>
+          <w:sz w:val="24"/>
+          <w:u w:val="none"/>
+        </w:rPr>
+        <w:t>(Laravel 11 dengan MySQL 8.0). Arsitektur sistem secara menyeluruh ditunjukkan pada Gambar 3.1.</w:t>
+      </w:r>
+    </w:p>
+    <w:p>
+      <w:pPr>
+        <w:spacing w:before="240" w:after="120" w:line="240" w:lineRule="auto"/>
+        <w:jc w:val="center"/>
+      </w:pPr>
       <w:r>
         <w:rPr>
           <w:rFonts w:ascii="Times New Roman" w:hAnsi="Times New Roman"/>
           <w:b w:val="0"/>
           <w:i/>
-          <w:sz w:val="24"/>
-          <w:u w:val="none"/>
-        </w:rPr>
-        <w:t xml:space="preserve">real-time </w:t>
-      </w:r>
-      <w:r>
-        <w:rPr>
-          <w:rFonts w:ascii="Times New Roman" w:hAnsi="Times New Roman"/>
-          <w:b w:val="0"/>
-          <w:i w:val="0"/>
-          <w:sz w:val="24"/>
-          <w:u w:val="none"/>
-        </w:rPr>
-        <w:t>antar-tab.</w:t>
+          <w:sz w:val="22"/>
+          <w:u w:val="none"/>
+        </w:rPr>
+        <w:t>[Gambar untuk Arsitektur Sistem LMS menampilkan pemisahan Frontend (Next.js/Vercel) dan Backend (Laravel/Railway) yang berkomunikasi melalui RESTful API]</w:t>
+      </w:r>
+    </w:p>
+    <w:p>
+      <w:pPr>
+        <w:spacing w:before="0" w:after="240" w:line="240" w:lineRule="auto"/>
+        <w:jc w:val="center"/>
+      </w:pPr>
+      <w:r>
+        <w:rPr>
+          <w:rFonts w:ascii="Times New Roman" w:hAnsi="Times New Roman"/>
+          <w:b w:val="0"/>
+          <w:i w:val="0"/>
+          <w:sz w:val="24"/>
+          <w:u w:val="none"/>
+        </w:rPr>
+        <w:t>Gambar 3.1 Arsitektur Sistem LMS (Frontend dan Backend)</w:t>
       </w:r>
     </w:p>
     <w:p>
@@ -5578,7 +5729,24 @@
           <w:sz w:val="24"/>
           <w:u w:val="none"/>
         </w:rPr>
-        <w:t>3.1.2. Pelaksanaan Kerja</w:t>
+        <w:t>3.1. FERY DWI RAMADHI (23312086)</w:t>
+      </w:r>
+    </w:p>
+    <w:p>
+      <w:pPr>
+        <w:keepNext/>
+        <w:spacing w:before="120" w:after="120" w:line="360" w:lineRule="auto"/>
+        <w:jc w:val="left"/>
+      </w:pPr>
+      <w:r>
+        <w:rPr>
+          <w:rFonts w:ascii="Times New Roman" w:hAnsi="Times New Roman"/>
+          <w:b/>
+          <w:i w:val="0"/>
+          <w:sz w:val="24"/>
+          <w:u w:val="none"/>
+        </w:rPr>
+        <w:t>3.1.1. Bidang Kerja</w:t>
       </w:r>
     </w:p>
     <w:p>
@@ -5595,7 +5763,144 @@
           <w:sz w:val="24"/>
           <w:u w:val="none"/>
         </w:rPr>
-        <w:t>Pelaksanaan kerja yang dilakukan oleh penulis selama masa PKL dijabarkan ke dalam beberapa tahapan sebagai berikut:</w:t>
+        <w:t xml:space="preserve">Selama melaksanakan Praktik Kerja Lapangan di CV Newus Teknologi, penulis dipercaya mengemban posisi sebagai </w:t>
+      </w:r>
+      <w:r>
+        <w:rPr>
+          <w:rFonts w:ascii="Times New Roman" w:hAnsi="Times New Roman"/>
+          <w:b w:val="0"/>
+          <w:i/>
+          <w:sz w:val="24"/>
+          <w:u w:val="none"/>
+        </w:rPr>
+        <w:t xml:space="preserve">Full-Stack Developer </w:t>
+      </w:r>
+      <w:r>
+        <w:rPr>
+          <w:rFonts w:ascii="Times New Roman" w:hAnsi="Times New Roman"/>
+          <w:b w:val="0"/>
+          <w:i w:val="0"/>
+          <w:sz w:val="24"/>
+          <w:u w:val="none"/>
+        </w:rPr>
+        <w:t xml:space="preserve">dan </w:t>
+      </w:r>
+      <w:r>
+        <w:rPr>
+          <w:rFonts w:ascii="Times New Roman" w:hAnsi="Times New Roman"/>
+          <w:b w:val="0"/>
+          <w:i/>
+          <w:sz w:val="24"/>
+          <w:u w:val="none"/>
+        </w:rPr>
+        <w:t xml:space="preserve">Project Lead. </w:t>
+      </w:r>
+      <w:r>
+        <w:rPr>
+          <w:rFonts w:ascii="Times New Roman" w:hAnsi="Times New Roman"/>
+          <w:b w:val="0"/>
+          <w:i w:val="0"/>
+          <w:sz w:val="24"/>
+          <w:u w:val="none"/>
+        </w:rPr>
+        <w:t xml:space="preserve">Tanggung jawab utama penulis meliputi perancangan arsitektur sistem menyeluruh, perancangan dan implementasi basis data relasional MySQL, pembangunan </w:t>
+      </w:r>
+      <w:r>
+        <w:rPr>
+          <w:rFonts w:ascii="Times New Roman" w:hAnsi="Times New Roman"/>
+          <w:b w:val="0"/>
+          <w:i/>
+          <w:sz w:val="24"/>
+          <w:u w:val="none"/>
+        </w:rPr>
+        <w:t xml:space="preserve">RESTful API </w:t>
+      </w:r>
+      <w:r>
+        <w:rPr>
+          <w:rFonts w:ascii="Times New Roman" w:hAnsi="Times New Roman"/>
+          <w:b w:val="0"/>
+          <w:i w:val="0"/>
+          <w:sz w:val="24"/>
+          <w:u w:val="none"/>
+        </w:rPr>
+        <w:t xml:space="preserve">menggunakan </w:t>
+      </w:r>
+      <w:r>
+        <w:rPr>
+          <w:rFonts w:ascii="Times New Roman" w:hAnsi="Times New Roman"/>
+          <w:b w:val="0"/>
+          <w:i/>
+          <w:sz w:val="24"/>
+          <w:u w:val="none"/>
+        </w:rPr>
+        <w:t xml:space="preserve">framework </w:t>
+      </w:r>
+      <w:r>
+        <w:rPr>
+          <w:rFonts w:ascii="Times New Roman" w:hAnsi="Times New Roman"/>
+          <w:b w:val="0"/>
+          <w:i w:val="0"/>
+          <w:sz w:val="24"/>
+          <w:u w:val="none"/>
+        </w:rPr>
+        <w:t xml:space="preserve">Laravel 11, integrasi keamanan autentikasi menggunakan Laravel Sanctum, serta penerapan mekanisme sinkronisasi data </w:t>
+      </w:r>
+      <w:r>
+        <w:rPr>
+          <w:rFonts w:ascii="Times New Roman" w:hAnsi="Times New Roman"/>
+          <w:b w:val="0"/>
+          <w:i/>
+          <w:sz w:val="24"/>
+          <w:u w:val="none"/>
+        </w:rPr>
+        <w:t xml:space="preserve">real-time </w:t>
+      </w:r>
+      <w:r>
+        <w:rPr>
+          <w:rFonts w:ascii="Times New Roman" w:hAnsi="Times New Roman"/>
+          <w:b w:val="0"/>
+          <w:i w:val="0"/>
+          <w:sz w:val="24"/>
+          <w:u w:val="none"/>
+        </w:rPr>
+        <w:t xml:space="preserve">antar-tab browser. Penulis juga berperan sebagai koordinator tim yang bertanggung jawab membagi tugas, melakukan </w:t>
+      </w:r>
+      <w:r>
+        <w:rPr>
+          <w:rFonts w:ascii="Times New Roman" w:hAnsi="Times New Roman"/>
+          <w:b w:val="0"/>
+          <w:i/>
+          <w:sz w:val="24"/>
+          <w:u w:val="none"/>
+        </w:rPr>
+        <w:t xml:space="preserve">code review, </w:t>
+      </w:r>
+      <w:r>
+        <w:rPr>
+          <w:rFonts w:ascii="Times New Roman" w:hAnsi="Times New Roman"/>
+          <w:b w:val="0"/>
+          <w:i w:val="0"/>
+          <w:sz w:val="24"/>
+          <w:u w:val="none"/>
+        </w:rPr>
+        <w:t>dan memastikan integrasi seluruh modul berjalan dengan baik.</w:t>
+      </w:r>
+    </w:p>
+    <w:p>
+      <w:pPr>
+        <w:keepNext/>
+        <w:spacing w:before="120" w:after="120" w:line="360" w:lineRule="auto"/>
+        <w:jc w:val="left"/>
+      </w:pPr>
+      <w:r>
+        <w:rPr>
+          <w:rFonts w:ascii="Times New Roman" w:hAnsi="Times New Roman"/>
+          <w:b/>
+          <w:i w:val="0"/>
+          <w:sz w:val="24"/>
+          <w:u w:val="none"/>
+        </w:rPr>
+        <w:t>3.1.2. Pelaksanaan Kerja</w:t>
       </w:r>
     </w:p>
     <w:p>
@@ -5612,139 +5917,7 @@
           <w:sz w:val="24"/>
           <w:u w:val="none"/>
         </w:rPr>
-        <w:t xml:space="preserve">Penulis merancang basis data relasional yang terdiri atas 11 tabel terintegrasi: </w:t>
-      </w:r>
-      <w:r>
-        <w:rPr>
-          <w:rFonts w:ascii="Times New Roman" w:hAnsi="Times New Roman"/>
-          <w:b w:val="0"/>
-          <w:i/>
-          <w:sz w:val="24"/>
-          <w:u w:val="none"/>
-        </w:rPr>
-        <w:t xml:space="preserve">users, courses, course_student, materials, assignments, submissions, attendances, notifications, settings, activity_logs, </w:t>
-      </w:r>
-      <w:r>
-        <w:rPr>
-          <w:rFonts w:ascii="Times New Roman" w:hAnsi="Times New Roman"/>
-          <w:b w:val="0"/>
-          <w:i w:val="0"/>
-          <w:sz w:val="24"/>
-          <w:u w:val="none"/>
-        </w:rPr>
-        <w:t xml:space="preserve">dan </w:t>
-      </w:r>
-      <w:r>
-        <w:rPr>
-          <w:rFonts w:ascii="Times New Roman" w:hAnsi="Times New Roman"/>
-          <w:b w:val="0"/>
-          <w:i/>
-          <w:sz w:val="24"/>
-          <w:u w:val="none"/>
-        </w:rPr>
-        <w:t xml:space="preserve">personal_access_tokens. </w:t>
-      </w:r>
-      <w:r>
-        <w:rPr>
-          <w:rFonts w:ascii="Times New Roman" w:hAnsi="Times New Roman"/>
-          <w:b w:val="0"/>
-          <w:i w:val="0"/>
-          <w:sz w:val="24"/>
-          <w:u w:val="none"/>
-        </w:rPr>
-        <w:t xml:space="preserve">Setiap entitas tabel dikonstruksi menggunakan </w:t>
-      </w:r>
-      <w:r>
-        <w:rPr>
-          <w:rFonts w:ascii="Times New Roman" w:hAnsi="Times New Roman"/>
-          <w:b w:val="0"/>
-          <w:i/>
-          <w:sz w:val="24"/>
-          <w:u w:val="none"/>
-        </w:rPr>
-        <w:t xml:space="preserve">Laravel Eloquent Migration </w:t>
-      </w:r>
-      <w:r>
-        <w:rPr>
-          <w:rFonts w:ascii="Times New Roman" w:hAnsi="Times New Roman"/>
-          <w:b w:val="0"/>
-          <w:i w:val="0"/>
-          <w:sz w:val="24"/>
-          <w:u w:val="none"/>
-        </w:rPr>
-        <w:t xml:space="preserve">dengan penegakan integritas data melalui </w:t>
-      </w:r>
-      <w:r>
-        <w:rPr>
-          <w:rFonts w:ascii="Times New Roman" w:hAnsi="Times New Roman"/>
-          <w:b w:val="0"/>
-          <w:i/>
-          <w:sz w:val="24"/>
-          <w:u w:val="none"/>
-        </w:rPr>
-        <w:t xml:space="preserve">Foreign Key Constraints </w:t>
-      </w:r>
-      <w:r>
-        <w:rPr>
-          <w:rFonts w:ascii="Times New Roman" w:hAnsi="Times New Roman"/>
-          <w:b w:val="0"/>
-          <w:i w:val="0"/>
-          <w:sz w:val="24"/>
-          <w:u w:val="none"/>
-        </w:rPr>
-        <w:t xml:space="preserve">dan </w:t>
-      </w:r>
-      <w:r>
-        <w:rPr>
-          <w:rFonts w:ascii="Times New Roman" w:hAnsi="Times New Roman"/>
-          <w:b w:val="0"/>
-          <w:i/>
-          <w:sz w:val="24"/>
-          <w:u w:val="none"/>
-        </w:rPr>
-        <w:t xml:space="preserve">Cascade Deletion. </w:t>
-      </w:r>
-      <w:r>
-        <w:rPr>
-          <w:rFonts w:ascii="Times New Roman" w:hAnsi="Times New Roman"/>
-          <w:b w:val="0"/>
-          <w:i w:val="0"/>
-          <w:sz w:val="24"/>
-          <w:u w:val="none"/>
-        </w:rPr>
-        <w:t>Dokumentasi diagram basis data ditunjukkan pada Gambar 3.2.</w:t>
-      </w:r>
-    </w:p>
-    <w:p>
-      <w:pPr>
-        <w:spacing w:before="240" w:after="120" w:line="240" w:lineRule="auto"/>
-        <w:jc w:val="center"/>
-      </w:pPr>
-      <w:r>
-        <w:rPr>
-          <w:rFonts w:ascii="Times New Roman" w:hAnsi="Times New Roman"/>
-          <w:b w:val="0"/>
-          <w:i/>
-          <w:sz w:val="22"/>
-          <w:u w:val="none"/>
-        </w:rPr>
-        <w:t>[Gambar untuk Entity Relationship Diagram (ERD) Basis Data LMS]</w:t>
-      </w:r>
-    </w:p>
-    <w:p>
-      <w:pPr>
-        <w:spacing w:before="0" w:after="240" w:line="240" w:lineRule="auto"/>
-        <w:jc w:val="center"/>
-      </w:pPr>
-      <w:r>
-        <w:rPr>
-          <w:rFonts w:ascii="Times New Roman" w:hAnsi="Times New Roman"/>
-          <w:b w:val="0"/>
-          <w:i w:val="0"/>
-          <w:sz w:val="24"/>
-          <w:u w:val="none"/>
-        </w:rPr>
-        <w:t>Gambar 3.2 Entity Relationship Diagram (ERD) Basis Data</w:t>
+        <w:t>Pelaksanaan kerja yang dilakukan oleh penulis selama masa PKL dijabarkan ke dalam beberapa tahapan sebagai berikut:</w:t>
       </w:r>
     </w:p>
     <w:p>
@@ -5761,7 +5934,7 @@
           <w:sz w:val="24"/>
           <w:u w:val="none"/>
         </w:rPr>
-        <w:t xml:space="preserve">Selanjutnya, penulis membangun lebih dari 50 </w:t>
+        <w:t xml:space="preserve">Pada tahap pertama, penulis merancang basis data relasional yang terdiri atas 11 tabel terintegrasi: </w:t>
       </w:r>
       <w:r>
         <w:rPr>
@@ -5771,17 +5944,17 @@
           <w:sz w:val="24"/>
           <w:u w:val="none"/>
         </w:rPr>
-        <w:t xml:space="preserve">endpoint REST API </w:t>
-      </w:r>
-      <w:r>
-        <w:rPr>
-          <w:rFonts w:ascii="Times New Roman" w:hAnsi="Times New Roman"/>
-          <w:b w:val="0"/>
-          <w:i w:val="0"/>
-          <w:sz w:val="24"/>
-          <w:u w:val="none"/>
-        </w:rPr>
-        <w:t xml:space="preserve">yang terorganisir di bawah </w:t>
+        <w:t xml:space="preserve">users, courses, course_student, materials, assignments, submissions, attendances, notifications, settings, activity_logs, </w:t>
+      </w:r>
+      <w:r>
+        <w:rPr>
+          <w:rFonts w:ascii="Times New Roman" w:hAnsi="Times New Roman"/>
+          <w:b w:val="0"/>
+          <w:i w:val="0"/>
+          <w:sz w:val="24"/>
+          <w:u w:val="none"/>
+        </w:rPr>
+        <w:t xml:space="preserve">dan </w:t>
       </w:r>
       <w:r>
         <w:rPr>
@@ -5791,17 +5964,17 @@
           <w:sz w:val="24"/>
           <w:u w:val="none"/>
         </w:rPr>
-        <w:t xml:space="preserve">namespace </w:t>
-      </w:r>
-      <w:r>
-        <w:rPr>
-          <w:rFonts w:ascii="Times New Roman" w:hAnsi="Times New Roman"/>
-          <w:b w:val="0"/>
-          <w:i w:val="0"/>
-          <w:sz w:val="24"/>
-          <w:u w:val="none"/>
-        </w:rPr>
-        <w:t xml:space="preserve">/api/v1. Seluruh rute dilindungi oleh </w:t>
+        <w:t xml:space="preserve">personal_access_tokens. </w:t>
+      </w:r>
+      <w:r>
+        <w:rPr>
+          <w:rFonts w:ascii="Times New Roman" w:hAnsi="Times New Roman"/>
+          <w:b w:val="0"/>
+          <w:i w:val="0"/>
+          <w:sz w:val="24"/>
+          <w:u w:val="none"/>
+        </w:rPr>
+        <w:t xml:space="preserve">Setiap entitas tabel dikonstruksi menggunakan </w:t>
       </w:r>
       <w:r>
         <w:rPr>
@@ -5811,17 +5984,17 @@
           <w:sz w:val="24"/>
           <w:u w:val="none"/>
         </w:rPr>
-        <w:t xml:space="preserve">middleware auth:sanctum </w:t>
-      </w:r>
-      <w:r>
-        <w:rPr>
-          <w:rFonts w:ascii="Times New Roman" w:hAnsi="Times New Roman"/>
-          <w:b w:val="0"/>
-          <w:i w:val="0"/>
-          <w:sz w:val="24"/>
-          <w:u w:val="none"/>
-        </w:rPr>
-        <w:t>dengan otorisasi berbasis peran pengguna (</w:t>
+        <w:t xml:space="preserve">Laravel Eloquent Migration </w:t>
+      </w:r>
+      <w:r>
+        <w:rPr>
+          <w:rFonts w:ascii="Times New Roman" w:hAnsi="Times New Roman"/>
+          <w:b w:val="0"/>
+          <w:i w:val="0"/>
+          <w:sz w:val="24"/>
+          <w:u w:val="none"/>
+        </w:rPr>
+        <w:t xml:space="preserve">dengan penegakan integritas data melalui </w:t>
       </w:r>
       <w:r>
         <w:rPr>
@@ -5831,17 +6004,17 @@
           <w:sz w:val="24"/>
           <w:u w:val="none"/>
         </w:rPr>
-        <w:t>Role-Based Access Control / RBAC</w:t>
-      </w:r>
-      <w:r>
-        <w:rPr>
-          <w:rFonts w:ascii="Times New Roman" w:hAnsi="Times New Roman"/>
-          <w:b w:val="0"/>
-          <w:i w:val="0"/>
-          <w:sz w:val="24"/>
-          <w:u w:val="none"/>
-        </w:rPr>
-        <w:t xml:space="preserve">) yang membedakan hak akses Administrator, Guru Pengajar, dan Peserta Didik. Mekanisme </w:t>
+        <w:t xml:space="preserve">Foreign Key Constraints </w:t>
+      </w:r>
+      <w:r>
+        <w:rPr>
+          <w:rFonts w:ascii="Times New Roman" w:hAnsi="Times New Roman"/>
+          <w:b w:val="0"/>
+          <w:i w:val="0"/>
+          <w:sz w:val="24"/>
+          <w:u w:val="none"/>
+        </w:rPr>
+        <w:t xml:space="preserve">dan </w:t>
       </w:r>
       <w:r>
         <w:rPr>
@@ -5851,19 +6024,827 @@
           <w:sz w:val="24"/>
           <w:u w:val="none"/>
         </w:rPr>
-        <w:t xml:space="preserve">token Bearer </w:t>
-      </w:r>
-      <w:r>
-        <w:rPr>
-          <w:rFonts w:ascii="Times New Roman" w:hAnsi="Times New Roman"/>
-          <w:b w:val="0"/>
-          <w:i w:val="0"/>
-          <w:sz w:val="24"/>
-          <w:u w:val="none"/>
-        </w:rPr>
-        <w:t>digunakan untuk menjaga keamanan sesi tanpa membebani server.</w:t>
-      </w:r>
-    </w:p>
+        <w:t xml:space="preserve">Cascade Deletion. </w:t>
+      </w:r>
+      <w:r>
+        <w:rPr>
+          <w:rFonts w:ascii="Times New Roman" w:hAnsi="Times New Roman"/>
+          <w:b w:val="0"/>
+          <w:i w:val="0"/>
+          <w:sz w:val="24"/>
+          <w:u w:val="none"/>
+        </w:rPr>
+        <w:t>Perancangan ini dilakukan dengan menyesuaikan kebutuhan fungsional yang telah diidentifikasi pada tahap analisis kebutuhan sistem. Dokumentasi diagram basis data ditunjukkan pada Gambar 3.2.</w:t>
+      </w:r>
+    </w:p>
+    <w:p>
+      <w:pPr>
+        <w:spacing w:before="240" w:after="120" w:line="240" w:lineRule="auto"/>
+        <w:jc w:val="center"/>
+      </w:pPr>
+      <w:r>
+        <w:rPr>
+          <w:rFonts w:ascii="Times New Roman" w:hAnsi="Times New Roman"/>
+          <w:b w:val="0"/>
+          <w:i/>
+          <w:sz w:val="22"/>
+          <w:u w:val="none"/>
+        </w:rPr>
+        <w:t>[Gambar untuk Entity Relationship Diagram (ERD) Basis Data LMS dengan 11 tabel relasional]</w:t>
+      </w:r>
+    </w:p>
+    <w:p>
+      <w:pPr>
+        <w:spacing w:before="0" w:after="240" w:line="240" w:lineRule="auto"/>
+        <w:jc w:val="center"/>
+      </w:pPr>
+      <w:r>
+        <w:rPr>
+          <w:rFonts w:ascii="Times New Roman" w:hAnsi="Times New Roman"/>
+          <w:b w:val="0"/>
+          <w:i w:val="0"/>
+          <w:sz w:val="24"/>
+          <w:u w:val="none"/>
+        </w:rPr>
+        <w:t>Gambar 3.2 Entity Relationship Diagram (ERD) Basis Data</w:t>
+      </w:r>
+    </w:p>
+    <w:p>
+      <w:pPr>
+        <w:keepNext/>
+        <w:spacing w:before="120" w:after="0" w:line="240" w:lineRule="auto"/>
+        <w:jc w:val="center"/>
+      </w:pPr>
+      <w:r>
+        <w:rPr>
+          <w:rFonts w:ascii="Times New Roman" w:hAnsi="Times New Roman"/>
+          <w:b w:val="0"/>
+          <w:i w:val="0"/>
+          <w:sz w:val="24"/>
+          <w:u w:val="none"/>
+        </w:rPr>
+        <w:t>Tabel 3.2 Struktur Tabel Basis Data MySQL</w:t>
+      </w:r>
+    </w:p>
+    <w:tbl>
+      <w:tblPr>
+        <w:tblW w:type="auto" w:w="0"/>
+        <w:jc w:val="center"/>
+        <w:tblLook w:firstColumn="1" w:firstRow="1" w:lastColumn="0" w:lastRow="0" w:noHBand="0" w:noVBand="1" w:val="04A0"/>
+      </w:tblPr>
+      <w:tblGrid>
+        <w:gridCol w:w="2646"/>
+        <w:gridCol w:w="2646"/>
+        <w:gridCol w:w="2646"/>
+      </w:tblGrid>
+      <w:tr>
+        <w:tc>
+          <w:tcPr>
+            <w:tcW w:type="dxa" w:w="2646"/>
+            <w:shd w:fill="D9E2F3"/>
+          </w:tcPr>
+          <w:p>
+            <w:pPr>
+              <w:jc w:val="center"/>
+            </w:pPr>
+            <w:r>
+              <w:rPr>
+                <w:rFonts w:ascii="Times New Roman" w:hAnsi="Times New Roman"/>
+                <w:b/>
+                <w:i w:val="0"/>
+                <w:sz w:val="20"/>
+                <w:u w:val="none"/>
+              </w:rPr>
+              <w:t>No</w:t>
+            </w:r>
+          </w:p>
+        </w:tc>
+        <w:tc>
+          <w:tcPr>
+            <w:tcW w:type="dxa" w:w="2646"/>
+            <w:shd w:fill="D9E2F3"/>
+          </w:tcPr>
+          <w:p>
+            <w:pPr>
+              <w:jc w:val="center"/>
+            </w:pPr>
+            <w:r>
+              <w:rPr>
+                <w:rFonts w:ascii="Times New Roman" w:hAnsi="Times New Roman"/>
+                <w:b/>
+                <w:i w:val="0"/>
+                <w:sz w:val="20"/>
+                <w:u w:val="none"/>
+              </w:rPr>
+              <w:t>Nama Tabel</w:t>
+            </w:r>
+          </w:p>
+        </w:tc>
+        <w:tc>
+          <w:tcPr>
+            <w:tcW w:type="dxa" w:w="2646"/>
+            <w:shd w:fill="D9E2F3"/>
+          </w:tcPr>
+          <w:p>
+            <w:pPr>
+              <w:jc w:val="center"/>
+            </w:pPr>
+            <w:r>
+              <w:rPr>
+                <w:rFonts w:ascii="Times New Roman" w:hAnsi="Times New Roman"/>
+                <w:b/>
+                <w:i w:val="0"/>
+                <w:sz w:val="20"/>
+                <w:u w:val="none"/>
+              </w:rPr>
+              <w:t>Keterangan</w:t>
+            </w:r>
+          </w:p>
+        </w:tc>
+      </w:tr>
+      <w:tr>
+        <w:tc>
+          <w:tcPr>
+            <w:tcW w:type="dxa" w:w="2646"/>
+          </w:tcPr>
+          <w:p>
+            <w:pPr>
+              <w:jc w:val="center"/>
+            </w:pPr>
+            <w:r>
+              <w:rPr>
+                <w:rFonts w:ascii="Times New Roman" w:hAnsi="Times New Roman"/>
+                <w:b w:val="0"/>
+                <w:i w:val="0"/>
+                <w:sz w:val="20"/>
+                <w:u w:val="none"/>
+              </w:rPr>
+              <w:t>1</w:t>
+            </w:r>
+          </w:p>
+        </w:tc>
+        <w:tc>
+          <w:tcPr>
+            <w:tcW w:type="dxa" w:w="2646"/>
+          </w:tcPr>
+          <w:p>
+            <w:pPr>
+              <w:jc w:val="left"/>
+            </w:pPr>
+            <w:r>
+              <w:rPr>
+                <w:rFonts w:ascii="Times New Roman" w:hAnsi="Times New Roman"/>
+                <w:b w:val="0"/>
+                <w:i/>
+                <w:sz w:val="20"/>
+                <w:u w:val="none"/>
+              </w:rPr>
+              <w:t>users</w:t>
+            </w:r>
+          </w:p>
+        </w:tc>
+        <w:tc>
+          <w:tcPr>
+            <w:tcW w:type="dxa" w:w="2646"/>
+          </w:tcPr>
+          <w:p>
+            <w:pPr>
+              <w:jc w:val="left"/>
+            </w:pPr>
+            <w:r>
+              <w:rPr>
+                <w:rFonts w:ascii="Times New Roman" w:hAnsi="Times New Roman"/>
+                <w:b w:val="0"/>
+                <w:i w:val="0"/>
+                <w:sz w:val="20"/>
+                <w:u w:val="none"/>
+              </w:rPr>
+              <w:t>Data pengguna (admin, guru, siswa) dengan role dan autentikasi</w:t>
+            </w:r>
+          </w:p>
+        </w:tc>
+      </w:tr>
+      <w:tr>
+        <w:tc>
+          <w:tcPr>
+            <w:tcW w:type="dxa" w:w="2646"/>
+          </w:tcPr>
+          <w:p>
+            <w:pPr>
+              <w:jc w:val="center"/>
+            </w:pPr>
+            <w:r>
+              <w:rPr>
+                <w:rFonts w:ascii="Times New Roman" w:hAnsi="Times New Roman"/>
+                <w:b w:val="0"/>
+                <w:i w:val="0"/>
+                <w:sz w:val="20"/>
+                <w:u w:val="none"/>
+              </w:rPr>
+              <w:t>2</w:t>
+            </w:r>
+          </w:p>
+        </w:tc>
+        <w:tc>
+          <w:tcPr>
+            <w:tcW w:type="dxa" w:w="2646"/>
+          </w:tcPr>
+          <w:p>
+            <w:pPr>
+              <w:jc w:val="left"/>
+            </w:pPr>
+            <w:r>
+              <w:rPr>
+                <w:rFonts w:ascii="Times New Roman" w:hAnsi="Times New Roman"/>
+                <w:b w:val="0"/>
+                <w:i/>
+                <w:sz w:val="20"/>
+                <w:u w:val="none"/>
+              </w:rPr>
+              <w:t>courses</w:t>
+            </w:r>
+          </w:p>
+        </w:tc>
+        <w:tc>
+          <w:tcPr>
+            <w:tcW w:type="dxa" w:w="2646"/>
+          </w:tcPr>
+          <w:p>
+            <w:pPr>
+              <w:jc w:val="left"/>
+            </w:pPr>
+            <w:r>
+              <w:rPr>
+                <w:rFonts w:ascii="Times New Roman" w:hAnsi="Times New Roman"/>
+                <w:b w:val="0"/>
+                <w:i w:val="0"/>
+                <w:sz w:val="20"/>
+                <w:u w:val="none"/>
+              </w:rPr>
+              <w:t>Data kelas/mata pelajaran dengan relasi ke guru pengampu</w:t>
+            </w:r>
+          </w:p>
+        </w:tc>
+      </w:tr>
+      <w:tr>
+        <w:tc>
+          <w:tcPr>
+            <w:tcW w:type="dxa" w:w="2646"/>
+          </w:tcPr>
+          <w:p>
+            <w:pPr>
+              <w:jc w:val="center"/>
+            </w:pPr>
+            <w:r>
+              <w:rPr>
+                <w:rFonts w:ascii="Times New Roman" w:hAnsi="Times New Roman"/>
+                <w:b w:val="0"/>
+                <w:i w:val="0"/>
+                <w:sz w:val="20"/>
+                <w:u w:val="none"/>
+              </w:rPr>
+              <w:t>3</w:t>
+            </w:r>
+          </w:p>
+        </w:tc>
+        <w:tc>
+          <w:tcPr>
+            <w:tcW w:type="dxa" w:w="2646"/>
+          </w:tcPr>
+          <w:p>
+            <w:pPr>
+              <w:jc w:val="left"/>
+            </w:pPr>
+            <w:r>
+              <w:rPr>
+                <w:rFonts w:ascii="Times New Roman" w:hAnsi="Times New Roman"/>
+                <w:b w:val="0"/>
+                <w:i/>
+                <w:sz w:val="20"/>
+                <w:u w:val="none"/>
+              </w:rPr>
+              <w:t>course_student</w:t>
+            </w:r>
+          </w:p>
+        </w:tc>
+        <w:tc>
+          <w:tcPr>
+            <w:tcW w:type="dxa" w:w="2646"/>
+          </w:tcPr>
+          <w:p>
+            <w:pPr>
+              <w:jc w:val="left"/>
+            </w:pPr>
+            <w:r>
+              <w:rPr>
+                <w:rFonts w:ascii="Times New Roman" w:hAnsi="Times New Roman"/>
+                <w:b w:val="0"/>
+                <w:i w:val="0"/>
+                <w:sz w:val="20"/>
+                <w:u w:val="none"/>
+              </w:rPr>
+              <w:t>Tabel pivot relasi many-to-many kelas dan siswa</w:t>
+            </w:r>
+          </w:p>
+        </w:tc>
+      </w:tr>
+      <w:tr>
+        <w:tc>
+          <w:tcPr>
+            <w:tcW w:type="dxa" w:w="2646"/>
+          </w:tcPr>
+          <w:p>
+            <w:pPr>
+              <w:jc w:val="center"/>
+            </w:pPr>
+            <w:r>
+              <w:rPr>
+                <w:rFonts w:ascii="Times New Roman" w:hAnsi="Times New Roman"/>
+                <w:b w:val="0"/>
+                <w:i w:val="0"/>
+                <w:sz w:val="20"/>
+                <w:u w:val="none"/>
+              </w:rPr>
+              <w:t>4</w:t>
+            </w:r>
+          </w:p>
+        </w:tc>
+        <w:tc>
+          <w:tcPr>
+            <w:tcW w:type="dxa" w:w="2646"/>
+          </w:tcPr>
+          <w:p>
+            <w:pPr>
+              <w:jc w:val="left"/>
+            </w:pPr>
+            <w:r>
+              <w:rPr>
+                <w:rFonts w:ascii="Times New Roman" w:hAnsi="Times New Roman"/>
+                <w:b w:val="0"/>
+                <w:i/>
+                <w:sz w:val="20"/>
+                <w:u w:val="none"/>
+              </w:rPr>
+              <w:t>materials</w:t>
+            </w:r>
+          </w:p>
+        </w:tc>
+        <w:tc>
+          <w:tcPr>
+            <w:tcW w:type="dxa" w:w="2646"/>
+          </w:tcPr>
+          <w:p>
+            <w:pPr>
+              <w:jc w:val="left"/>
+            </w:pPr>
+            <w:r>
+              <w:rPr>
+                <w:rFonts w:ascii="Times New Roman" w:hAnsi="Times New Roman"/>
+                <w:b w:val="0"/>
+                <w:i w:val="0"/>
+                <w:sz w:val="20"/>
+                <w:u w:val="none"/>
+              </w:rPr>
+              <w:t>Modul bahan ajar (judul, konten, file lampiran)</w:t>
+            </w:r>
+          </w:p>
+        </w:tc>
+      </w:tr>
+      <w:tr>
+        <w:tc>
+          <w:tcPr>
+            <w:tcW w:type="dxa" w:w="2646"/>
+          </w:tcPr>
+          <w:p>
+            <w:pPr>
+              <w:jc w:val="center"/>
+            </w:pPr>
+            <w:r>
+              <w:rPr>
+                <w:rFonts w:ascii="Times New Roman" w:hAnsi="Times New Roman"/>
+                <w:b w:val="0"/>
+                <w:i w:val="0"/>
+                <w:sz w:val="20"/>
+                <w:u w:val="none"/>
+              </w:rPr>
+              <w:t>5</w:t>
+            </w:r>
+          </w:p>
+        </w:tc>
+        <w:tc>
+          <w:tcPr>
+            <w:tcW w:type="dxa" w:w="2646"/>
+          </w:tcPr>
+          <w:p>
+            <w:pPr>
+              <w:jc w:val="left"/>
+            </w:pPr>
+            <w:r>
+              <w:rPr>
+                <w:rFonts w:ascii="Times New Roman" w:hAnsi="Times New Roman"/>
+                <w:b w:val="0"/>
+                <w:i/>
+                <w:sz w:val="20"/>
+                <w:u w:val="none"/>
+              </w:rPr>
+              <w:t>assignments</w:t>
+            </w:r>
+          </w:p>
+        </w:tc>
+        <w:tc>
+          <w:tcPr>
+            <w:tcW w:type="dxa" w:w="2646"/>
+          </w:tcPr>
+          <w:p>
+            <w:pPr>
+              <w:jc w:val="left"/>
+            </w:pPr>
+            <w:r>
+              <w:rPr>
+                <w:rFonts w:ascii="Times New Roman" w:hAnsi="Times New Roman"/>
+                <w:b w:val="0"/>
+                <w:i w:val="0"/>
+                <w:sz w:val="20"/>
+                <w:u w:val="none"/>
+              </w:rPr>
+              <w:t>Penugasan LKPD dengan deadline dan bobot nilai</w:t>
+            </w:r>
+          </w:p>
+        </w:tc>
+      </w:tr>
+      <w:tr>
+        <w:tc>
+          <w:tcPr>
+            <w:tcW w:type="dxa" w:w="2646"/>
+          </w:tcPr>
+          <w:p>
+            <w:pPr>
+              <w:jc w:val="center"/>
+            </w:pPr>
+            <w:r>
+              <w:rPr>
+                <w:rFonts w:ascii="Times New Roman" w:hAnsi="Times New Roman"/>
+                <w:b w:val="0"/>
+                <w:i w:val="0"/>
+                <w:sz w:val="20"/>
+                <w:u w:val="none"/>
+              </w:rPr>
+              <w:t>6</w:t>
+            </w:r>
+          </w:p>
+        </w:tc>
+        <w:tc>
+          <w:tcPr>
+            <w:tcW w:type="dxa" w:w="2646"/>
+          </w:tcPr>
+          <w:p>
+            <w:pPr>
+              <w:jc w:val="left"/>
+            </w:pPr>
+            <w:r>
+              <w:rPr>
+                <w:rFonts w:ascii="Times New Roman" w:hAnsi="Times New Roman"/>
+                <w:b w:val="0"/>
+                <w:i/>
+                <w:sz w:val="20"/>
+                <w:u w:val="none"/>
+              </w:rPr>
+              <w:t>submissions</w:t>
+            </w:r>
+          </w:p>
+        </w:tc>
+        <w:tc>
+          <w:tcPr>
+            <w:tcW w:type="dxa" w:w="2646"/>
+          </w:tcPr>
+          <w:p>
+            <w:pPr>
+              <w:jc w:val="left"/>
+            </w:pPr>
+            <w:r>
+              <w:rPr>
+                <w:rFonts w:ascii="Times New Roman" w:hAnsi="Times New Roman"/>
+                <w:b w:val="0"/>
+                <w:i w:val="0"/>
+                <w:sz w:val="20"/>
+                <w:u w:val="none"/>
+              </w:rPr>
+              <w:t>Pengumpulan tugas siswa dengan file dan nilai</w:t>
+            </w:r>
+          </w:p>
+        </w:tc>
+      </w:tr>
+      <w:tr>
+        <w:tc>
+          <w:tcPr>
+            <w:tcW w:type="dxa" w:w="2646"/>
+          </w:tcPr>
+          <w:p>
+            <w:pPr>
+              <w:jc w:val="center"/>
+            </w:pPr>
+            <w:r>
+              <w:rPr>
+                <w:rFonts w:ascii="Times New Roman" w:hAnsi="Times New Roman"/>
+                <w:b w:val="0"/>
+                <w:i w:val="0"/>
+                <w:sz w:val="20"/>
+                <w:u w:val="none"/>
+              </w:rPr>
+              <w:t>7</w:t>
+            </w:r>
+          </w:p>
+        </w:tc>
+        <w:tc>
+          <w:tcPr>
+            <w:tcW w:type="dxa" w:w="2646"/>
+          </w:tcPr>
+          <w:p>
+            <w:pPr>
+              <w:jc w:val="left"/>
+            </w:pPr>
+            <w:r>
+              <w:rPr>
+                <w:rFonts w:ascii="Times New Roman" w:hAnsi="Times New Roman"/>
+                <w:b w:val="0"/>
+                <w:i/>
+                <w:sz w:val="20"/>
+                <w:u w:val="none"/>
+              </w:rPr>
+              <w:t>attendances</w:t>
+            </w:r>
+          </w:p>
+        </w:tc>
+        <w:tc>
+          <w:tcPr>
+            <w:tcW w:type="dxa" w:w="2646"/>
+          </w:tcPr>
+          <w:p>
+            <w:pPr>
+              <w:jc w:val="left"/>
+            </w:pPr>
+            <w:r>
+              <w:rPr>
+                <w:rFonts w:ascii="Times New Roman" w:hAnsi="Times New Roman"/>
+                <w:b w:val="0"/>
+                <w:i w:val="0"/>
+                <w:sz w:val="20"/>
+                <w:u w:val="none"/>
+              </w:rPr>
+              <w:t>Data presensi siswa per kelas per tanggal</w:t>
+            </w:r>
+          </w:p>
+        </w:tc>
+      </w:tr>
+      <w:tr>
+        <w:tc>
+          <w:tcPr>
+            <w:tcW w:type="dxa" w:w="2646"/>
+          </w:tcPr>
+          <w:p>
+            <w:pPr>
+              <w:jc w:val="center"/>
+            </w:pPr>
+            <w:r>
+              <w:rPr>
+                <w:rFonts w:ascii="Times New Roman" w:hAnsi="Times New Roman"/>
+                <w:b w:val="0"/>
+                <w:i w:val="0"/>
+                <w:sz w:val="20"/>
+                <w:u w:val="none"/>
+              </w:rPr>
+              <w:t>8</w:t>
+            </w:r>
+          </w:p>
+        </w:tc>
+        <w:tc>
+          <w:tcPr>
+            <w:tcW w:type="dxa" w:w="2646"/>
+          </w:tcPr>
+          <w:p>
+            <w:pPr>
+              <w:jc w:val="left"/>
+            </w:pPr>
+            <w:r>
+              <w:rPr>
+                <w:rFonts w:ascii="Times New Roman" w:hAnsi="Times New Roman"/>
+                <w:b w:val="0"/>
+                <w:i/>
+                <w:sz w:val="20"/>
+                <w:u w:val="none"/>
+              </w:rPr>
+              <w:t>notifications</w:t>
+            </w:r>
+          </w:p>
+        </w:tc>
+        <w:tc>
+          <w:tcPr>
+            <w:tcW w:type="dxa" w:w="2646"/>
+          </w:tcPr>
+          <w:p>
+            <w:pPr>
+              <w:jc w:val="left"/>
+            </w:pPr>
+            <w:r>
+              <w:rPr>
+                <w:rFonts w:ascii="Times New Roman" w:hAnsi="Times New Roman"/>
+                <w:b w:val="0"/>
+                <w:i w:val="0"/>
+                <w:sz w:val="20"/>
+                <w:u w:val="none"/>
+              </w:rPr>
+              <w:t>Notifikasi real-time untuk seluruh pengguna</w:t>
+            </w:r>
+          </w:p>
+        </w:tc>
+      </w:tr>
+      <w:tr>
+        <w:tc>
+          <w:tcPr>
+            <w:tcW w:type="dxa" w:w="2646"/>
+          </w:tcPr>
+          <w:p>
+            <w:pPr>
+              <w:jc w:val="center"/>
+            </w:pPr>
+            <w:r>
+              <w:rPr>
+                <w:rFonts w:ascii="Times New Roman" w:hAnsi="Times New Roman"/>
+                <w:b w:val="0"/>
+                <w:i w:val="0"/>
+                <w:sz w:val="20"/>
+                <w:u w:val="none"/>
+              </w:rPr>
+              <w:t>9</w:t>
+            </w:r>
+          </w:p>
+        </w:tc>
+        <w:tc>
+          <w:tcPr>
+            <w:tcW w:type="dxa" w:w="2646"/>
+          </w:tcPr>
+          <w:p>
+            <w:pPr>
+              <w:jc w:val="left"/>
+            </w:pPr>
+            <w:r>
+              <w:rPr>
+                <w:rFonts w:ascii="Times New Roman" w:hAnsi="Times New Roman"/>
+                <w:b w:val="0"/>
+                <w:i/>
+                <w:sz w:val="20"/>
+                <w:u w:val="none"/>
+              </w:rPr>
+              <w:t>settings</w:t>
+            </w:r>
+          </w:p>
+        </w:tc>
+        <w:tc>
+          <w:tcPr>
+            <w:tcW w:type="dxa" w:w="2646"/>
+          </w:tcPr>
+          <w:p>
+            <w:pPr>
+              <w:jc w:val="left"/>
+            </w:pPr>
+            <w:r>
+              <w:rPr>
+                <w:rFonts w:ascii="Times New Roman" w:hAnsi="Times New Roman"/>
+                <w:b w:val="0"/>
+                <w:i w:val="0"/>
+                <w:sz w:val="20"/>
+                <w:u w:val="none"/>
+              </w:rPr>
+              <w:t>Konfigurasi sistem (nama sekolah, logo, dll)</w:t>
+            </w:r>
+          </w:p>
+        </w:tc>
+      </w:tr>
+      <w:tr>
+        <w:tc>
+          <w:tcPr>
+            <w:tcW w:type="dxa" w:w="2646"/>
+          </w:tcPr>
+          <w:p>
+            <w:pPr>
+              <w:jc w:val="center"/>
+            </w:pPr>
+            <w:r>
+              <w:rPr>
+                <w:rFonts w:ascii="Times New Roman" w:hAnsi="Times New Roman"/>
+                <w:b w:val="0"/>
+                <w:i w:val="0"/>
+                <w:sz w:val="20"/>
+                <w:u w:val="none"/>
+              </w:rPr>
+              <w:t>10</w:t>
+            </w:r>
+          </w:p>
+        </w:tc>
+        <w:tc>
+          <w:tcPr>
+            <w:tcW w:type="dxa" w:w="2646"/>
+          </w:tcPr>
+          <w:p>
+            <w:pPr>
+              <w:jc w:val="left"/>
+            </w:pPr>
+            <w:r>
+              <w:rPr>
+                <w:rFonts w:ascii="Times New Roman" w:hAnsi="Times New Roman"/>
+                <w:b w:val="0"/>
+                <w:i/>
+                <w:sz w:val="20"/>
+                <w:u w:val="none"/>
+              </w:rPr>
+              <w:t>activity_logs</w:t>
+            </w:r>
+          </w:p>
+        </w:tc>
+        <w:tc>
+          <w:tcPr>
+            <w:tcW w:type="dxa" w:w="2646"/>
+          </w:tcPr>
+          <w:p>
+            <w:pPr>
+              <w:jc w:val="left"/>
+            </w:pPr>
+            <w:r>
+              <w:rPr>
+                <w:rFonts w:ascii="Times New Roman" w:hAnsi="Times New Roman"/>
+                <w:b w:val="0"/>
+                <w:i w:val="0"/>
+                <w:sz w:val="20"/>
+                <w:u w:val="none"/>
+              </w:rPr>
+              <w:t>Catatan aktivitas pengguna untuk audit trail</w:t>
+            </w:r>
+          </w:p>
+        </w:tc>
+      </w:tr>
+      <w:tr>
+        <w:tc>
+          <w:tcPr>
+            <w:tcW w:type="dxa" w:w="2646"/>
+          </w:tcPr>
+          <w:p>
+            <w:pPr>
+              <w:jc w:val="center"/>
+            </w:pPr>
+            <w:r>
+              <w:rPr>
+                <w:rFonts w:ascii="Times New Roman" w:hAnsi="Times New Roman"/>
+                <w:b w:val="0"/>
+                <w:i w:val="0"/>
+                <w:sz w:val="20"/>
+                <w:u w:val="none"/>
+              </w:rPr>
+              <w:t>11</w:t>
+            </w:r>
+          </w:p>
+        </w:tc>
+        <w:tc>
+          <w:tcPr>
+            <w:tcW w:type="dxa" w:w="2646"/>
+          </w:tcPr>
+          <w:p>
+            <w:pPr>
+              <w:jc w:val="left"/>
+            </w:pPr>
+            <w:r>
+              <w:rPr>
+                <w:rFonts w:ascii="Times New Roman" w:hAnsi="Times New Roman"/>
+                <w:b w:val="0"/>
+                <w:i/>
+                <w:sz w:val="20"/>
+                <w:u w:val="none"/>
+              </w:rPr>
+              <w:t>personal_access_tokens</w:t>
+            </w:r>
+          </w:p>
+        </w:tc>
+        <w:tc>
+          <w:tcPr>
+            <w:tcW w:type="dxa" w:w="2646"/>
+          </w:tcPr>
+          <w:p>
+            <w:pPr>
+              <w:jc w:val="left"/>
+            </w:pPr>
+            <w:r>
+              <w:rPr>
+                <w:rFonts w:ascii="Times New Roman" w:hAnsi="Times New Roman"/>
+                <w:b w:val="0"/>
+                <w:i w:val="0"/>
+                <w:sz w:val="20"/>
+                <w:u w:val="none"/>
+              </w:rPr>
+              <w:t>Token autentikasi Laravel Sanctum</w:t>
+            </w:r>
+          </w:p>
+        </w:tc>
+      </w:tr>
+    </w:tbl>
     <w:p>
       <w:pPr>
         <w:spacing w:before="0" w:after="0" w:line="360" w:lineRule="auto"/>
@@ -5878,7 +6859,7 @@
           <w:sz w:val="24"/>
           <w:u w:val="none"/>
         </w:rPr>
-        <w:t xml:space="preserve">Penulis juga merancang arsitektur sinkronisasi mutasi data pada </w:t>
+        <w:t xml:space="preserve">Selanjutnya, penulis membangun lebih dari 50 </w:t>
       </w:r>
       <w:r>
         <w:rPr>
@@ -5888,17 +6869,17 @@
           <w:sz w:val="24"/>
           <w:u w:val="none"/>
         </w:rPr>
-        <w:t xml:space="preserve">frontend </w:t>
-      </w:r>
-      <w:r>
-        <w:rPr>
-          <w:rFonts w:ascii="Times New Roman" w:hAnsi="Times New Roman"/>
-          <w:b w:val="0"/>
-          <w:i w:val="0"/>
-          <w:sz w:val="24"/>
-          <w:u w:val="none"/>
-        </w:rPr>
-        <w:t xml:space="preserve">Next.js. Setiap kali terjadi operasi </w:t>
+        <w:t xml:space="preserve">endpoint REST API </w:t>
+      </w:r>
+      <w:r>
+        <w:rPr>
+          <w:rFonts w:ascii="Times New Roman" w:hAnsi="Times New Roman"/>
+          <w:b w:val="0"/>
+          <w:i w:val="0"/>
+          <w:sz w:val="24"/>
+          <w:u w:val="none"/>
+        </w:rPr>
+        <w:t xml:space="preserve">yang terorganisir di bawah </w:t>
       </w:r>
       <w:r>
         <w:rPr>
@@ -5908,17 +6889,17 @@
           <w:sz w:val="24"/>
           <w:u w:val="none"/>
         </w:rPr>
-        <w:t xml:space="preserve">Create, Update, </w:t>
-      </w:r>
-      <w:r>
-        <w:rPr>
-          <w:rFonts w:ascii="Times New Roman" w:hAnsi="Times New Roman"/>
-          <w:b w:val="0"/>
-          <w:i w:val="0"/>
-          <w:sz w:val="24"/>
-          <w:u w:val="none"/>
-        </w:rPr>
-        <w:t xml:space="preserve">atau </w:t>
+        <w:t xml:space="preserve">namespace </w:t>
+      </w:r>
+      <w:r>
+        <w:rPr>
+          <w:rFonts w:ascii="Times New Roman" w:hAnsi="Times New Roman"/>
+          <w:b w:val="0"/>
+          <w:i w:val="0"/>
+          <w:sz w:val="24"/>
+          <w:u w:val="none"/>
+        </w:rPr>
+        <w:t xml:space="preserve">/api/v1. Seluruh rute dilindungi oleh </w:t>
       </w:r>
       <w:r>
         <w:rPr>
@@ -5928,17 +6909,17 @@
           <w:sz w:val="24"/>
           <w:u w:val="none"/>
         </w:rPr>
-        <w:t xml:space="preserve">Delete, </w:t>
-      </w:r>
-      <w:r>
-        <w:rPr>
-          <w:rFonts w:ascii="Times New Roman" w:hAnsi="Times New Roman"/>
-          <w:b w:val="0"/>
-          <w:i w:val="0"/>
-          <w:sz w:val="24"/>
-          <w:u w:val="none"/>
-        </w:rPr>
-        <w:t xml:space="preserve">API </w:t>
+        <w:t xml:space="preserve">middleware auth:sanctum </w:t>
+      </w:r>
+      <w:r>
+        <w:rPr>
+          <w:rFonts w:ascii="Times New Roman" w:hAnsi="Times New Roman"/>
+          <w:b w:val="0"/>
+          <w:i w:val="0"/>
+          <w:sz w:val="24"/>
+          <w:u w:val="none"/>
+        </w:rPr>
+        <w:t>dengan otorisasi berbasis peran pengguna (</w:t>
       </w:r>
       <w:r>
         <w:rPr>
@@ -5948,17 +6929,17 @@
           <w:sz w:val="24"/>
           <w:u w:val="none"/>
         </w:rPr>
-        <w:t xml:space="preserve">helper </w:t>
-      </w:r>
-      <w:r>
-        <w:rPr>
-          <w:rFonts w:ascii="Times New Roman" w:hAnsi="Times New Roman"/>
-          <w:b w:val="0"/>
-          <w:i w:val="0"/>
-          <w:sz w:val="24"/>
-          <w:u w:val="none"/>
-        </w:rPr>
-        <w:t xml:space="preserve">akan memicu </w:t>
+        <w:t>Role-Based Access Control / RBAC</w:t>
+      </w:r>
+      <w:r>
+        <w:rPr>
+          <w:rFonts w:ascii="Times New Roman" w:hAnsi="Times New Roman"/>
+          <w:b w:val="0"/>
+          <w:i w:val="0"/>
+          <w:sz w:val="24"/>
+          <w:u w:val="none"/>
+        </w:rPr>
+        <w:t xml:space="preserve">) yang membedakan hak akses Administrator, Guru Pengajar, dan Peserta Didik. Mekanisme </w:t>
       </w:r>
       <w:r>
         <w:rPr>
@@ -5968,111 +6949,955 @@
           <w:sz w:val="24"/>
           <w:u w:val="none"/>
         </w:rPr>
-        <w:t xml:space="preserve">event BroadcastChannel </w:t>
-      </w:r>
-      <w:r>
-        <w:rPr>
-          <w:rFonts w:ascii="Times New Roman" w:hAnsi="Times New Roman"/>
-          <w:b w:val="0"/>
-          <w:i w:val="0"/>
-          <w:sz w:val="24"/>
-          <w:u w:val="none"/>
-        </w:rPr>
-        <w:t xml:space="preserve">dan </w:t>
-      </w:r>
-      <w:r>
-        <w:rPr>
-          <w:rFonts w:ascii="Times New Roman" w:hAnsi="Times New Roman"/>
-          <w:b w:val="0"/>
-          <w:i/>
-          <w:sz w:val="24"/>
-          <w:u w:val="none"/>
-        </w:rPr>
-        <w:t xml:space="preserve">Custom DOM Event. Custom hook useRealtimeData </w:t>
-      </w:r>
-      <w:r>
-        <w:rPr>
-          <w:rFonts w:ascii="Times New Roman" w:hAnsi="Times New Roman"/>
-          <w:b w:val="0"/>
-          <w:i w:val="0"/>
-          <w:sz w:val="24"/>
-          <w:u w:val="none"/>
-        </w:rPr>
-        <w:t xml:space="preserve">kemudian menangkap sinyal tersebut dan melakukan </w:t>
-      </w:r>
-      <w:r>
-        <w:rPr>
-          <w:rFonts w:ascii="Times New Roman" w:hAnsi="Times New Roman"/>
-          <w:b w:val="0"/>
-          <w:i/>
-          <w:sz w:val="24"/>
-          <w:u w:val="none"/>
-        </w:rPr>
-        <w:t xml:space="preserve">revalidation </w:t>
-      </w:r>
-      <w:r>
-        <w:rPr>
-          <w:rFonts w:ascii="Times New Roman" w:hAnsi="Times New Roman"/>
-          <w:b w:val="0"/>
-          <w:i w:val="0"/>
-          <w:sz w:val="24"/>
-          <w:u w:val="none"/>
-        </w:rPr>
-        <w:t xml:space="preserve">data secara instan tanpa memerlukan </w:t>
-      </w:r>
-      <w:r>
-        <w:rPr>
-          <w:rFonts w:ascii="Times New Roman" w:hAnsi="Times New Roman"/>
-          <w:b w:val="0"/>
-          <w:i/>
-          <w:sz w:val="24"/>
-          <w:u w:val="none"/>
-        </w:rPr>
-        <w:t xml:space="preserve">reload </w:t>
-      </w:r>
-      <w:r>
-        <w:rPr>
-          <w:rFonts w:ascii="Times New Roman" w:hAnsi="Times New Roman"/>
-          <w:b w:val="0"/>
-          <w:i w:val="0"/>
-          <w:sz w:val="24"/>
-          <w:u w:val="none"/>
-        </w:rPr>
-        <w:t>halaman web secara manual. Tampilan halaman login ditunjukkan pada Gambar 3.5.</w:t>
-      </w:r>
-    </w:p>
-    <w:p>
-      <w:pPr>
-        <w:spacing w:before="240" w:after="120" w:line="240" w:lineRule="auto"/>
+        <w:t xml:space="preserve">token Bearer </w:t>
+      </w:r>
+      <w:r>
+        <w:rPr>
+          <w:rFonts w:ascii="Times New Roman" w:hAnsi="Times New Roman"/>
+          <w:b w:val="0"/>
+          <w:i w:val="0"/>
+          <w:sz w:val="24"/>
+          <w:u w:val="none"/>
+        </w:rPr>
+        <w:t>digunakan untuk menjaga keamanan sesi tanpa membebani server. Daftar endpoint utama ditunjukkan pada Tabel 3.1.</w:t>
+      </w:r>
+    </w:p>
+    <w:p>
+      <w:pPr>
+        <w:keepNext/>
+        <w:spacing w:before="120" w:after="0" w:line="240" w:lineRule="auto"/>
         <w:jc w:val="center"/>
       </w:pPr>
       <w:r>
         <w:rPr>
           <w:rFonts w:ascii="Times New Roman" w:hAnsi="Times New Roman"/>
           <w:b w:val="0"/>
-          <w:i/>
-          <w:sz w:val="22"/>
-          <w:u w:val="none"/>
-        </w:rPr>
-        <w:t>[Gambar untuk Tampilan Halaman Login Sistem LMS]</w:t>
-      </w:r>
-    </w:p>
-    <w:p>
-      <w:pPr>
-        <w:spacing w:before="0" w:after="240" w:line="240" w:lineRule="auto"/>
+          <w:i w:val="0"/>
+          <w:sz w:val="24"/>
+          <w:u w:val="none"/>
+        </w:rPr>
+        <w:t>Tabel 3.1 Daftar Endpoint RESTful API Laravel 11</w:t>
+      </w:r>
+    </w:p>
+    <w:tbl>
+      <w:tblPr>
+        <w:tblW w:type="auto" w:w="0"/>
         <w:jc w:val="center"/>
-      </w:pPr>
-      <w:r>
-        <w:rPr>
-          <w:rFonts w:ascii="Times New Roman" w:hAnsi="Times New Roman"/>
-          <w:b w:val="0"/>
-          <w:i w:val="0"/>
-          <w:sz w:val="24"/>
-          <w:u w:val="none"/>
-        </w:rPr>
-        <w:t>Gambar 3.5 Tampilan Halaman Login Sistem LMS</w:t>
-      </w:r>
-    </w:p>
+        <w:tblLook w:firstColumn="1" w:firstRow="1" w:lastColumn="0" w:lastRow="0" w:noHBand="0" w:noVBand="1" w:val="04A0"/>
+      </w:tblPr>
+      <w:tblGrid>
+        <w:gridCol w:w="1984"/>
+        <w:gridCol w:w="1984"/>
+        <w:gridCol w:w="1984"/>
+        <w:gridCol w:w="1984"/>
+      </w:tblGrid>
+      <w:tr>
+        <w:tc>
+          <w:tcPr>
+            <w:tcW w:type="dxa" w:w="1984"/>
+            <w:shd w:fill="D9E2F3"/>
+          </w:tcPr>
+          <w:p>
+            <w:pPr>
+              <w:jc w:val="center"/>
+            </w:pPr>
+            <w:r>
+              <w:rPr>
+                <w:rFonts w:ascii="Times New Roman" w:hAnsi="Times New Roman"/>
+                <w:b/>
+                <w:i w:val="0"/>
+                <w:sz w:val="18"/>
+                <w:u w:val="none"/>
+              </w:rPr>
+              <w:t>No</w:t>
+            </w:r>
+          </w:p>
+        </w:tc>
+        <w:tc>
+          <w:tcPr>
+            <w:tcW w:type="dxa" w:w="1984"/>
+            <w:shd w:fill="D9E2F3"/>
+          </w:tcPr>
+          <w:p>
+            <w:pPr>
+              <w:jc w:val="center"/>
+            </w:pPr>
+            <w:r>
+              <w:rPr>
+                <w:rFonts w:ascii="Times New Roman" w:hAnsi="Times New Roman"/>
+                <w:b/>
+                <w:i w:val="0"/>
+                <w:sz w:val="18"/>
+                <w:u w:val="none"/>
+              </w:rPr>
+              <w:t>Method</w:t>
+            </w:r>
+          </w:p>
+        </w:tc>
+        <w:tc>
+          <w:tcPr>
+            <w:tcW w:type="dxa" w:w="1984"/>
+            <w:shd w:fill="D9E2F3"/>
+          </w:tcPr>
+          <w:p>
+            <w:pPr>
+              <w:jc w:val="center"/>
+            </w:pPr>
+            <w:r>
+              <w:rPr>
+                <w:rFonts w:ascii="Times New Roman" w:hAnsi="Times New Roman"/>
+                <w:b/>
+                <w:i w:val="0"/>
+                <w:sz w:val="18"/>
+                <w:u w:val="none"/>
+              </w:rPr>
+              <w:t>Endpoint</w:t>
+            </w:r>
+          </w:p>
+        </w:tc>
+        <w:tc>
+          <w:tcPr>
+            <w:tcW w:type="dxa" w:w="1984"/>
+            <w:shd w:fill="D9E2F3"/>
+          </w:tcPr>
+          <w:p>
+            <w:pPr>
+              <w:jc w:val="center"/>
+            </w:pPr>
+            <w:r>
+              <w:rPr>
+                <w:rFonts w:ascii="Times New Roman" w:hAnsi="Times New Roman"/>
+                <w:b/>
+                <w:i w:val="0"/>
+                <w:sz w:val="18"/>
+                <w:u w:val="none"/>
+              </w:rPr>
+              <w:t>Keterangan</w:t>
+            </w:r>
+          </w:p>
+        </w:tc>
+      </w:tr>
+      <w:tr>
+        <w:tc>
+          <w:tcPr>
+            <w:tcW w:type="dxa" w:w="1984"/>
+          </w:tcPr>
+          <w:p>
+            <w:pPr>
+              <w:jc w:val="center"/>
+            </w:pPr>
+            <w:r>
+              <w:rPr>
+                <w:rFonts w:ascii="Times New Roman" w:hAnsi="Times New Roman"/>
+                <w:b w:val="0"/>
+                <w:i w:val="0"/>
+                <w:sz w:val="18"/>
+                <w:u w:val="none"/>
+              </w:rPr>
+              <w:t>1</w:t>
+            </w:r>
+          </w:p>
+        </w:tc>
+        <w:tc>
+          <w:tcPr>
+            <w:tcW w:type="dxa" w:w="1984"/>
+          </w:tcPr>
+          <w:p>
+            <w:pPr>
+              <w:jc w:val="center"/>
+            </w:pPr>
+            <w:r>
+              <w:rPr>
+                <w:rFonts w:ascii="Times New Roman" w:hAnsi="Times New Roman"/>
+                <w:b w:val="0"/>
+                <w:i w:val="0"/>
+                <w:sz w:val="18"/>
+                <w:u w:val="none"/>
+              </w:rPr>
+              <w:t>POST</w:t>
+            </w:r>
+          </w:p>
+        </w:tc>
+        <w:tc>
+          <w:tcPr>
+            <w:tcW w:type="dxa" w:w="1984"/>
+          </w:tcPr>
+          <w:p>
+            <w:pPr>
+              <w:jc w:val="left"/>
+            </w:pPr>
+            <w:r>
+              <w:rPr>
+                <w:rFonts w:ascii="Times New Roman" w:hAnsi="Times New Roman"/>
+                <w:b w:val="0"/>
+                <w:i/>
+                <w:sz w:val="18"/>
+                <w:u w:val="none"/>
+              </w:rPr>
+              <w:t>/api/v1/login</w:t>
+            </w:r>
+          </w:p>
+        </w:tc>
+        <w:tc>
+          <w:tcPr>
+            <w:tcW w:type="dxa" w:w="1984"/>
+          </w:tcPr>
+          <w:p>
+            <w:pPr>
+              <w:jc w:val="left"/>
+            </w:pPr>
+            <w:r>
+              <w:rPr>
+                <w:rFonts w:ascii="Times New Roman" w:hAnsi="Times New Roman"/>
+                <w:b w:val="0"/>
+                <w:i w:val="0"/>
+                <w:sz w:val="18"/>
+                <w:u w:val="none"/>
+              </w:rPr>
+              <w:t>Autentikasi pengguna, generate token</w:t>
+            </w:r>
+          </w:p>
+        </w:tc>
+      </w:tr>
+      <w:tr>
+        <w:tc>
+          <w:tcPr>
+            <w:tcW w:type="dxa" w:w="1984"/>
+          </w:tcPr>
+          <w:p>
+            <w:pPr>
+              <w:jc w:val="center"/>
+            </w:pPr>
+            <w:r>
+              <w:rPr>
+                <w:rFonts w:ascii="Times New Roman" w:hAnsi="Times New Roman"/>
+                <w:b w:val="0"/>
+                <w:i w:val="0"/>
+                <w:sz w:val="18"/>
+                <w:u w:val="none"/>
+              </w:rPr>
+              <w:t>2</w:t>
+            </w:r>
+          </w:p>
+        </w:tc>
+        <w:tc>
+          <w:tcPr>
+            <w:tcW w:type="dxa" w:w="1984"/>
+          </w:tcPr>
+          <w:p>
+            <w:pPr>
+              <w:jc w:val="center"/>
+            </w:pPr>
+            <w:r>
+              <w:rPr>
+                <w:rFonts w:ascii="Times New Roman" w:hAnsi="Times New Roman"/>
+                <w:b w:val="0"/>
+                <w:i w:val="0"/>
+                <w:sz w:val="18"/>
+                <w:u w:val="none"/>
+              </w:rPr>
+              <w:t>GET</w:t>
+            </w:r>
+          </w:p>
+        </w:tc>
+        <w:tc>
+          <w:tcPr>
+            <w:tcW w:type="dxa" w:w="1984"/>
+          </w:tcPr>
+          <w:p>
+            <w:pPr>
+              <w:jc w:val="left"/>
+            </w:pPr>
+            <w:r>
+              <w:rPr>
+                <w:rFonts w:ascii="Times New Roman" w:hAnsi="Times New Roman"/>
+                <w:b w:val="0"/>
+                <w:i/>
+                <w:sz w:val="18"/>
+                <w:u w:val="none"/>
+              </w:rPr>
+              <w:t>/api/v1/courses</w:t>
+            </w:r>
+          </w:p>
+        </w:tc>
+        <w:tc>
+          <w:tcPr>
+            <w:tcW w:type="dxa" w:w="1984"/>
+          </w:tcPr>
+          <w:p>
+            <w:pPr>
+              <w:jc w:val="left"/>
+            </w:pPr>
+            <w:r>
+              <w:rPr>
+                <w:rFonts w:ascii="Times New Roman" w:hAnsi="Times New Roman"/>
+                <w:b w:val="0"/>
+                <w:i w:val="0"/>
+                <w:sz w:val="18"/>
+                <w:u w:val="none"/>
+              </w:rPr>
+              <w:t>Daftar kelas sesuai peran pengguna</w:t>
+            </w:r>
+          </w:p>
+        </w:tc>
+      </w:tr>
+      <w:tr>
+        <w:tc>
+          <w:tcPr>
+            <w:tcW w:type="dxa" w:w="1984"/>
+          </w:tcPr>
+          <w:p>
+            <w:pPr>
+              <w:jc w:val="center"/>
+            </w:pPr>
+            <w:r>
+              <w:rPr>
+                <w:rFonts w:ascii="Times New Roman" w:hAnsi="Times New Roman"/>
+                <w:b w:val="0"/>
+                <w:i w:val="0"/>
+                <w:sz w:val="18"/>
+                <w:u w:val="none"/>
+              </w:rPr>
+              <w:t>3</w:t>
+            </w:r>
+          </w:p>
+        </w:tc>
+        <w:tc>
+          <w:tcPr>
+            <w:tcW w:type="dxa" w:w="1984"/>
+          </w:tcPr>
+          <w:p>
+            <w:pPr>
+              <w:jc w:val="center"/>
+            </w:pPr>
+            <w:r>
+              <w:rPr>
+                <w:rFonts w:ascii="Times New Roman" w:hAnsi="Times New Roman"/>
+                <w:b w:val="0"/>
+                <w:i w:val="0"/>
+                <w:sz w:val="18"/>
+                <w:u w:val="none"/>
+              </w:rPr>
+              <w:t>POST</w:t>
+            </w:r>
+          </w:p>
+        </w:tc>
+        <w:tc>
+          <w:tcPr>
+            <w:tcW w:type="dxa" w:w="1984"/>
+          </w:tcPr>
+          <w:p>
+            <w:pPr>
+              <w:jc w:val="left"/>
+            </w:pPr>
+            <w:r>
+              <w:rPr>
+                <w:rFonts w:ascii="Times New Roman" w:hAnsi="Times New Roman"/>
+                <w:b w:val="0"/>
+                <w:i/>
+                <w:sz w:val="18"/>
+                <w:u w:val="none"/>
+              </w:rPr>
+              <w:t>/api/v1/courses</w:t>
+            </w:r>
+          </w:p>
+        </w:tc>
+        <w:tc>
+          <w:tcPr>
+            <w:tcW w:type="dxa" w:w="1984"/>
+          </w:tcPr>
+          <w:p>
+            <w:pPr>
+              <w:jc w:val="left"/>
+            </w:pPr>
+            <w:r>
+              <w:rPr>
+                <w:rFonts w:ascii="Times New Roman" w:hAnsi="Times New Roman"/>
+                <w:b w:val="0"/>
+                <w:i w:val="0"/>
+                <w:sz w:val="18"/>
+                <w:u w:val="none"/>
+              </w:rPr>
+              <w:t>Buat kelas baru (Admin/Guru)</w:t>
+            </w:r>
+          </w:p>
+        </w:tc>
+      </w:tr>
+      <w:tr>
+        <w:tc>
+          <w:tcPr>
+            <w:tcW w:type="dxa" w:w="1984"/>
+          </w:tcPr>
+          <w:p>
+            <w:pPr>
+              <w:jc w:val="center"/>
+            </w:pPr>
+            <w:r>
+              <w:rPr>
+                <w:rFonts w:ascii="Times New Roman" w:hAnsi="Times New Roman"/>
+                <w:b w:val="0"/>
+                <w:i w:val="0"/>
+                <w:sz w:val="18"/>
+                <w:u w:val="none"/>
+              </w:rPr>
+              <w:t>4</w:t>
+            </w:r>
+          </w:p>
+        </w:tc>
+        <w:tc>
+          <w:tcPr>
+            <w:tcW w:type="dxa" w:w="1984"/>
+          </w:tcPr>
+          <w:p>
+            <w:pPr>
+              <w:jc w:val="center"/>
+            </w:pPr>
+            <w:r>
+              <w:rPr>
+                <w:rFonts w:ascii="Times New Roman" w:hAnsi="Times New Roman"/>
+                <w:b w:val="0"/>
+                <w:i w:val="0"/>
+                <w:sz w:val="18"/>
+                <w:u w:val="none"/>
+              </w:rPr>
+              <w:t>GET</w:t>
+            </w:r>
+          </w:p>
+        </w:tc>
+        <w:tc>
+          <w:tcPr>
+            <w:tcW w:type="dxa" w:w="1984"/>
+          </w:tcPr>
+          <w:p>
+            <w:pPr>
+              <w:jc w:val="left"/>
+            </w:pPr>
+            <w:r>
+              <w:rPr>
+                <w:rFonts w:ascii="Times New Roman" w:hAnsi="Times New Roman"/>
+                <w:b w:val="0"/>
+                <w:i/>
+                <w:sz w:val="18"/>
+                <w:u w:val="none"/>
+              </w:rPr>
+              <w:t>/api/v1/materials</w:t>
+            </w:r>
+          </w:p>
+        </w:tc>
+        <w:tc>
+          <w:tcPr>
+            <w:tcW w:type="dxa" w:w="1984"/>
+          </w:tcPr>
+          <w:p>
+            <w:pPr>
+              <w:jc w:val="left"/>
+            </w:pPr>
+            <w:r>
+              <w:rPr>
+                <w:rFonts w:ascii="Times New Roman" w:hAnsi="Times New Roman"/>
+                <w:b w:val="0"/>
+                <w:i w:val="0"/>
+                <w:sz w:val="18"/>
+                <w:u w:val="none"/>
+              </w:rPr>
+              <w:t>Daftar modul bahan ajar per kelas</w:t>
+            </w:r>
+          </w:p>
+        </w:tc>
+      </w:tr>
+      <w:tr>
+        <w:tc>
+          <w:tcPr>
+            <w:tcW w:type="dxa" w:w="1984"/>
+          </w:tcPr>
+          <w:p>
+            <w:pPr>
+              <w:jc w:val="center"/>
+            </w:pPr>
+            <w:r>
+              <w:rPr>
+                <w:rFonts w:ascii="Times New Roman" w:hAnsi="Times New Roman"/>
+                <w:b w:val="0"/>
+                <w:i w:val="0"/>
+                <w:sz w:val="18"/>
+                <w:u w:val="none"/>
+              </w:rPr>
+              <w:t>5</w:t>
+            </w:r>
+          </w:p>
+        </w:tc>
+        <w:tc>
+          <w:tcPr>
+            <w:tcW w:type="dxa" w:w="1984"/>
+          </w:tcPr>
+          <w:p>
+            <w:pPr>
+              <w:jc w:val="center"/>
+            </w:pPr>
+            <w:r>
+              <w:rPr>
+                <w:rFonts w:ascii="Times New Roman" w:hAnsi="Times New Roman"/>
+                <w:b w:val="0"/>
+                <w:i w:val="0"/>
+                <w:sz w:val="18"/>
+                <w:u w:val="none"/>
+              </w:rPr>
+              <w:t>POST</w:t>
+            </w:r>
+          </w:p>
+        </w:tc>
+        <w:tc>
+          <w:tcPr>
+            <w:tcW w:type="dxa" w:w="1984"/>
+          </w:tcPr>
+          <w:p>
+            <w:pPr>
+              <w:jc w:val="left"/>
+            </w:pPr>
+            <w:r>
+              <w:rPr>
+                <w:rFonts w:ascii="Times New Roman" w:hAnsi="Times New Roman"/>
+                <w:b w:val="0"/>
+                <w:i/>
+                <w:sz w:val="18"/>
+                <w:u w:val="none"/>
+              </w:rPr>
+              <w:t>/api/v1/assignments</w:t>
+            </w:r>
+          </w:p>
+        </w:tc>
+        <w:tc>
+          <w:tcPr>
+            <w:tcW w:type="dxa" w:w="1984"/>
+          </w:tcPr>
+          <w:p>
+            <w:pPr>
+              <w:jc w:val="left"/>
+            </w:pPr>
+            <w:r>
+              <w:rPr>
+                <w:rFonts w:ascii="Times New Roman" w:hAnsi="Times New Roman"/>
+                <w:b w:val="0"/>
+                <w:i w:val="0"/>
+                <w:sz w:val="18"/>
+                <w:u w:val="none"/>
+              </w:rPr>
+              <w:t>Buat penugasan LKPD (Guru)</w:t>
+            </w:r>
+          </w:p>
+        </w:tc>
+      </w:tr>
+      <w:tr>
+        <w:tc>
+          <w:tcPr>
+            <w:tcW w:type="dxa" w:w="1984"/>
+          </w:tcPr>
+          <w:p>
+            <w:pPr>
+              <w:jc w:val="center"/>
+            </w:pPr>
+            <w:r>
+              <w:rPr>
+                <w:rFonts w:ascii="Times New Roman" w:hAnsi="Times New Roman"/>
+                <w:b w:val="0"/>
+                <w:i w:val="0"/>
+                <w:sz w:val="18"/>
+                <w:u w:val="none"/>
+              </w:rPr>
+              <w:t>6</w:t>
+            </w:r>
+          </w:p>
+        </w:tc>
+        <w:tc>
+          <w:tcPr>
+            <w:tcW w:type="dxa" w:w="1984"/>
+          </w:tcPr>
+          <w:p>
+            <w:pPr>
+              <w:jc w:val="center"/>
+            </w:pPr>
+            <w:r>
+              <w:rPr>
+                <w:rFonts w:ascii="Times New Roman" w:hAnsi="Times New Roman"/>
+                <w:b w:val="0"/>
+                <w:i w:val="0"/>
+                <w:sz w:val="18"/>
+                <w:u w:val="none"/>
+              </w:rPr>
+              <w:t>POST</w:t>
+            </w:r>
+          </w:p>
+        </w:tc>
+        <w:tc>
+          <w:tcPr>
+            <w:tcW w:type="dxa" w:w="1984"/>
+          </w:tcPr>
+          <w:p>
+            <w:pPr>
+              <w:jc w:val="left"/>
+            </w:pPr>
+            <w:r>
+              <w:rPr>
+                <w:rFonts w:ascii="Times New Roman" w:hAnsi="Times New Roman"/>
+                <w:b w:val="0"/>
+                <w:i/>
+                <w:sz w:val="18"/>
+                <w:u w:val="none"/>
+              </w:rPr>
+              <w:t>/api/v1/submissions</w:t>
+            </w:r>
+          </w:p>
+        </w:tc>
+        <w:tc>
+          <w:tcPr>
+            <w:tcW w:type="dxa" w:w="1984"/>
+          </w:tcPr>
+          <w:p>
+            <w:pPr>
+              <w:jc w:val="left"/>
+            </w:pPr>
+            <w:r>
+              <w:rPr>
+                <w:rFonts w:ascii="Times New Roman" w:hAnsi="Times New Roman"/>
+                <w:b w:val="0"/>
+                <w:i w:val="0"/>
+                <w:sz w:val="18"/>
+                <w:u w:val="none"/>
+              </w:rPr>
+              <w:t>Submit jawaban tugas (Siswa)</w:t>
+            </w:r>
+          </w:p>
+        </w:tc>
+      </w:tr>
+      <w:tr>
+        <w:tc>
+          <w:tcPr>
+            <w:tcW w:type="dxa" w:w="1984"/>
+          </w:tcPr>
+          <w:p>
+            <w:pPr>
+              <w:jc w:val="center"/>
+            </w:pPr>
+            <w:r>
+              <w:rPr>
+                <w:rFonts w:ascii="Times New Roman" w:hAnsi="Times New Roman"/>
+                <w:b w:val="0"/>
+                <w:i w:val="0"/>
+                <w:sz w:val="18"/>
+                <w:u w:val="none"/>
+              </w:rPr>
+              <w:t>7</w:t>
+            </w:r>
+          </w:p>
+        </w:tc>
+        <w:tc>
+          <w:tcPr>
+            <w:tcW w:type="dxa" w:w="1984"/>
+          </w:tcPr>
+          <w:p>
+            <w:pPr>
+              <w:jc w:val="center"/>
+            </w:pPr>
+            <w:r>
+              <w:rPr>
+                <w:rFonts w:ascii="Times New Roman" w:hAnsi="Times New Roman"/>
+                <w:b w:val="0"/>
+                <w:i w:val="0"/>
+                <w:sz w:val="18"/>
+                <w:u w:val="none"/>
+              </w:rPr>
+              <w:t>POST</w:t>
+            </w:r>
+          </w:p>
+        </w:tc>
+        <w:tc>
+          <w:tcPr>
+            <w:tcW w:type="dxa" w:w="1984"/>
+          </w:tcPr>
+          <w:p>
+            <w:pPr>
+              <w:jc w:val="left"/>
+            </w:pPr>
+            <w:r>
+              <w:rPr>
+                <w:rFonts w:ascii="Times New Roman" w:hAnsi="Times New Roman"/>
+                <w:b w:val="0"/>
+                <w:i/>
+                <w:sz w:val="18"/>
+                <w:u w:val="none"/>
+              </w:rPr>
+              <w:t>/api/v1/attendances</w:t>
+            </w:r>
+          </w:p>
+        </w:tc>
+        <w:tc>
+          <w:tcPr>
+            <w:tcW w:type="dxa" w:w="1984"/>
+          </w:tcPr>
+          <w:p>
+            <w:pPr>
+              <w:jc w:val="left"/>
+            </w:pPr>
+            <w:r>
+              <w:rPr>
+                <w:rFonts w:ascii="Times New Roman" w:hAnsi="Times New Roman"/>
+                <w:b w:val="0"/>
+                <w:i w:val="0"/>
+                <w:sz w:val="18"/>
+                <w:u w:val="none"/>
+              </w:rPr>
+              <w:t>Catat presensi mandiri (Siswa)</w:t>
+            </w:r>
+          </w:p>
+        </w:tc>
+      </w:tr>
+      <w:tr>
+        <w:tc>
+          <w:tcPr>
+            <w:tcW w:type="dxa" w:w="1984"/>
+          </w:tcPr>
+          <w:p>
+            <w:pPr>
+              <w:jc w:val="center"/>
+            </w:pPr>
+            <w:r>
+              <w:rPr>
+                <w:rFonts w:ascii="Times New Roman" w:hAnsi="Times New Roman"/>
+                <w:b w:val="0"/>
+                <w:i w:val="0"/>
+                <w:sz w:val="18"/>
+                <w:u w:val="none"/>
+              </w:rPr>
+              <w:t>8</w:t>
+            </w:r>
+          </w:p>
+        </w:tc>
+        <w:tc>
+          <w:tcPr>
+            <w:tcW w:type="dxa" w:w="1984"/>
+          </w:tcPr>
+          <w:p>
+            <w:pPr>
+              <w:jc w:val="center"/>
+            </w:pPr>
+            <w:r>
+              <w:rPr>
+                <w:rFonts w:ascii="Times New Roman" w:hAnsi="Times New Roman"/>
+                <w:b w:val="0"/>
+                <w:i w:val="0"/>
+                <w:sz w:val="18"/>
+                <w:u w:val="none"/>
+              </w:rPr>
+              <w:t>GET</w:t>
+            </w:r>
+          </w:p>
+        </w:tc>
+        <w:tc>
+          <w:tcPr>
+            <w:tcW w:type="dxa" w:w="1984"/>
+          </w:tcPr>
+          <w:p>
+            <w:pPr>
+              <w:jc w:val="left"/>
+            </w:pPr>
+            <w:r>
+              <w:rPr>
+                <w:rFonts w:ascii="Times New Roman" w:hAnsi="Times New Roman"/>
+                <w:b w:val="0"/>
+                <w:i/>
+                <w:sz w:val="18"/>
+                <w:u w:val="none"/>
+              </w:rPr>
+              <w:t>/api/v1/notifications</w:t>
+            </w:r>
+          </w:p>
+        </w:tc>
+        <w:tc>
+          <w:tcPr>
+            <w:tcW w:type="dxa" w:w="1984"/>
+          </w:tcPr>
+          <w:p>
+            <w:pPr>
+              <w:jc w:val="left"/>
+            </w:pPr>
+            <w:r>
+              <w:rPr>
+                <w:rFonts w:ascii="Times New Roman" w:hAnsi="Times New Roman"/>
+                <w:b w:val="0"/>
+                <w:i w:val="0"/>
+                <w:sz w:val="18"/>
+                <w:u w:val="none"/>
+              </w:rPr>
+              <w:t>Ambil notifikasi pengguna</w:t>
+            </w:r>
+          </w:p>
+        </w:tc>
+      </w:tr>
+      <w:tr>
+        <w:tc>
+          <w:tcPr>
+            <w:tcW w:type="dxa" w:w="1984"/>
+          </w:tcPr>
+          <w:p>
+            <w:pPr>
+              <w:jc w:val="center"/>
+            </w:pPr>
+            <w:r>
+              <w:rPr>
+                <w:rFonts w:ascii="Times New Roman" w:hAnsi="Times New Roman"/>
+                <w:b w:val="0"/>
+                <w:i w:val="0"/>
+                <w:sz w:val="18"/>
+                <w:u w:val="none"/>
+              </w:rPr>
+              <w:t>9</w:t>
+            </w:r>
+          </w:p>
+        </w:tc>
+        <w:tc>
+          <w:tcPr>
+            <w:tcW w:type="dxa" w:w="1984"/>
+          </w:tcPr>
+          <w:p>
+            <w:pPr>
+              <w:jc w:val="center"/>
+            </w:pPr>
+            <w:r>
+              <w:rPr>
+                <w:rFonts w:ascii="Times New Roman" w:hAnsi="Times New Roman"/>
+                <w:b w:val="0"/>
+                <w:i w:val="0"/>
+                <w:sz w:val="18"/>
+                <w:u w:val="none"/>
+              </w:rPr>
+              <w:t>GET</w:t>
+            </w:r>
+          </w:p>
+        </w:tc>
+        <w:tc>
+          <w:tcPr>
+            <w:tcW w:type="dxa" w:w="1984"/>
+          </w:tcPr>
+          <w:p>
+            <w:pPr>
+              <w:jc w:val="left"/>
+            </w:pPr>
+            <w:r>
+              <w:rPr>
+                <w:rFonts w:ascii="Times New Roman" w:hAnsi="Times New Roman"/>
+                <w:b w:val="0"/>
+                <w:i/>
+                <w:sz w:val="18"/>
+                <w:u w:val="none"/>
+              </w:rPr>
+              <w:t>/api/v1/reports/grades</w:t>
+            </w:r>
+          </w:p>
+        </w:tc>
+        <w:tc>
+          <w:tcPr>
+            <w:tcW w:type="dxa" w:w="1984"/>
+          </w:tcPr>
+          <w:p>
+            <w:pPr>
+              <w:jc w:val="left"/>
+            </w:pPr>
+            <w:r>
+              <w:rPr>
+                <w:rFonts w:ascii="Times New Roman" w:hAnsi="Times New Roman"/>
+                <w:b w:val="0"/>
+                <w:i w:val="0"/>
+                <w:sz w:val="18"/>
+                <w:u w:val="none"/>
+              </w:rPr>
+              <w:t>Rekapitulasi nilai rapor</w:t>
+            </w:r>
+          </w:p>
+        </w:tc>
+      </w:tr>
+      <w:tr>
+        <w:tc>
+          <w:tcPr>
+            <w:tcW w:type="dxa" w:w="1984"/>
+          </w:tcPr>
+          <w:p>
+            <w:pPr>
+              <w:jc w:val="center"/>
+            </w:pPr>
+            <w:r>
+              <w:rPr>
+                <w:rFonts w:ascii="Times New Roman" w:hAnsi="Times New Roman"/>
+                <w:b w:val="0"/>
+                <w:i w:val="0"/>
+                <w:sz w:val="18"/>
+                <w:u w:val="none"/>
+              </w:rPr>
+              <w:t>10</w:t>
+            </w:r>
+          </w:p>
+        </w:tc>
+        <w:tc>
+          <w:tcPr>
+            <w:tcW w:type="dxa" w:w="1984"/>
+          </w:tcPr>
+          <w:p>
+            <w:pPr>
+              <w:jc w:val="center"/>
+            </w:pPr>
+            <w:r>
+              <w:rPr>
+                <w:rFonts w:ascii="Times New Roman" w:hAnsi="Times New Roman"/>
+                <w:b w:val="0"/>
+                <w:i w:val="0"/>
+                <w:sz w:val="18"/>
+                <w:u w:val="none"/>
+              </w:rPr>
+              <w:t>POST</w:t>
+            </w:r>
+          </w:p>
+        </w:tc>
+        <w:tc>
+          <w:tcPr>
+            <w:tcW w:type="dxa" w:w="1984"/>
+          </w:tcPr>
+          <w:p>
+            <w:pPr>
+              <w:jc w:val="left"/>
+            </w:pPr>
+            <w:r>
+              <w:rPr>
+                <w:rFonts w:ascii="Times New Roman" w:hAnsi="Times New Roman"/>
+                <w:b w:val="0"/>
+                <w:i/>
+                <w:sz w:val="18"/>
+                <w:u w:val="none"/>
+              </w:rPr>
+              <w:t>/api/v1/users/import</w:t>
+            </w:r>
+          </w:p>
+        </w:tc>
+        <w:tc>
+          <w:tcPr>
+            <w:tcW w:type="dxa" w:w="1984"/>
+          </w:tcPr>
+          <w:p>
+            <w:pPr>
+              <w:jc w:val="left"/>
+            </w:pPr>
+            <w:r>
+              <w:rPr>
+                <w:rFonts w:ascii="Times New Roman" w:hAnsi="Times New Roman"/>
+                <w:b w:val="0"/>
+                <w:i w:val="0"/>
+                <w:sz w:val="18"/>
+                <w:u w:val="none"/>
+              </w:rPr>
+              <w:t>Bulk import akun dari Excel</w:t>
+            </w:r>
+          </w:p>
+        </w:tc>
+      </w:tr>
+    </w:tbl>
     <w:p>
       <w:pPr>
         <w:spacing w:before="0" w:after="0" w:line="360" w:lineRule="auto"/>
@@ -6087,6 +7912,232 @@
           <w:sz w:val="24"/>
           <w:u w:val="none"/>
         </w:rPr>
+        <w:t xml:space="preserve">Penulis juga merancang arsitektur sinkronisasi mutasi data pada </w:t>
+      </w:r>
+      <w:r>
+        <w:rPr>
+          <w:rFonts w:ascii="Times New Roman" w:hAnsi="Times New Roman"/>
+          <w:b w:val="0"/>
+          <w:i/>
+          <w:sz w:val="24"/>
+          <w:u w:val="none"/>
+        </w:rPr>
+        <w:t xml:space="preserve">frontend </w:t>
+      </w:r>
+      <w:r>
+        <w:rPr>
+          <w:rFonts w:ascii="Times New Roman" w:hAnsi="Times New Roman"/>
+          <w:b w:val="0"/>
+          <w:i w:val="0"/>
+          <w:sz w:val="24"/>
+          <w:u w:val="none"/>
+        </w:rPr>
+        <w:t xml:space="preserve">Next.js. Setiap kali terjadi operasi </w:t>
+      </w:r>
+      <w:r>
+        <w:rPr>
+          <w:rFonts w:ascii="Times New Roman" w:hAnsi="Times New Roman"/>
+          <w:b w:val="0"/>
+          <w:i/>
+          <w:sz w:val="24"/>
+          <w:u w:val="none"/>
+        </w:rPr>
+        <w:t xml:space="preserve">Create, Update, </w:t>
+      </w:r>
+      <w:r>
+        <w:rPr>
+          <w:rFonts w:ascii="Times New Roman" w:hAnsi="Times New Roman"/>
+          <w:b w:val="0"/>
+          <w:i w:val="0"/>
+          <w:sz w:val="24"/>
+          <w:u w:val="none"/>
+        </w:rPr>
+        <w:t xml:space="preserve">atau </w:t>
+      </w:r>
+      <w:r>
+        <w:rPr>
+          <w:rFonts w:ascii="Times New Roman" w:hAnsi="Times New Roman"/>
+          <w:b w:val="0"/>
+          <w:i/>
+          <w:sz w:val="24"/>
+          <w:u w:val="none"/>
+        </w:rPr>
+        <w:t xml:space="preserve">Delete, </w:t>
+      </w:r>
+      <w:r>
+        <w:rPr>
+          <w:rFonts w:ascii="Times New Roman" w:hAnsi="Times New Roman"/>
+          <w:b w:val="0"/>
+          <w:i w:val="0"/>
+          <w:sz w:val="24"/>
+          <w:u w:val="none"/>
+        </w:rPr>
+        <w:t xml:space="preserve">API </w:t>
+      </w:r>
+      <w:r>
+        <w:rPr>
+          <w:rFonts w:ascii="Times New Roman" w:hAnsi="Times New Roman"/>
+          <w:b w:val="0"/>
+          <w:i/>
+          <w:sz w:val="24"/>
+          <w:u w:val="none"/>
+        </w:rPr>
+        <w:t xml:space="preserve">helper </w:t>
+      </w:r>
+      <w:r>
+        <w:rPr>
+          <w:rFonts w:ascii="Times New Roman" w:hAnsi="Times New Roman"/>
+          <w:b w:val="0"/>
+          <w:i w:val="0"/>
+          <w:sz w:val="24"/>
+          <w:u w:val="none"/>
+        </w:rPr>
+        <w:t xml:space="preserve">akan memicu </w:t>
+      </w:r>
+      <w:r>
+        <w:rPr>
+          <w:rFonts w:ascii="Times New Roman" w:hAnsi="Times New Roman"/>
+          <w:b w:val="0"/>
+          <w:i/>
+          <w:sz w:val="24"/>
+          <w:u w:val="none"/>
+        </w:rPr>
+        <w:t xml:space="preserve">event BroadcastChannel </w:t>
+      </w:r>
+      <w:r>
+        <w:rPr>
+          <w:rFonts w:ascii="Times New Roman" w:hAnsi="Times New Roman"/>
+          <w:b w:val="0"/>
+          <w:i w:val="0"/>
+          <w:sz w:val="24"/>
+          <w:u w:val="none"/>
+        </w:rPr>
+        <w:t xml:space="preserve">dan </w:t>
+      </w:r>
+      <w:r>
+        <w:rPr>
+          <w:rFonts w:ascii="Times New Roman" w:hAnsi="Times New Roman"/>
+          <w:b w:val="0"/>
+          <w:i/>
+          <w:sz w:val="24"/>
+          <w:u w:val="none"/>
+        </w:rPr>
+        <w:t xml:space="preserve">Custom DOM Event. Custom hook useRealtimeData </w:t>
+      </w:r>
+      <w:r>
+        <w:rPr>
+          <w:rFonts w:ascii="Times New Roman" w:hAnsi="Times New Roman"/>
+          <w:b w:val="0"/>
+          <w:i w:val="0"/>
+          <w:sz w:val="24"/>
+          <w:u w:val="none"/>
+        </w:rPr>
+        <w:t xml:space="preserve">kemudian menangkap sinyal tersebut dan melakukan </w:t>
+      </w:r>
+      <w:r>
+        <w:rPr>
+          <w:rFonts w:ascii="Times New Roman" w:hAnsi="Times New Roman"/>
+          <w:b w:val="0"/>
+          <w:i/>
+          <w:sz w:val="24"/>
+          <w:u w:val="none"/>
+        </w:rPr>
+        <w:t xml:space="preserve">revalidation </w:t>
+      </w:r>
+      <w:r>
+        <w:rPr>
+          <w:rFonts w:ascii="Times New Roman" w:hAnsi="Times New Roman"/>
+          <w:b w:val="0"/>
+          <w:i w:val="0"/>
+          <w:sz w:val="24"/>
+          <w:u w:val="none"/>
+        </w:rPr>
+        <w:t xml:space="preserve">data secara instan tanpa memerlukan </w:t>
+      </w:r>
+      <w:r>
+        <w:rPr>
+          <w:rFonts w:ascii="Times New Roman" w:hAnsi="Times New Roman"/>
+          <w:b w:val="0"/>
+          <w:i/>
+          <w:sz w:val="24"/>
+          <w:u w:val="none"/>
+        </w:rPr>
+        <w:t xml:space="preserve">reload </w:t>
+      </w:r>
+      <w:r>
+        <w:rPr>
+          <w:rFonts w:ascii="Times New Roman" w:hAnsi="Times New Roman"/>
+          <w:b w:val="0"/>
+          <w:i w:val="0"/>
+          <w:sz w:val="24"/>
+          <w:u w:val="none"/>
+        </w:rPr>
+        <w:t>halaman web secara manual. Mekanisme ini memastikan bahwa setiap perubahan data yang dilakukan oleh satu pengguna pada satu tab browser akan langsung tercermin di seluruh tab lain yang sedang membuka halaman yang sama.</w:t>
+      </w:r>
+    </w:p>
+    <w:p>
+      <w:pPr>
+        <w:spacing w:before="0" w:after="0" w:line="360" w:lineRule="auto"/>
+        <w:ind w:firstLine="720"/>
+        <w:jc w:val="both"/>
+      </w:pPr>
+      <w:r>
+        <w:rPr>
+          <w:rFonts w:ascii="Times New Roman" w:hAnsi="Times New Roman"/>
+          <w:b w:val="0"/>
+          <w:i w:val="0"/>
+          <w:sz w:val="24"/>
+          <w:u w:val="none"/>
+        </w:rPr>
+        <w:t>Tampilan halaman login sistem LMS yang telah dikembangkan ditunjukkan pada Gambar 3.5. Halaman login dirancang dengan antarmuka yang bersih dan responsif, dilengkapi dengan fitur demo akun yang memungkinkan pengguna mencoba sistem tanpa harus mendaftar terlebih dahulu.</w:t>
+      </w:r>
+    </w:p>
+    <w:p>
+      <w:pPr>
+        <w:spacing w:before="240" w:after="120" w:line="240" w:lineRule="auto"/>
+        <w:jc w:val="center"/>
+      </w:pPr>
+      <w:r>
+        <w:rPr>
+          <w:rFonts w:ascii="Times New Roman" w:hAnsi="Times New Roman"/>
+          <w:b w:val="0"/>
+          <w:i/>
+          <w:sz w:val="22"/>
+          <w:u w:val="none"/>
+        </w:rPr>
+        <w:t>[Gambar untuk Tampilan Halaman Login Sistem LMS dengan fitur Demo Accounts]</w:t>
+      </w:r>
+    </w:p>
+    <w:p>
+      <w:pPr>
+        <w:spacing w:before="0" w:after="240" w:line="240" w:lineRule="auto"/>
+        <w:jc w:val="center"/>
+      </w:pPr>
+      <w:r>
+        <w:rPr>
+          <w:rFonts w:ascii="Times New Roman" w:hAnsi="Times New Roman"/>
+          <w:b w:val="0"/>
+          <w:i w:val="0"/>
+          <w:sz w:val="24"/>
+          <w:u w:val="none"/>
+        </w:rPr>
+        <w:t>Gambar 3.5 Tampilan Halaman Login Sistem LMS</w:t>
+      </w:r>
+    </w:p>
+    <w:p>
+      <w:pPr>
+        <w:spacing w:before="0" w:after="0" w:line="360" w:lineRule="auto"/>
+        <w:ind w:firstLine="720"/>
+        <w:jc w:val="both"/>
+      </w:pPr>
+      <w:r>
+        <w:rPr>
+          <w:rFonts w:ascii="Times New Roman" w:hAnsi="Times New Roman"/>
+          <w:b w:val="0"/>
+          <w:i w:val="0"/>
+          <w:sz w:val="24"/>
+          <w:u w:val="none"/>
+        </w:rPr>
         <w:t xml:space="preserve">Penulis melakukan </w:t>
       </w:r>
       <w:r>
@@ -6167,7 +8218,7 @@
           <w:sz w:val="24"/>
           <w:u w:val="none"/>
         </w:rPr>
-        <w:t xml:space="preserve">Pengujian fungsional seluruh </w:t>
+        <w:t xml:space="preserve">Konfigurasi </w:t>
       </w:r>
       <w:r>
         <w:rPr>
@@ -6177,6 +8228,66 @@
           <w:sz w:val="24"/>
           <w:u w:val="none"/>
         </w:rPr>
+        <w:t xml:space="preserve">environment variables </w:t>
+      </w:r>
+      <w:r>
+        <w:rPr>
+          <w:rFonts w:ascii="Times New Roman" w:hAnsi="Times New Roman"/>
+          <w:b w:val="0"/>
+          <w:i w:val="0"/>
+          <w:sz w:val="24"/>
+          <w:u w:val="none"/>
+        </w:rPr>
+        <w:t xml:space="preserve">dilakukan dengan cermat untuk memastikan koneksi antara </w:t>
+      </w:r>
+      <w:r>
+        <w:rPr>
+          <w:rFonts w:ascii="Times New Roman" w:hAnsi="Times New Roman"/>
+          <w:b w:val="0"/>
+          <w:i/>
+          <w:sz w:val="24"/>
+          <w:u w:val="none"/>
+        </w:rPr>
+        <w:t xml:space="preserve">frontend </w:t>
+      </w:r>
+      <w:r>
+        <w:rPr>
+          <w:rFonts w:ascii="Times New Roman" w:hAnsi="Times New Roman"/>
+          <w:b w:val="0"/>
+          <w:i w:val="0"/>
+          <w:sz w:val="24"/>
+          <w:u w:val="none"/>
+        </w:rPr>
+        <w:t xml:space="preserve">dan </w:t>
+      </w:r>
+      <w:r>
+        <w:rPr>
+          <w:rFonts w:ascii="Times New Roman" w:hAnsi="Times New Roman"/>
+          <w:b w:val="0"/>
+          <w:i/>
+          <w:sz w:val="24"/>
+          <w:u w:val="none"/>
+        </w:rPr>
+        <w:t xml:space="preserve">backend </w:t>
+      </w:r>
+      <w:r>
+        <w:rPr>
+          <w:rFonts w:ascii="Times New Roman" w:hAnsi="Times New Roman"/>
+          <w:b w:val="0"/>
+          <w:i w:val="0"/>
+          <w:sz w:val="24"/>
+          <w:u w:val="none"/>
+        </w:rPr>
+        <w:t xml:space="preserve">berjalan lancar pada lingkungan produksi. Pengujian fungsional seluruh </w:t>
+      </w:r>
+      <w:r>
+        <w:rPr>
+          <w:rFonts w:ascii="Times New Roman" w:hAnsi="Times New Roman"/>
+          <w:b w:val="0"/>
+          <w:i/>
+          <w:sz w:val="24"/>
+          <w:u w:val="none"/>
+        </w:rPr>
         <w:t xml:space="preserve">endpoint </w:t>
       </w:r>
       <w:r>
@@ -6187,7 +8298,7 @@
           <w:sz w:val="24"/>
           <w:u w:val="none"/>
         </w:rPr>
-        <w:t>dilakukan secara berkala menggunakan Postman Collection.</w:t>
+        <w:t>dilakukan secara berkala menggunakan Postman Collection untuk memastikan keandalan API.</w:t>
       </w:r>
     </w:p>
     <w:p>
@@ -6238,7 +8349,107 @@
           <w:sz w:val="24"/>
           <w:u w:val="none"/>
         </w:rPr>
-        <w:t>Kendala pertama yang dihadapi penulis adalah terjadi kendala inkonsistensi penulisan huruf besar/kecil (case-sensitivity) pada nilai status presensi siswa saat validasi controller backend.</w:t>
+        <w:t>Kendala pertama yang dihadapi penulis berkaitan dengan inkonsistensi penulisan huruf besar/kecil (</w:t>
+      </w:r>
+      <w:r>
+        <w:rPr>
+          <w:rFonts w:ascii="Times New Roman" w:hAnsi="Times New Roman"/>
+          <w:b w:val="0"/>
+          <w:i/>
+          <w:sz w:val="24"/>
+          <w:u w:val="none"/>
+        </w:rPr>
+        <w:t>case-sensitivity</w:t>
+      </w:r>
+      <w:r>
+        <w:rPr>
+          <w:rFonts w:ascii="Times New Roman" w:hAnsi="Times New Roman"/>
+          <w:b w:val="0"/>
+          <w:i w:val="0"/>
+          <w:sz w:val="24"/>
+          <w:u w:val="none"/>
+        </w:rPr>
+        <w:t xml:space="preserve">) pada nilai status presensi siswa saat validasi </w:t>
+      </w:r>
+      <w:r>
+        <w:rPr>
+          <w:rFonts w:ascii="Times New Roman" w:hAnsi="Times New Roman"/>
+          <w:b w:val="0"/>
+          <w:i/>
+          <w:sz w:val="24"/>
+          <w:u w:val="none"/>
+        </w:rPr>
+        <w:t xml:space="preserve">controller backend. </w:t>
+      </w:r>
+      <w:r>
+        <w:rPr>
+          <w:rFonts w:ascii="Times New Roman" w:hAnsi="Times New Roman"/>
+          <w:b w:val="0"/>
+          <w:i w:val="0"/>
+          <w:sz w:val="24"/>
+          <w:u w:val="none"/>
+        </w:rPr>
+        <w:t xml:space="preserve">Karena nilai yang dikirim dari </w:t>
+      </w:r>
+      <w:r>
+        <w:rPr>
+          <w:rFonts w:ascii="Times New Roman" w:hAnsi="Times New Roman"/>
+          <w:b w:val="0"/>
+          <w:i/>
+          <w:sz w:val="24"/>
+          <w:u w:val="none"/>
+        </w:rPr>
+        <w:t xml:space="preserve">frontend </w:t>
+      </w:r>
+      <w:r>
+        <w:rPr>
+          <w:rFonts w:ascii="Times New Roman" w:hAnsi="Times New Roman"/>
+          <w:b w:val="0"/>
+          <w:i w:val="0"/>
+          <w:sz w:val="24"/>
+          <w:u w:val="none"/>
+        </w:rPr>
+        <w:t xml:space="preserve">terkadang menggunakan huruf kapital sedangkan validasi </w:t>
+      </w:r>
+      <w:r>
+        <w:rPr>
+          <w:rFonts w:ascii="Times New Roman" w:hAnsi="Times New Roman"/>
+          <w:b w:val="0"/>
+          <w:i/>
+          <w:sz w:val="24"/>
+          <w:u w:val="none"/>
+        </w:rPr>
+        <w:t xml:space="preserve">enum </w:t>
+      </w:r>
+      <w:r>
+        <w:rPr>
+          <w:rFonts w:ascii="Times New Roman" w:hAnsi="Times New Roman"/>
+          <w:b w:val="0"/>
+          <w:i w:val="0"/>
+          <w:sz w:val="24"/>
+          <w:u w:val="none"/>
+        </w:rPr>
+        <w:t xml:space="preserve">di Laravel bersifat </w:t>
+      </w:r>
+      <w:r>
+        <w:rPr>
+          <w:rFonts w:ascii="Times New Roman" w:hAnsi="Times New Roman"/>
+          <w:b w:val="0"/>
+          <w:i/>
+          <w:sz w:val="24"/>
+          <w:u w:val="none"/>
+        </w:rPr>
+        <w:t xml:space="preserve">case-sensitive, </w:t>
+      </w:r>
+      <w:r>
+        <w:rPr>
+          <w:rFonts w:ascii="Times New Roman" w:hAnsi="Times New Roman"/>
+          <w:b w:val="0"/>
+          <w:i w:val="0"/>
+          <w:sz w:val="24"/>
+          <w:u w:val="none"/>
+        </w:rPr>
+        <w:t>hal ini menyebabkan kesalahan validasi yang tidak terduga pada saat pengguna melakukan presensi.</w:t>
       </w:r>
     </w:p>
     <w:p>
@@ -6255,7 +8466,127 @@
           <w:sz w:val="24"/>
           <w:u w:val="none"/>
         </w:rPr>
-        <w:t>Kendala kedua yang dihadapi penulis adalah kendala Cross-Origin Resource Sharing (CORS) dan penanganan session cookies antar-domain saat frontend Vercel berkomunikasi dengan backend Railway.</w:t>
+        <w:t xml:space="preserve">Kendala kedua yang dihadapi penulis berkaitan dengan konfigurasi </w:t>
+      </w:r>
+      <w:r>
+        <w:rPr>
+          <w:rFonts w:ascii="Times New Roman" w:hAnsi="Times New Roman"/>
+          <w:b w:val="0"/>
+          <w:i/>
+          <w:sz w:val="24"/>
+          <w:u w:val="none"/>
+        </w:rPr>
+        <w:t xml:space="preserve">Cross-Origin Resource Sharing </w:t>
+      </w:r>
+      <w:r>
+        <w:rPr>
+          <w:rFonts w:ascii="Times New Roman" w:hAnsi="Times New Roman"/>
+          <w:b w:val="0"/>
+          <w:i w:val="0"/>
+          <w:sz w:val="24"/>
+          <w:u w:val="none"/>
+        </w:rPr>
+        <w:t xml:space="preserve">(CORS) dan penanganan </w:t>
+      </w:r>
+      <w:r>
+        <w:rPr>
+          <w:rFonts w:ascii="Times New Roman" w:hAnsi="Times New Roman"/>
+          <w:b w:val="0"/>
+          <w:i/>
+          <w:sz w:val="24"/>
+          <w:u w:val="none"/>
+        </w:rPr>
+        <w:t xml:space="preserve">session cookies </w:t>
+      </w:r>
+      <w:r>
+        <w:rPr>
+          <w:rFonts w:ascii="Times New Roman" w:hAnsi="Times New Roman"/>
+          <w:b w:val="0"/>
+          <w:i w:val="0"/>
+          <w:sz w:val="24"/>
+          <w:u w:val="none"/>
+        </w:rPr>
+        <w:t xml:space="preserve">antar-domain saat </w:t>
+      </w:r>
+      <w:r>
+        <w:rPr>
+          <w:rFonts w:ascii="Times New Roman" w:hAnsi="Times New Roman"/>
+          <w:b w:val="0"/>
+          <w:i/>
+          <w:sz w:val="24"/>
+          <w:u w:val="none"/>
+        </w:rPr>
+        <w:t xml:space="preserve">frontend </w:t>
+      </w:r>
+      <w:r>
+        <w:rPr>
+          <w:rFonts w:ascii="Times New Roman" w:hAnsi="Times New Roman"/>
+          <w:b w:val="0"/>
+          <w:i w:val="0"/>
+          <w:sz w:val="24"/>
+          <w:u w:val="none"/>
+        </w:rPr>
+        <w:t xml:space="preserve">Vercel berkomunikasi dengan </w:t>
+      </w:r>
+      <w:r>
+        <w:rPr>
+          <w:rFonts w:ascii="Times New Roman" w:hAnsi="Times New Roman"/>
+          <w:b w:val="0"/>
+          <w:i/>
+          <w:sz w:val="24"/>
+          <w:u w:val="none"/>
+        </w:rPr>
+        <w:t xml:space="preserve">backend </w:t>
+      </w:r>
+      <w:r>
+        <w:rPr>
+          <w:rFonts w:ascii="Times New Roman" w:hAnsi="Times New Roman"/>
+          <w:b w:val="0"/>
+          <w:i w:val="0"/>
+          <w:sz w:val="24"/>
+          <w:u w:val="none"/>
+        </w:rPr>
+        <w:t xml:space="preserve">Railway. Permintaan API dari domain Vercel ke domain Railway awalnya ditolak oleh </w:t>
+      </w:r>
+      <w:r>
+        <w:rPr>
+          <w:rFonts w:ascii="Times New Roman" w:hAnsi="Times New Roman"/>
+          <w:b w:val="0"/>
+          <w:i/>
+          <w:sz w:val="24"/>
+          <w:u w:val="none"/>
+        </w:rPr>
+        <w:t xml:space="preserve">browser </w:t>
+      </w:r>
+      <w:r>
+        <w:rPr>
+          <w:rFonts w:ascii="Times New Roman" w:hAnsi="Times New Roman"/>
+          <w:b w:val="0"/>
+          <w:i w:val="0"/>
+          <w:sz w:val="24"/>
+          <w:u w:val="none"/>
+        </w:rPr>
+        <w:t xml:space="preserve">karena kebijakan </w:t>
+      </w:r>
+      <w:r>
+        <w:rPr>
+          <w:rFonts w:ascii="Times New Roman" w:hAnsi="Times New Roman"/>
+          <w:b w:val="0"/>
+          <w:i/>
+          <w:sz w:val="24"/>
+          <w:u w:val="none"/>
+        </w:rPr>
+        <w:t xml:space="preserve">Same-Origin Policy, </w:t>
+      </w:r>
+      <w:r>
+        <w:rPr>
+          <w:rFonts w:ascii="Times New Roman" w:hAnsi="Times New Roman"/>
+          <w:b w:val="0"/>
+          <w:i w:val="0"/>
+          <w:sz w:val="24"/>
+          <w:u w:val="none"/>
+        </w:rPr>
+        <w:t>sehingga proses autentikasi dan pertukaran data tidak dapat dilakukan.</w:t>
       </w:r>
     </w:p>
     <w:p>
@@ -6272,7 +8603,47 @@
           <w:sz w:val="24"/>
           <w:u w:val="none"/>
         </w:rPr>
-        <w:t>Kendala ketiga yang dihadapi penulis adalah kebutuhan pembaruan data tampilan di sisi klien yang sebelumnya mengharuskan pengguna melakukan refresh browser secara berulang.</w:t>
+        <w:t xml:space="preserve">Kendala ketiga yang dihadapi penulis berkaitan dengan kebutuhan pembaruan data tampilan di sisi klien yang sebelumnya mengharuskan pengguna melakukan </w:t>
+      </w:r>
+      <w:r>
+        <w:rPr>
+          <w:rFonts w:ascii="Times New Roman" w:hAnsi="Times New Roman"/>
+          <w:b w:val="0"/>
+          <w:i/>
+          <w:sz w:val="24"/>
+          <w:u w:val="none"/>
+        </w:rPr>
+        <w:t xml:space="preserve">refresh browser </w:t>
+      </w:r>
+      <w:r>
+        <w:rPr>
+          <w:rFonts w:ascii="Times New Roman" w:hAnsi="Times New Roman"/>
+          <w:b w:val="0"/>
+          <w:i w:val="0"/>
+          <w:sz w:val="24"/>
+          <w:u w:val="none"/>
+        </w:rPr>
+        <w:t>secara berulang untuk melihat perubahan terbaru. Hal ini mengurangi kenyamanan penggunaan sistem dan tidak sesuai dengan standar pengalaman pengguna (</w:t>
+      </w:r>
+      <w:r>
+        <w:rPr>
+          <w:rFonts w:ascii="Times New Roman" w:hAnsi="Times New Roman"/>
+          <w:b w:val="0"/>
+          <w:i/>
+          <w:sz w:val="24"/>
+          <w:u w:val="none"/>
+        </w:rPr>
+        <w:t>User Experience</w:t>
+      </w:r>
+      <w:r>
+        <w:rPr>
+          <w:rFonts w:ascii="Times New Roman" w:hAnsi="Times New Roman"/>
+          <w:b w:val="0"/>
+          <w:i w:val="0"/>
+          <w:sz w:val="24"/>
+          <w:u w:val="none"/>
+        </w:rPr>
+        <w:t>) aplikasi web modern.</w:t>
       </w:r>
     </w:p>
     <w:p>
@@ -6306,7 +8677,7 @@
           <w:sz w:val="24"/>
           <w:u w:val="none"/>
         </w:rPr>
-        <w:t>Dalam menghadapi berbagai kendala selama pelaksanaan PKL, penulis berupaya untuk terus meningkatkan pemahaman dan kemampuan teknis. Adapun cara yang dilakukan adalah sebagai berikut:</w:t>
+        <w:t>Dalam menghadapi berbagai kendala selama pelaksanaan PKL, penulis berupaya untuk terus meningkatkan pemahaman dan kemampuan teknis melalui diskusi dengan pembimbing lapangan serta studi mandiri. Adapun cara yang dilakukan untuk mengatasi setiap kendala adalah sebagai berikut:</w:t>
       </w:r>
     </w:p>
     <w:p>
@@ -6323,7 +8694,87 @@
           <w:sz w:val="24"/>
           <w:u w:val="none"/>
         </w:rPr>
-        <w:t>Untuk mengatasi inkonsistensi penulisan status presensi, penulis menambahkan normalisasi string strtolower(trim($request-&gt;status)) pada AttendanceController Laravel sebelum validasi enum dijalankan, sehingga sistem dapat menerima variasi teks dengan aman.</w:t>
+        <w:t xml:space="preserve">Untuk mengatasi kendala pertama terkait inkonsistensi penulisan status presensi, penulis menambahkan normalisasi </w:t>
+      </w:r>
+      <w:r>
+        <w:rPr>
+          <w:rFonts w:ascii="Times New Roman" w:hAnsi="Times New Roman"/>
+          <w:b w:val="0"/>
+          <w:i/>
+          <w:sz w:val="24"/>
+          <w:u w:val="none"/>
+        </w:rPr>
+        <w:t xml:space="preserve">string </w:t>
+      </w:r>
+      <w:r>
+        <w:rPr>
+          <w:rFonts w:ascii="Times New Roman" w:hAnsi="Times New Roman"/>
+          <w:b w:val="0"/>
+          <w:i w:val="0"/>
+          <w:sz w:val="24"/>
+          <w:u w:val="none"/>
+        </w:rPr>
+        <w:t xml:space="preserve">menggunakan fungsi </w:t>
+      </w:r>
+      <w:r>
+        <w:rPr>
+          <w:rFonts w:ascii="Times New Roman" w:hAnsi="Times New Roman"/>
+          <w:b w:val="0"/>
+          <w:i/>
+          <w:sz w:val="24"/>
+          <w:u w:val="none"/>
+        </w:rPr>
+        <w:t xml:space="preserve">strtolower(trim($request-&gt;status)) </w:t>
+      </w:r>
+      <w:r>
+        <w:rPr>
+          <w:rFonts w:ascii="Times New Roman" w:hAnsi="Times New Roman"/>
+          <w:b w:val="0"/>
+          <w:i w:val="0"/>
+          <w:sz w:val="24"/>
+          <w:u w:val="none"/>
+        </w:rPr>
+        <w:t xml:space="preserve">pada </w:t>
+      </w:r>
+      <w:r>
+        <w:rPr>
+          <w:rFonts w:ascii="Times New Roman" w:hAnsi="Times New Roman"/>
+          <w:b w:val="0"/>
+          <w:i/>
+          <w:sz w:val="24"/>
+          <w:u w:val="none"/>
+        </w:rPr>
+        <w:t xml:space="preserve">AttendanceController </w:t>
+      </w:r>
+      <w:r>
+        <w:rPr>
+          <w:rFonts w:ascii="Times New Roman" w:hAnsi="Times New Roman"/>
+          <w:b w:val="0"/>
+          <w:i w:val="0"/>
+          <w:sz w:val="24"/>
+          <w:u w:val="none"/>
+        </w:rPr>
+        <w:t xml:space="preserve">Laravel sebelum validasi </w:t>
+      </w:r>
+      <w:r>
+        <w:rPr>
+          <w:rFonts w:ascii="Times New Roman" w:hAnsi="Times New Roman"/>
+          <w:b w:val="0"/>
+          <w:i/>
+          <w:sz w:val="24"/>
+          <w:u w:val="none"/>
+        </w:rPr>
+        <w:t xml:space="preserve">enum </w:t>
+      </w:r>
+      <w:r>
+        <w:rPr>
+          <w:rFonts w:ascii="Times New Roman" w:hAnsi="Times New Roman"/>
+          <w:b w:val="0"/>
+          <w:i w:val="0"/>
+          <w:sz w:val="24"/>
+          <w:u w:val="none"/>
+        </w:rPr>
+        <w:t>dijalankan. Dengan demikian, sistem dapat menerima berbagai variasi penulisan huruf besar maupun kecil dengan aman tanpa menimbulkan kesalahan validasi.</w:t>
       </w:r>
     </w:p>
     <w:p>
@@ -6340,7 +8791,187 @@
           <w:sz w:val="24"/>
           <w:u w:val="none"/>
         </w:rPr>
-        <w:t>Untuk mengatasi kendala CORS, penulis mengonfigurasi config/cors.php dan config/sanctum.php dengan mendaftarkan origin domain frontend serta menyematkan header Accept: application/json pada client Axios/Fetch.</w:t>
+        <w:t xml:space="preserve">Untuk mengatasi kendala kedua terkait CORS, penulis mengonfigurasi file </w:t>
+      </w:r>
+      <w:r>
+        <w:rPr>
+          <w:rFonts w:ascii="Times New Roman" w:hAnsi="Times New Roman"/>
+          <w:b w:val="0"/>
+          <w:i/>
+          <w:sz w:val="24"/>
+          <w:u w:val="none"/>
+        </w:rPr>
+        <w:t xml:space="preserve">config/cors.php </w:t>
+      </w:r>
+      <w:r>
+        <w:rPr>
+          <w:rFonts w:ascii="Times New Roman" w:hAnsi="Times New Roman"/>
+          <w:b w:val="0"/>
+          <w:i w:val="0"/>
+          <w:sz w:val="24"/>
+          <w:u w:val="none"/>
+        </w:rPr>
+        <w:t xml:space="preserve">dan </w:t>
+      </w:r>
+      <w:r>
+        <w:rPr>
+          <w:rFonts w:ascii="Times New Roman" w:hAnsi="Times New Roman"/>
+          <w:b w:val="0"/>
+          <w:i/>
+          <w:sz w:val="24"/>
+          <w:u w:val="none"/>
+        </w:rPr>
+        <w:t xml:space="preserve">config/sanctum.php </w:t>
+      </w:r>
+      <w:r>
+        <w:rPr>
+          <w:rFonts w:ascii="Times New Roman" w:hAnsi="Times New Roman"/>
+          <w:b w:val="0"/>
+          <w:i w:val="0"/>
+          <w:sz w:val="24"/>
+          <w:u w:val="none"/>
+        </w:rPr>
+        <w:t xml:space="preserve">dengan mendaftarkan </w:t>
+      </w:r>
+      <w:r>
+        <w:rPr>
+          <w:rFonts w:ascii="Times New Roman" w:hAnsi="Times New Roman"/>
+          <w:b w:val="0"/>
+          <w:i/>
+          <w:sz w:val="24"/>
+          <w:u w:val="none"/>
+        </w:rPr>
+        <w:t xml:space="preserve">origin </w:t>
+      </w:r>
+      <w:r>
+        <w:rPr>
+          <w:rFonts w:ascii="Times New Roman" w:hAnsi="Times New Roman"/>
+          <w:b w:val="0"/>
+          <w:i w:val="0"/>
+          <w:sz w:val="24"/>
+          <w:u w:val="none"/>
+        </w:rPr>
+        <w:t xml:space="preserve">domain </w:t>
+      </w:r>
+      <w:r>
+        <w:rPr>
+          <w:rFonts w:ascii="Times New Roman" w:hAnsi="Times New Roman"/>
+          <w:b w:val="0"/>
+          <w:i/>
+          <w:sz w:val="24"/>
+          <w:u w:val="none"/>
+        </w:rPr>
+        <w:t xml:space="preserve">frontend </w:t>
+      </w:r>
+      <w:r>
+        <w:rPr>
+          <w:rFonts w:ascii="Times New Roman" w:hAnsi="Times New Roman"/>
+          <w:b w:val="0"/>
+          <w:i w:val="0"/>
+          <w:sz w:val="24"/>
+          <w:u w:val="none"/>
+        </w:rPr>
+        <w:t xml:space="preserve">serta menyematkan </w:t>
+      </w:r>
+      <w:r>
+        <w:rPr>
+          <w:rFonts w:ascii="Times New Roman" w:hAnsi="Times New Roman"/>
+          <w:b w:val="0"/>
+          <w:i/>
+          <w:sz w:val="24"/>
+          <w:u w:val="none"/>
+        </w:rPr>
+        <w:t xml:space="preserve">header Accept: application/json </w:t>
+      </w:r>
+      <w:r>
+        <w:rPr>
+          <w:rFonts w:ascii="Times New Roman" w:hAnsi="Times New Roman"/>
+          <w:b w:val="0"/>
+          <w:i w:val="0"/>
+          <w:sz w:val="24"/>
+          <w:u w:val="none"/>
+        </w:rPr>
+        <w:t xml:space="preserve">pada </w:t>
+      </w:r>
+      <w:r>
+        <w:rPr>
+          <w:rFonts w:ascii="Times New Roman" w:hAnsi="Times New Roman"/>
+          <w:b w:val="0"/>
+          <w:i/>
+          <w:sz w:val="24"/>
+          <w:u w:val="none"/>
+        </w:rPr>
+        <w:t xml:space="preserve">client </w:t>
+      </w:r>
+      <w:r>
+        <w:rPr>
+          <w:rFonts w:ascii="Times New Roman" w:hAnsi="Times New Roman"/>
+          <w:b w:val="0"/>
+          <w:i w:val="0"/>
+          <w:sz w:val="24"/>
+          <w:u w:val="none"/>
+        </w:rPr>
+        <w:t xml:space="preserve">Axios/Fetch di sisi </w:t>
+      </w:r>
+      <w:r>
+        <w:rPr>
+          <w:rFonts w:ascii="Times New Roman" w:hAnsi="Times New Roman"/>
+          <w:b w:val="0"/>
+          <w:i/>
+          <w:sz w:val="24"/>
+          <w:u w:val="none"/>
+        </w:rPr>
+        <w:t xml:space="preserve">frontend. </w:t>
+      </w:r>
+      <w:r>
+        <w:rPr>
+          <w:rFonts w:ascii="Times New Roman" w:hAnsi="Times New Roman"/>
+          <w:b w:val="0"/>
+          <w:i w:val="0"/>
+          <w:sz w:val="24"/>
+          <w:u w:val="none"/>
+        </w:rPr>
+        <w:t xml:space="preserve">Selain itu, penulis juga menambahkan konfigurasi </w:t>
+      </w:r>
+      <w:r>
+        <w:rPr>
+          <w:rFonts w:ascii="Times New Roman" w:hAnsi="Times New Roman"/>
+          <w:b w:val="0"/>
+          <w:i/>
+          <w:sz w:val="24"/>
+          <w:u w:val="none"/>
+        </w:rPr>
+        <w:t xml:space="preserve">supports_credentials </w:t>
+      </w:r>
+      <w:r>
+        <w:rPr>
+          <w:rFonts w:ascii="Times New Roman" w:hAnsi="Times New Roman"/>
+          <w:b w:val="0"/>
+          <w:i w:val="0"/>
+          <w:sz w:val="24"/>
+          <w:u w:val="none"/>
+        </w:rPr>
+        <w:t xml:space="preserve">pada Laravel agar </w:t>
+      </w:r>
+      <w:r>
+        <w:rPr>
+          <w:rFonts w:ascii="Times New Roman" w:hAnsi="Times New Roman"/>
+          <w:b w:val="0"/>
+          <w:i/>
+          <w:sz w:val="24"/>
+          <w:u w:val="none"/>
+        </w:rPr>
+        <w:t xml:space="preserve">cookie </w:t>
+      </w:r>
+      <w:r>
+        <w:rPr>
+          <w:rFonts w:ascii="Times New Roman" w:hAnsi="Times New Roman"/>
+          <w:b w:val="0"/>
+          <w:i w:val="0"/>
+          <w:sz w:val="24"/>
+          <w:u w:val="none"/>
+        </w:rPr>
+        <w:t>autentikasi dapat dikirim lintas-domain.</w:t>
       </w:r>
     </w:p>
     <w:p>
@@ -6357,7 +8988,87 @@
           <w:sz w:val="24"/>
           <w:u w:val="none"/>
         </w:rPr>
-        <w:t>Untuk mengatasi kebutuhan pembaruan data tanpa reload, penulis membangun custom hook useRealtimeData berbasis BroadcastChannel browser API yang secara otomatis mendeteksi perubahan data dan memicu query revalidation saat tab kembali aktif.</w:t>
+        <w:t xml:space="preserve">Untuk mengatasi kendala ketiga terkait pembaruan data tanpa </w:t>
+      </w:r>
+      <w:r>
+        <w:rPr>
+          <w:rFonts w:ascii="Times New Roman" w:hAnsi="Times New Roman"/>
+          <w:b w:val="0"/>
+          <w:i/>
+          <w:sz w:val="24"/>
+          <w:u w:val="none"/>
+        </w:rPr>
+        <w:t xml:space="preserve">reload, </w:t>
+      </w:r>
+      <w:r>
+        <w:rPr>
+          <w:rFonts w:ascii="Times New Roman" w:hAnsi="Times New Roman"/>
+          <w:b w:val="0"/>
+          <w:i w:val="0"/>
+          <w:sz w:val="24"/>
+          <w:u w:val="none"/>
+        </w:rPr>
+        <w:t xml:space="preserve">penulis membangun </w:t>
+      </w:r>
+      <w:r>
+        <w:rPr>
+          <w:rFonts w:ascii="Times New Roman" w:hAnsi="Times New Roman"/>
+          <w:b w:val="0"/>
+          <w:i/>
+          <w:sz w:val="24"/>
+          <w:u w:val="none"/>
+        </w:rPr>
+        <w:t xml:space="preserve">custom hook useRealtimeData </w:t>
+      </w:r>
+      <w:r>
+        <w:rPr>
+          <w:rFonts w:ascii="Times New Roman" w:hAnsi="Times New Roman"/>
+          <w:b w:val="0"/>
+          <w:i w:val="0"/>
+          <w:sz w:val="24"/>
+          <w:u w:val="none"/>
+        </w:rPr>
+        <w:t xml:space="preserve">berbasis </w:t>
+      </w:r>
+      <w:r>
+        <w:rPr>
+          <w:rFonts w:ascii="Times New Roman" w:hAnsi="Times New Roman"/>
+          <w:b w:val="0"/>
+          <w:i/>
+          <w:sz w:val="24"/>
+          <w:u w:val="none"/>
+        </w:rPr>
+        <w:t xml:space="preserve">BroadcastChannel </w:t>
+      </w:r>
+      <w:r>
+        <w:rPr>
+          <w:rFonts w:ascii="Times New Roman" w:hAnsi="Times New Roman"/>
+          <w:b w:val="0"/>
+          <w:i w:val="0"/>
+          <w:sz w:val="24"/>
+          <w:u w:val="none"/>
+        </w:rPr>
+        <w:t xml:space="preserve">browser API yang secara otomatis mendeteksi perubahan data dan memicu </w:t>
+      </w:r>
+      <w:r>
+        <w:rPr>
+          <w:rFonts w:ascii="Times New Roman" w:hAnsi="Times New Roman"/>
+          <w:b w:val="0"/>
+          <w:i/>
+          <w:sz w:val="24"/>
+          <w:u w:val="none"/>
+        </w:rPr>
+        <w:t xml:space="preserve">query revalidation </w:t>
+      </w:r>
+      <w:r>
+        <w:rPr>
+          <w:rFonts w:ascii="Times New Roman" w:hAnsi="Times New Roman"/>
+          <w:b w:val="0"/>
+          <w:i w:val="0"/>
+          <w:sz w:val="24"/>
+          <w:u w:val="none"/>
+        </w:rPr>
+        <w:t>saat tab kembali aktif. Mekanisme ini memungkinkan pembaruan data secara instan tanpa campur tangan pengguna, sehingga pengalaman penggunaan sistem menjadi lebih responsif dan modern.</w:t>
       </w:r>
     </w:p>
     <w:p>
@@ -6367,8 +9078,129 @@
     </w:p>
     <w:p>
       <w:pPr>
+        <w:spacing w:before="0" w:after="0" w:line="240" w:lineRule="auto"/>
+        <w:jc w:val="left"/>
+      </w:pPr>
+    </w:p>
+    <w:p>
+      <w:pPr>
+        <w:spacing w:before="0" w:after="0" w:line="240" w:lineRule="auto"/>
+        <w:jc w:val="left"/>
+      </w:pPr>
+    </w:p>
+    <w:p>
+      <w:pPr>
+        <w:spacing w:before="0" w:after="0" w:line="240" w:lineRule="auto"/>
+        <w:jc w:val="left"/>
+      </w:pPr>
+    </w:p>
+    <w:p>
+      <w:pPr>
+        <w:spacing w:before="0" w:after="0" w:line="240" w:lineRule="auto"/>
+        <w:jc w:val="left"/>
+      </w:pPr>
+    </w:p>
+    <w:p>
+      <w:pPr>
+        <w:spacing w:before="0" w:after="0" w:line="240" w:lineRule="auto"/>
+        <w:jc w:val="left"/>
+      </w:pPr>
+    </w:p>
+    <w:p>
+      <w:pPr>
+        <w:spacing w:before="0" w:after="0" w:line="240" w:lineRule="auto"/>
+        <w:jc w:val="left"/>
+      </w:pPr>
+    </w:p>
+    <w:p>
+      <w:pPr>
+        <w:spacing w:before="0" w:after="0" w:line="240" w:lineRule="auto"/>
+        <w:jc w:val="left"/>
+      </w:pPr>
+    </w:p>
+    <w:p>
+      <w:pPr>
+        <w:spacing w:before="0" w:after="0" w:line="240" w:lineRule="auto"/>
+        <w:jc w:val="left"/>
+      </w:pPr>
+    </w:p>
+    <w:p>
+      <w:pPr>
+        <w:spacing w:before="0" w:after="0" w:line="240" w:lineRule="auto"/>
+        <w:jc w:val="left"/>
+      </w:pPr>
+      <w:r>
+        <w:rPr>
+          <w:rFonts w:ascii="Times New Roman" w:hAnsi="Times New Roman"/>
+          <w:b/>
+          <w:i w:val="0"/>
+          <w:color w:val="00008B"/>
+          <w:sz w:val="28"/>
+          <w:u w:val="none"/>
+        </w:rPr>
+        <w:t>BAB III</w:t>
+      </w:r>
+    </w:p>
+    <w:p>
+      <w:pPr>
+        <w:spacing w:before="0" w:after="240" w:line="240" w:lineRule="auto"/>
+        <w:jc w:val="left"/>
+      </w:pPr>
+      <w:r>
+        <w:rPr>
+          <w:rFonts w:ascii="Times New Roman" w:hAnsi="Times New Roman"/>
+          <w:b/>
+          <w:i w:val="0"/>
+          <w:color w:val="00008B"/>
+          <w:sz w:val="28"/>
+          <w:u w:val="none"/>
+        </w:rPr>
+        <w:t>PELAKSANAAN PRAKTIK KERJA LAPANGAN</w:t>
+      </w:r>
+    </w:p>
+    <w:p>
+      <w:pPr>
+        <w:spacing w:before="0" w:after="0" w:line="360" w:lineRule="auto"/>
+        <w:jc w:val="left"/>
+      </w:pPr>
+      <w:r>
+        <w:rPr>
+          <w:rFonts w:ascii="Times New Roman" w:hAnsi="Times New Roman"/>
+          <w:b/>
+          <w:i w:val="0"/>
+          <w:color w:val="00008B"/>
+          <w:sz w:val="32"/>
+          <w:u w:val="none"/>
+        </w:rPr>
+        <w:t>FATHUR RAMANTHA</w:t>
+      </w:r>
+    </w:p>
+    <w:p>
+      <w:pPr>
+        <w:spacing w:before="0" w:after="0" w:line="360" w:lineRule="auto"/>
+        <w:jc w:val="left"/>
+      </w:pPr>
+      <w:r>
+        <w:rPr>
+          <w:rFonts w:ascii="Times New Roman" w:hAnsi="Times New Roman"/>
+          <w:b/>
+          <w:i w:val="0"/>
+          <w:color w:val="00008B"/>
+          <w:sz w:val="28"/>
+          <w:u w:val="none"/>
+        </w:rPr>
+        <w:t>NPM 23312087</w:t>
+      </w:r>
+    </w:p>
+    <w:p>
+      <w:r>
+        <w:br w:type="page"/>
+      </w:r>
+    </w:p>
+    <w:p>
+      <w:pPr>
         <w:keepNext/>
-        <w:spacing w:before="0" w:after="120" w:line="360" w:lineRule="auto"/>
+        <w:spacing w:before="120" w:after="120" w:line="360" w:lineRule="auto"/>
         <w:jc w:val="left"/>
       </w:pPr>
       <w:r>
@@ -6379,29 +9211,13 @@
           <w:sz w:val="24"/>
           <w:u w:val="none"/>
         </w:rPr>
-        <w:t>3.2. FATHUR RAMANTHA</w:t>
-      </w:r>
-    </w:p>
-    <w:p>
-      <w:pPr>
-        <w:spacing w:before="0" w:after="120" w:line="360" w:lineRule="auto"/>
-        <w:jc w:val="left"/>
-      </w:pPr>
-      <w:r>
-        <w:rPr>
-          <w:rFonts w:ascii="Times New Roman" w:hAnsi="Times New Roman"/>
-          <w:b/>
-          <w:i w:val="0"/>
-          <w:sz w:val="24"/>
-          <w:u w:val="none"/>
-        </w:rPr>
-        <w:t xml:space="preserve">       NPM 23312087</w:t>
+        <w:t>3.2. FATHUR RAMANTHA (23312087)</w:t>
       </w:r>
     </w:p>
     <w:p>
       <w:pPr>
         <w:keepNext/>
-        <w:spacing w:before="0" w:after="120" w:line="360" w:lineRule="auto"/>
+        <w:spacing w:before="120" w:after="120" w:line="360" w:lineRule="auto"/>
         <w:jc w:val="left"/>
       </w:pPr>
       <w:r>
@@ -6469,7 +9285,7 @@
           <w:sz w:val="24"/>
           <w:u w:val="none"/>
         </w:rPr>
-        <w:t>Fokus tugas penulis adalah menyusun rancangan antarmuka pengguna berstandar modern, mengonversi desain Figma ke dalam kode komponen Next.js (App Router), menerapkan sistem tata warna dan responsivitas berbasis Tailwind CSS, serta mengoptimalkan pengalaman interaksi pengguna di semua perangkat.</w:t>
+        <w:t>Fokus tugas penulis adalah menyusun rancangan antarmuka pengguna berstandar modern, mengonversi desain Figma ke dalam kode komponen Next.js (App Router), menerapkan sistem tata warna dan responsivitas berbasis Tailwind CSS, serta mengoptimalkan pengalaman interaksi pengguna di semua perangkat. Penulis juga bertanggung jawab memastikan seluruh halaman yang dibangun memiliki konsistensi visual dan dapat diakses dengan baik pada berbagai ukuran layar.</w:t>
       </w:r>
     </w:p>
     <w:p>
@@ -6543,7 +9359,47 @@
           <w:sz w:val="24"/>
           <w:u w:val="none"/>
         </w:rPr>
-        <w:t xml:space="preserve">di Figma, implementasi komponen Next.js dan Tailwind CSS, serta pembuatan antarmuka interaktif untuk tiga peran pengguna. Tampilan </w:t>
+        <w:t xml:space="preserve">di Figma untuk seluruh halaman sistem, implementasi komponen Next.js dan Tailwind CSS, serta pembuatan antarmuka interaktif untuk tiga peran pengguna. Proses perancangan dimulai dengan pembuatan </w:t>
+      </w:r>
+      <w:r>
+        <w:rPr>
+          <w:rFonts w:ascii="Times New Roman" w:hAnsi="Times New Roman"/>
+          <w:b w:val="0"/>
+          <w:i/>
+          <w:sz w:val="24"/>
+          <w:u w:val="none"/>
+        </w:rPr>
+        <w:t xml:space="preserve">wireframe low-fidelity </w:t>
+      </w:r>
+      <w:r>
+        <w:rPr>
+          <w:rFonts w:ascii="Times New Roman" w:hAnsi="Times New Roman"/>
+          <w:b w:val="0"/>
+          <w:i w:val="0"/>
+          <w:sz w:val="24"/>
+          <w:u w:val="none"/>
+        </w:rPr>
+        <w:t xml:space="preserve">untuk menentukan tata letak dan alur navigasi, kemudian dilanjutkan dengan pembuatan </w:t>
+      </w:r>
+      <w:r>
+        <w:rPr>
+          <w:rFonts w:ascii="Times New Roman" w:hAnsi="Times New Roman"/>
+          <w:b w:val="0"/>
+          <w:i/>
+          <w:sz w:val="24"/>
+          <w:u w:val="none"/>
+        </w:rPr>
+        <w:t xml:space="preserve">high-fidelity mockup </w:t>
+      </w:r>
+      <w:r>
+        <w:rPr>
+          <w:rFonts w:ascii="Times New Roman" w:hAnsi="Times New Roman"/>
+          <w:b w:val="0"/>
+          <w:i w:val="0"/>
+          <w:sz w:val="24"/>
+          <w:u w:val="none"/>
+        </w:rPr>
+        <w:t xml:space="preserve">yang menyertakan palet warna, tipografi, dan komponen visual akhir. Tampilan </w:t>
       </w:r>
       <w:r>
         <w:rPr>
@@ -6579,7 +9435,7 @@
           <w:sz w:val="22"/>
           <w:u w:val="none"/>
         </w:rPr>
-        <w:t>[Gambar untuk Tampilan Dashboard Administrator]</w:t>
+        <w:t>[Gambar untuk Tampilan Dashboard Administrator dengan statistik dan grafik]</w:t>
       </w:r>
     </w:p>
     <w:p>
@@ -6632,7 +9488,7 @@
           <w:sz w:val="24"/>
           <w:u w:val="none"/>
         </w:rPr>
-        <w:t xml:space="preserve">Next.js, mencakup </w:t>
+        <w:t xml:space="preserve">Next.js yang dirancang untuk dapat digunakan kembali di berbagai bagian sistem. Komponen-komponen tersebut mencakup </w:t>
       </w:r>
       <w:r>
         <w:rPr>
@@ -6672,41 +9528,743 @@
           <w:sz w:val="24"/>
           <w:u w:val="none"/>
         </w:rPr>
-        <w:t>modal dialog interaktif, dan tabel data responsif. Tampilan dashboard Guru Pengajar ditunjukkan pada Gambar 3.7.</w:t>
-      </w:r>
-    </w:p>
-    <w:p>
-      <w:pPr>
-        <w:spacing w:before="240" w:after="120" w:line="240" w:lineRule="auto"/>
+        <w:t xml:space="preserve">modal dialog interaktif, dan tabel data responsif. Setiap komponen dikembangkan dengan pendekatan </w:t>
+      </w:r>
+      <w:r>
+        <w:rPr>
+          <w:rFonts w:ascii="Times New Roman" w:hAnsi="Times New Roman"/>
+          <w:b w:val="0"/>
+          <w:i/>
+          <w:sz w:val="24"/>
+          <w:u w:val="none"/>
+        </w:rPr>
+        <w:t xml:space="preserve">atomic design </w:t>
+      </w:r>
+      <w:r>
+        <w:rPr>
+          <w:rFonts w:ascii="Times New Roman" w:hAnsi="Times New Roman"/>
+          <w:b w:val="0"/>
+          <w:i w:val="0"/>
+          <w:sz w:val="24"/>
+          <w:u w:val="none"/>
+        </w:rPr>
+        <w:t>untuk memastikan modularitas dan kemudahan pemeliharaan kode. Daftar komponen utama ditunjukkan pada Tabel 3.3.</w:t>
+      </w:r>
+    </w:p>
+    <w:p>
+      <w:pPr>
+        <w:keepNext/>
+        <w:spacing w:before="120" w:after="0" w:line="240" w:lineRule="auto"/>
         <w:jc w:val="center"/>
       </w:pPr>
       <w:r>
         <w:rPr>
           <w:rFonts w:ascii="Times New Roman" w:hAnsi="Times New Roman"/>
           <w:b w:val="0"/>
-          <w:i/>
-          <w:sz w:val="22"/>
-          <w:u w:val="none"/>
-        </w:rPr>
-        <w:t>[Gambar untuk Tampilan Dashboard Guru Pengajar]</w:t>
-      </w:r>
-    </w:p>
-    <w:p>
-      <w:pPr>
-        <w:spacing w:before="0" w:after="240" w:line="240" w:lineRule="auto"/>
+          <w:i w:val="0"/>
+          <w:sz w:val="24"/>
+          <w:u w:val="none"/>
+        </w:rPr>
+        <w:t>Tabel 3.3 Daftar Komponen Antarmuka Next.js</w:t>
+      </w:r>
+    </w:p>
+    <w:tbl>
+      <w:tblPr>
+        <w:tblW w:type="auto" w:w="0"/>
         <w:jc w:val="center"/>
-      </w:pPr>
-      <w:r>
-        <w:rPr>
-          <w:rFonts w:ascii="Times New Roman" w:hAnsi="Times New Roman"/>
-          <w:b w:val="0"/>
-          <w:i w:val="0"/>
-          <w:sz w:val="24"/>
-          <w:u w:val="none"/>
-        </w:rPr>
-        <w:t>Gambar 3.7 Tampilan Dashboard Guru Pengajar</w:t>
-      </w:r>
-    </w:p>
+        <w:tblLook w:firstColumn="1" w:firstRow="1" w:lastColumn="0" w:lastRow="0" w:noHBand="0" w:noVBand="1" w:val="04A0"/>
+      </w:tblPr>
+      <w:tblGrid>
+        <w:gridCol w:w="2646"/>
+        <w:gridCol w:w="2646"/>
+        <w:gridCol w:w="2646"/>
+      </w:tblGrid>
+      <w:tr>
+        <w:tc>
+          <w:tcPr>
+            <w:tcW w:type="dxa" w:w="2646"/>
+            <w:shd w:fill="D9E2F3"/>
+          </w:tcPr>
+          <w:p>
+            <w:pPr>
+              <w:jc w:val="center"/>
+            </w:pPr>
+            <w:r>
+              <w:rPr>
+                <w:rFonts w:ascii="Times New Roman" w:hAnsi="Times New Roman"/>
+                <w:b/>
+                <w:i w:val="0"/>
+                <w:sz w:val="20"/>
+                <w:u w:val="none"/>
+              </w:rPr>
+              <w:t>No</w:t>
+            </w:r>
+          </w:p>
+        </w:tc>
+        <w:tc>
+          <w:tcPr>
+            <w:tcW w:type="dxa" w:w="2646"/>
+            <w:shd w:fill="D9E2F3"/>
+          </w:tcPr>
+          <w:p>
+            <w:pPr>
+              <w:jc w:val="center"/>
+            </w:pPr>
+            <w:r>
+              <w:rPr>
+                <w:rFonts w:ascii="Times New Roman" w:hAnsi="Times New Roman"/>
+                <w:b/>
+                <w:i w:val="0"/>
+                <w:sz w:val="20"/>
+                <w:u w:val="none"/>
+              </w:rPr>
+              <w:t>Nama Komponen</w:t>
+            </w:r>
+          </w:p>
+        </w:tc>
+        <w:tc>
+          <w:tcPr>
+            <w:tcW w:type="dxa" w:w="2646"/>
+            <w:shd w:fill="D9E2F3"/>
+          </w:tcPr>
+          <w:p>
+            <w:pPr>
+              <w:jc w:val="center"/>
+            </w:pPr>
+            <w:r>
+              <w:rPr>
+                <w:rFonts w:ascii="Times New Roman" w:hAnsi="Times New Roman"/>
+                <w:b/>
+                <w:i w:val="0"/>
+                <w:sz w:val="20"/>
+                <w:u w:val="none"/>
+              </w:rPr>
+              <w:t>Fungsi</w:t>
+            </w:r>
+          </w:p>
+        </w:tc>
+      </w:tr>
+      <w:tr>
+        <w:tc>
+          <w:tcPr>
+            <w:tcW w:type="dxa" w:w="2646"/>
+          </w:tcPr>
+          <w:p>
+            <w:pPr>
+              <w:jc w:val="center"/>
+            </w:pPr>
+            <w:r>
+              <w:rPr>
+                <w:rFonts w:ascii="Times New Roman" w:hAnsi="Times New Roman"/>
+                <w:b w:val="0"/>
+                <w:i w:val="0"/>
+                <w:sz w:val="20"/>
+                <w:u w:val="none"/>
+              </w:rPr>
+              <w:t>1</w:t>
+            </w:r>
+          </w:p>
+        </w:tc>
+        <w:tc>
+          <w:tcPr>
+            <w:tcW w:type="dxa" w:w="2646"/>
+          </w:tcPr>
+          <w:p>
+            <w:pPr>
+              <w:jc w:val="left"/>
+            </w:pPr>
+            <w:r>
+              <w:rPr>
+                <w:rFonts w:ascii="Times New Roman" w:hAnsi="Times New Roman"/>
+                <w:b w:val="0"/>
+                <w:i/>
+                <w:sz w:val="20"/>
+                <w:u w:val="none"/>
+              </w:rPr>
+              <w:t>Sidebar</w:t>
+            </w:r>
+          </w:p>
+        </w:tc>
+        <w:tc>
+          <w:tcPr>
+            <w:tcW w:type="dxa" w:w="2646"/>
+          </w:tcPr>
+          <w:p>
+            <w:pPr>
+              <w:jc w:val="left"/>
+            </w:pPr>
+            <w:r>
+              <w:rPr>
+                <w:rFonts w:ascii="Times New Roman" w:hAnsi="Times New Roman"/>
+                <w:b w:val="0"/>
+                <w:i w:val="0"/>
+                <w:sz w:val="20"/>
+                <w:u w:val="none"/>
+              </w:rPr>
+              <w:t>Navigasi utama dashboard sesuai peran</w:t>
+            </w:r>
+          </w:p>
+        </w:tc>
+      </w:tr>
+      <w:tr>
+        <w:tc>
+          <w:tcPr>
+            <w:tcW w:type="dxa" w:w="2646"/>
+          </w:tcPr>
+          <w:p>
+            <w:pPr>
+              <w:jc w:val="center"/>
+            </w:pPr>
+            <w:r>
+              <w:rPr>
+                <w:rFonts w:ascii="Times New Roman" w:hAnsi="Times New Roman"/>
+                <w:b w:val="0"/>
+                <w:i w:val="0"/>
+                <w:sz w:val="20"/>
+                <w:u w:val="none"/>
+              </w:rPr>
+              <w:t>2</w:t>
+            </w:r>
+          </w:p>
+        </w:tc>
+        <w:tc>
+          <w:tcPr>
+            <w:tcW w:type="dxa" w:w="2646"/>
+          </w:tcPr>
+          <w:p>
+            <w:pPr>
+              <w:jc w:val="left"/>
+            </w:pPr>
+            <w:r>
+              <w:rPr>
+                <w:rFonts w:ascii="Times New Roman" w:hAnsi="Times New Roman"/>
+                <w:b w:val="0"/>
+                <w:i/>
+                <w:sz w:val="20"/>
+                <w:u w:val="none"/>
+              </w:rPr>
+              <w:t>Navbar</w:t>
+            </w:r>
+          </w:p>
+        </w:tc>
+        <w:tc>
+          <w:tcPr>
+            <w:tcW w:type="dxa" w:w="2646"/>
+          </w:tcPr>
+          <w:p>
+            <w:pPr>
+              <w:jc w:val="left"/>
+            </w:pPr>
+            <w:r>
+              <w:rPr>
+                <w:rFonts w:ascii="Times New Roman" w:hAnsi="Times New Roman"/>
+                <w:b w:val="0"/>
+                <w:i w:val="0"/>
+                <w:sz w:val="20"/>
+                <w:u w:val="none"/>
+              </w:rPr>
+              <w:t>Header dengan notifikasi dan profil pengguna</w:t>
+            </w:r>
+          </w:p>
+        </w:tc>
+      </w:tr>
+      <w:tr>
+        <w:tc>
+          <w:tcPr>
+            <w:tcW w:type="dxa" w:w="2646"/>
+          </w:tcPr>
+          <w:p>
+            <w:pPr>
+              <w:jc w:val="center"/>
+            </w:pPr>
+            <w:r>
+              <w:rPr>
+                <w:rFonts w:ascii="Times New Roman" w:hAnsi="Times New Roman"/>
+                <w:b w:val="0"/>
+                <w:i w:val="0"/>
+                <w:sz w:val="20"/>
+                <w:u w:val="none"/>
+              </w:rPr>
+              <w:t>3</w:t>
+            </w:r>
+          </w:p>
+        </w:tc>
+        <w:tc>
+          <w:tcPr>
+            <w:tcW w:type="dxa" w:w="2646"/>
+          </w:tcPr>
+          <w:p>
+            <w:pPr>
+              <w:jc w:val="left"/>
+            </w:pPr>
+            <w:r>
+              <w:rPr>
+                <w:rFonts w:ascii="Times New Roman" w:hAnsi="Times New Roman"/>
+                <w:b w:val="0"/>
+                <w:i/>
+                <w:sz w:val="20"/>
+                <w:u w:val="none"/>
+              </w:rPr>
+              <w:t>StatCard</w:t>
+            </w:r>
+          </w:p>
+        </w:tc>
+        <w:tc>
+          <w:tcPr>
+            <w:tcW w:type="dxa" w:w="2646"/>
+          </w:tcPr>
+          <w:p>
+            <w:pPr>
+              <w:jc w:val="left"/>
+            </w:pPr>
+            <w:r>
+              <w:rPr>
+                <w:rFonts w:ascii="Times New Roman" w:hAnsi="Times New Roman"/>
+                <w:b w:val="0"/>
+                <w:i w:val="0"/>
+                <w:sz w:val="20"/>
+                <w:u w:val="none"/>
+              </w:rPr>
+              <w:t>Kartu statistik ringkasan dashboard</w:t>
+            </w:r>
+          </w:p>
+        </w:tc>
+      </w:tr>
+      <w:tr>
+        <w:tc>
+          <w:tcPr>
+            <w:tcW w:type="dxa" w:w="2646"/>
+          </w:tcPr>
+          <w:p>
+            <w:pPr>
+              <w:jc w:val="center"/>
+            </w:pPr>
+            <w:r>
+              <w:rPr>
+                <w:rFonts w:ascii="Times New Roman" w:hAnsi="Times New Roman"/>
+                <w:b w:val="0"/>
+                <w:i w:val="0"/>
+                <w:sz w:val="20"/>
+                <w:u w:val="none"/>
+              </w:rPr>
+              <w:t>4</w:t>
+            </w:r>
+          </w:p>
+        </w:tc>
+        <w:tc>
+          <w:tcPr>
+            <w:tcW w:type="dxa" w:w="2646"/>
+          </w:tcPr>
+          <w:p>
+            <w:pPr>
+              <w:jc w:val="left"/>
+            </w:pPr>
+            <w:r>
+              <w:rPr>
+                <w:rFonts w:ascii="Times New Roman" w:hAnsi="Times New Roman"/>
+                <w:b w:val="0"/>
+                <w:i/>
+                <w:sz w:val="20"/>
+                <w:u w:val="none"/>
+              </w:rPr>
+              <w:t>CourseCard</w:t>
+            </w:r>
+          </w:p>
+        </w:tc>
+        <w:tc>
+          <w:tcPr>
+            <w:tcW w:type="dxa" w:w="2646"/>
+          </w:tcPr>
+          <w:p>
+            <w:pPr>
+              <w:jc w:val="left"/>
+            </w:pPr>
+            <w:r>
+              <w:rPr>
+                <w:rFonts w:ascii="Times New Roman" w:hAnsi="Times New Roman"/>
+                <w:b w:val="0"/>
+                <w:i w:val="0"/>
+                <w:sz w:val="20"/>
+                <w:u w:val="none"/>
+              </w:rPr>
+              <w:t>Kartu tampilan kelas dengan info ringkas</w:t>
+            </w:r>
+          </w:p>
+        </w:tc>
+      </w:tr>
+      <w:tr>
+        <w:tc>
+          <w:tcPr>
+            <w:tcW w:type="dxa" w:w="2646"/>
+          </w:tcPr>
+          <w:p>
+            <w:pPr>
+              <w:jc w:val="center"/>
+            </w:pPr>
+            <w:r>
+              <w:rPr>
+                <w:rFonts w:ascii="Times New Roman" w:hAnsi="Times New Roman"/>
+                <w:b w:val="0"/>
+                <w:i w:val="0"/>
+                <w:sz w:val="20"/>
+                <w:u w:val="none"/>
+              </w:rPr>
+              <w:t>5</w:t>
+            </w:r>
+          </w:p>
+        </w:tc>
+        <w:tc>
+          <w:tcPr>
+            <w:tcW w:type="dxa" w:w="2646"/>
+          </w:tcPr>
+          <w:p>
+            <w:pPr>
+              <w:jc w:val="left"/>
+            </w:pPr>
+            <w:r>
+              <w:rPr>
+                <w:rFonts w:ascii="Times New Roman" w:hAnsi="Times New Roman"/>
+                <w:b w:val="0"/>
+                <w:i/>
+                <w:sz w:val="20"/>
+                <w:u w:val="none"/>
+              </w:rPr>
+              <w:t>DataTable</w:t>
+            </w:r>
+          </w:p>
+        </w:tc>
+        <w:tc>
+          <w:tcPr>
+            <w:tcW w:type="dxa" w:w="2646"/>
+          </w:tcPr>
+          <w:p>
+            <w:pPr>
+              <w:jc w:val="left"/>
+            </w:pPr>
+            <w:r>
+              <w:rPr>
+                <w:rFonts w:ascii="Times New Roman" w:hAnsi="Times New Roman"/>
+                <w:b w:val="0"/>
+                <w:i w:val="0"/>
+                <w:sz w:val="20"/>
+                <w:u w:val="none"/>
+              </w:rPr>
+              <w:t>Tabel data responsif dengan pagination</w:t>
+            </w:r>
+          </w:p>
+        </w:tc>
+      </w:tr>
+      <w:tr>
+        <w:tc>
+          <w:tcPr>
+            <w:tcW w:type="dxa" w:w="2646"/>
+          </w:tcPr>
+          <w:p>
+            <w:pPr>
+              <w:jc w:val="center"/>
+            </w:pPr>
+            <w:r>
+              <w:rPr>
+                <w:rFonts w:ascii="Times New Roman" w:hAnsi="Times New Roman"/>
+                <w:b w:val="0"/>
+                <w:i w:val="0"/>
+                <w:sz w:val="20"/>
+                <w:u w:val="none"/>
+              </w:rPr>
+              <w:t>6</w:t>
+            </w:r>
+          </w:p>
+        </w:tc>
+        <w:tc>
+          <w:tcPr>
+            <w:tcW w:type="dxa" w:w="2646"/>
+          </w:tcPr>
+          <w:p>
+            <w:pPr>
+              <w:jc w:val="left"/>
+            </w:pPr>
+            <w:r>
+              <w:rPr>
+                <w:rFonts w:ascii="Times New Roman" w:hAnsi="Times New Roman"/>
+                <w:b w:val="0"/>
+                <w:i/>
+                <w:sz w:val="20"/>
+                <w:u w:val="none"/>
+              </w:rPr>
+              <w:t>ModalDialog</w:t>
+            </w:r>
+          </w:p>
+        </w:tc>
+        <w:tc>
+          <w:tcPr>
+            <w:tcW w:type="dxa" w:w="2646"/>
+          </w:tcPr>
+          <w:p>
+            <w:pPr>
+              <w:jc w:val="left"/>
+            </w:pPr>
+            <w:r>
+              <w:rPr>
+                <w:rFonts w:ascii="Times New Roman" w:hAnsi="Times New Roman"/>
+                <w:b w:val="0"/>
+                <w:i w:val="0"/>
+                <w:sz w:val="20"/>
+                <w:u w:val="none"/>
+              </w:rPr>
+              <w:t>Dialog interaktif untuk CRUD operations</w:t>
+            </w:r>
+          </w:p>
+        </w:tc>
+      </w:tr>
+      <w:tr>
+        <w:tc>
+          <w:tcPr>
+            <w:tcW w:type="dxa" w:w="2646"/>
+          </w:tcPr>
+          <w:p>
+            <w:pPr>
+              <w:jc w:val="center"/>
+            </w:pPr>
+            <w:r>
+              <w:rPr>
+                <w:rFonts w:ascii="Times New Roman" w:hAnsi="Times New Roman"/>
+                <w:b w:val="0"/>
+                <w:i w:val="0"/>
+                <w:sz w:val="20"/>
+                <w:u w:val="none"/>
+              </w:rPr>
+              <w:t>7</w:t>
+            </w:r>
+          </w:p>
+        </w:tc>
+        <w:tc>
+          <w:tcPr>
+            <w:tcW w:type="dxa" w:w="2646"/>
+          </w:tcPr>
+          <w:p>
+            <w:pPr>
+              <w:jc w:val="left"/>
+            </w:pPr>
+            <w:r>
+              <w:rPr>
+                <w:rFonts w:ascii="Times New Roman" w:hAnsi="Times New Roman"/>
+                <w:b w:val="0"/>
+                <w:i/>
+                <w:sz w:val="20"/>
+                <w:u w:val="none"/>
+              </w:rPr>
+              <w:t>FileUploader</w:t>
+            </w:r>
+          </w:p>
+        </w:tc>
+        <w:tc>
+          <w:tcPr>
+            <w:tcW w:type="dxa" w:w="2646"/>
+          </w:tcPr>
+          <w:p>
+            <w:pPr>
+              <w:jc w:val="left"/>
+            </w:pPr>
+            <w:r>
+              <w:rPr>
+                <w:rFonts w:ascii="Times New Roman" w:hAnsi="Times New Roman"/>
+                <w:b w:val="0"/>
+                <w:i w:val="0"/>
+                <w:sz w:val="20"/>
+                <w:u w:val="none"/>
+              </w:rPr>
+              <w:t>Komponen unggah file drag-and-drop</w:t>
+            </w:r>
+          </w:p>
+        </w:tc>
+      </w:tr>
+      <w:tr>
+        <w:tc>
+          <w:tcPr>
+            <w:tcW w:type="dxa" w:w="2646"/>
+          </w:tcPr>
+          <w:p>
+            <w:pPr>
+              <w:jc w:val="center"/>
+            </w:pPr>
+            <w:r>
+              <w:rPr>
+                <w:rFonts w:ascii="Times New Roman" w:hAnsi="Times New Roman"/>
+                <w:b w:val="0"/>
+                <w:i w:val="0"/>
+                <w:sz w:val="20"/>
+                <w:u w:val="none"/>
+              </w:rPr>
+              <w:t>8</w:t>
+            </w:r>
+          </w:p>
+        </w:tc>
+        <w:tc>
+          <w:tcPr>
+            <w:tcW w:type="dxa" w:w="2646"/>
+          </w:tcPr>
+          <w:p>
+            <w:pPr>
+              <w:jc w:val="left"/>
+            </w:pPr>
+            <w:r>
+              <w:rPr>
+                <w:rFonts w:ascii="Times New Roman" w:hAnsi="Times New Roman"/>
+                <w:b w:val="0"/>
+                <w:i/>
+                <w:sz w:val="20"/>
+                <w:u w:val="none"/>
+              </w:rPr>
+              <w:t>SkeletonLoader</w:t>
+            </w:r>
+          </w:p>
+        </w:tc>
+        <w:tc>
+          <w:tcPr>
+            <w:tcW w:type="dxa" w:w="2646"/>
+          </w:tcPr>
+          <w:p>
+            <w:pPr>
+              <w:jc w:val="left"/>
+            </w:pPr>
+            <w:r>
+              <w:rPr>
+                <w:rFonts w:ascii="Times New Roman" w:hAnsi="Times New Roman"/>
+                <w:b w:val="0"/>
+                <w:i w:val="0"/>
+                <w:sz w:val="20"/>
+                <w:u w:val="none"/>
+              </w:rPr>
+              <w:t>Placeholder loading state komponen</w:t>
+            </w:r>
+          </w:p>
+        </w:tc>
+      </w:tr>
+      <w:tr>
+        <w:tc>
+          <w:tcPr>
+            <w:tcW w:type="dxa" w:w="2646"/>
+          </w:tcPr>
+          <w:p>
+            <w:pPr>
+              <w:jc w:val="center"/>
+            </w:pPr>
+            <w:r>
+              <w:rPr>
+                <w:rFonts w:ascii="Times New Roman" w:hAnsi="Times New Roman"/>
+                <w:b w:val="0"/>
+                <w:i w:val="0"/>
+                <w:sz w:val="20"/>
+                <w:u w:val="none"/>
+              </w:rPr>
+              <w:t>9</w:t>
+            </w:r>
+          </w:p>
+        </w:tc>
+        <w:tc>
+          <w:tcPr>
+            <w:tcW w:type="dxa" w:w="2646"/>
+          </w:tcPr>
+          <w:p>
+            <w:pPr>
+              <w:jc w:val="left"/>
+            </w:pPr>
+            <w:r>
+              <w:rPr>
+                <w:rFonts w:ascii="Times New Roman" w:hAnsi="Times New Roman"/>
+                <w:b w:val="0"/>
+                <w:i/>
+                <w:sz w:val="20"/>
+                <w:u w:val="none"/>
+              </w:rPr>
+              <w:t>NotificationBell</w:t>
+            </w:r>
+          </w:p>
+        </w:tc>
+        <w:tc>
+          <w:tcPr>
+            <w:tcW w:type="dxa" w:w="2646"/>
+          </w:tcPr>
+          <w:p>
+            <w:pPr>
+              <w:jc w:val="left"/>
+            </w:pPr>
+            <w:r>
+              <w:rPr>
+                <w:rFonts w:ascii="Times New Roman" w:hAnsi="Times New Roman"/>
+                <w:b w:val="0"/>
+                <w:i w:val="0"/>
+                <w:sz w:val="20"/>
+                <w:u w:val="none"/>
+              </w:rPr>
+              <w:t>Lonceng notifikasi real-time</w:t>
+            </w:r>
+          </w:p>
+        </w:tc>
+      </w:tr>
+      <w:tr>
+        <w:tc>
+          <w:tcPr>
+            <w:tcW w:type="dxa" w:w="2646"/>
+          </w:tcPr>
+          <w:p>
+            <w:pPr>
+              <w:jc w:val="center"/>
+            </w:pPr>
+            <w:r>
+              <w:rPr>
+                <w:rFonts w:ascii="Times New Roman" w:hAnsi="Times New Roman"/>
+                <w:b w:val="0"/>
+                <w:i w:val="0"/>
+                <w:sz w:val="20"/>
+                <w:u w:val="none"/>
+              </w:rPr>
+              <w:t>10</w:t>
+            </w:r>
+          </w:p>
+        </w:tc>
+        <w:tc>
+          <w:tcPr>
+            <w:tcW w:type="dxa" w:w="2646"/>
+          </w:tcPr>
+          <w:p>
+            <w:pPr>
+              <w:jc w:val="left"/>
+            </w:pPr>
+            <w:r>
+              <w:rPr>
+                <w:rFonts w:ascii="Times New Roman" w:hAnsi="Times New Roman"/>
+                <w:b w:val="0"/>
+                <w:i/>
+                <w:sz w:val="20"/>
+                <w:u w:val="none"/>
+              </w:rPr>
+              <w:t>GradeInputForm</w:t>
+            </w:r>
+          </w:p>
+        </w:tc>
+        <w:tc>
+          <w:tcPr>
+            <w:tcW w:type="dxa" w:w="2646"/>
+          </w:tcPr>
+          <w:p>
+            <w:pPr>
+              <w:jc w:val="left"/>
+            </w:pPr>
+            <w:r>
+              <w:rPr>
+                <w:rFonts w:ascii="Times New Roman" w:hAnsi="Times New Roman"/>
+                <w:b w:val="0"/>
+                <w:i w:val="0"/>
+                <w:sz w:val="20"/>
+                <w:u w:val="none"/>
+              </w:rPr>
+              <w:t>Formulir input nilai UTS/UAS</w:t>
+            </w:r>
+          </w:p>
+        </w:tc>
+      </w:tr>
+    </w:tbl>
     <w:p>
       <w:pPr>
         <w:spacing w:before="0" w:after="0" w:line="360" w:lineRule="auto"/>
@@ -6721,47 +10279,7 @@
           <w:sz w:val="24"/>
           <w:u w:val="none"/>
         </w:rPr>
-        <w:t xml:space="preserve">Penulis mengembangkan halaman katalog kelas, formulir </w:t>
-      </w:r>
-      <w:r>
-        <w:rPr>
-          <w:rFonts w:ascii="Times New Roman" w:hAnsi="Times New Roman"/>
-          <w:b w:val="0"/>
-          <w:i/>
-          <w:sz w:val="24"/>
-          <w:u w:val="none"/>
-        </w:rPr>
-        <w:t xml:space="preserve">submit </w:t>
-      </w:r>
-      <w:r>
-        <w:rPr>
-          <w:rFonts w:ascii="Times New Roman" w:hAnsi="Times New Roman"/>
-          <w:b w:val="0"/>
-          <w:i w:val="0"/>
-          <w:sz w:val="24"/>
-          <w:u w:val="none"/>
-        </w:rPr>
-        <w:t xml:space="preserve">lembar jawaban LKPD dengan </w:t>
-      </w:r>
-      <w:r>
-        <w:rPr>
-          <w:rFonts w:ascii="Times New Roman" w:hAnsi="Times New Roman"/>
-          <w:b w:val="0"/>
-          <w:i/>
-          <w:sz w:val="24"/>
-          <w:u w:val="none"/>
-        </w:rPr>
-        <w:t xml:space="preserve">drag-and-drop file uploader, </w:t>
-      </w:r>
-      <w:r>
-        <w:rPr>
-          <w:rFonts w:ascii="Times New Roman" w:hAnsi="Times New Roman"/>
-          <w:b w:val="0"/>
-          <w:i w:val="0"/>
-          <w:sz w:val="24"/>
-          <w:u w:val="none"/>
-        </w:rPr>
-        <w:t>tombol presensi mandiri satu klik, serta halaman input nilai ujian semester (UTS/UAS) untuk guru. Tampilan dashboard Siswa ditunjukkan pada Gambar 3.8.</w:t>
+        <w:t>Tampilan dashboard Guru Pengajar yang menampilkan informasi kelas yang diampu, statistik kehadiran, dan akses cepat ke modul penugasan ditunjukkan pada Gambar 3.7.</w:t>
       </w:r>
     </w:p>
     <w:p>
@@ -6777,7 +10295,7 @@
           <w:sz w:val="22"/>
           <w:u w:val="none"/>
         </w:rPr>
-        <w:t>[Gambar untuk Tampilan Dashboard Siswa]</w:t>
+        <w:t>[Gambar untuk Tampilan Dashboard Guru Pengajar dengan daftar kelas dan statistik]</w:t>
       </w:r>
     </w:p>
     <w:p>
@@ -6793,7 +10311,203 @@
           <w:sz w:val="24"/>
           <w:u w:val="none"/>
         </w:rPr>
+        <w:t>Gambar 3.7 Tampilan Dashboard Guru Pengajar</w:t>
+      </w:r>
+    </w:p>
+    <w:p>
+      <w:pPr>
+        <w:spacing w:before="0" w:after="0" w:line="360" w:lineRule="auto"/>
+        <w:ind w:firstLine="720"/>
+        <w:jc w:val="both"/>
+      </w:pPr>
+      <w:r>
+        <w:rPr>
+          <w:rFonts w:ascii="Times New Roman" w:hAnsi="Times New Roman"/>
+          <w:b w:val="0"/>
+          <w:i w:val="0"/>
+          <w:sz w:val="24"/>
+          <w:u w:val="none"/>
+        </w:rPr>
+        <w:t>Penulis mengembangkan halaman katalog kelas yang memungkinkan siswa melihat daftar kelas yang telah didaftarkan, mengakses materi pembelajaran, serta mengikuti kegiatan presensi dan penugasan. Tampilan dashboard Siswa ditunjukkan pada Gambar 3.8.</w:t>
+      </w:r>
+    </w:p>
+    <w:p>
+      <w:pPr>
+        <w:spacing w:before="240" w:after="120" w:line="240" w:lineRule="auto"/>
+        <w:jc w:val="center"/>
+      </w:pPr>
+      <w:r>
+        <w:rPr>
+          <w:rFonts w:ascii="Times New Roman" w:hAnsi="Times New Roman"/>
+          <w:b w:val="0"/>
+          <w:i/>
+          <w:sz w:val="22"/>
+          <w:u w:val="none"/>
+        </w:rPr>
+        <w:t>[Gambar untuk Tampilan Dashboard Siswa dengan katalog kelas dan jadwal tugas]</w:t>
+      </w:r>
+    </w:p>
+    <w:p>
+      <w:pPr>
+        <w:spacing w:before="0" w:after="240" w:line="240" w:lineRule="auto"/>
+        <w:jc w:val="center"/>
+      </w:pPr>
+      <w:r>
+        <w:rPr>
+          <w:rFonts w:ascii="Times New Roman" w:hAnsi="Times New Roman"/>
+          <w:b w:val="0"/>
+          <w:i w:val="0"/>
+          <w:sz w:val="24"/>
+          <w:u w:val="none"/>
+        </w:rPr>
         <w:t>Gambar 3.8 Tampilan Dashboard Siswa</w:t>
+      </w:r>
+    </w:p>
+    <w:p>
+      <w:pPr>
+        <w:spacing w:before="0" w:after="0" w:line="360" w:lineRule="auto"/>
+        <w:ind w:firstLine="720"/>
+        <w:jc w:val="both"/>
+      </w:pPr>
+      <w:r>
+        <w:rPr>
+          <w:rFonts w:ascii="Times New Roman" w:hAnsi="Times New Roman"/>
+          <w:b w:val="0"/>
+          <w:i w:val="0"/>
+          <w:sz w:val="24"/>
+          <w:u w:val="none"/>
+        </w:rPr>
+        <w:t>Selain itu, penulis juga membangun halaman manajemen kelas yang memungkinkan administrator dan guru untuk mengelola data kelas, menambahkan siswa ke kelas, serta mengatur pengaturan kelas. Halaman ini dilengkapi dengan fitur pencarian dan filter untuk memudahkan pengelolaan data. Tampilan halaman manajemen kelas ditunjukkan pada Gambar 3.9.</w:t>
+      </w:r>
+    </w:p>
+    <w:p>
+      <w:pPr>
+        <w:spacing w:before="240" w:after="120" w:line="240" w:lineRule="auto"/>
+        <w:jc w:val="center"/>
+      </w:pPr>
+      <w:r>
+        <w:rPr>
+          <w:rFonts w:ascii="Times New Roman" w:hAnsi="Times New Roman"/>
+          <w:b w:val="0"/>
+          <w:i/>
+          <w:sz w:val="22"/>
+          <w:u w:val="none"/>
+        </w:rPr>
+        <w:t>[Gambar untuk Tampilan Halaman Manajemen Kelas dengan daftar kelas dan aksi]</w:t>
+      </w:r>
+    </w:p>
+    <w:p>
+      <w:pPr>
+        <w:spacing w:before="0" w:after="240" w:line="240" w:lineRule="auto"/>
+        <w:jc w:val="center"/>
+      </w:pPr>
+      <w:r>
+        <w:rPr>
+          <w:rFonts w:ascii="Times New Roman" w:hAnsi="Times New Roman"/>
+          <w:b w:val="0"/>
+          <w:i w:val="0"/>
+          <w:sz w:val="24"/>
+          <w:u w:val="none"/>
+        </w:rPr>
+        <w:t>Gambar 3.9 Tampilan Halaman Manajemen Kelas</w:t>
+      </w:r>
+    </w:p>
+    <w:p>
+      <w:pPr>
+        <w:spacing w:before="0" w:after="0" w:line="360" w:lineRule="auto"/>
+        <w:ind w:firstLine="720"/>
+        <w:jc w:val="both"/>
+      </w:pPr>
+      <w:r>
+        <w:rPr>
+          <w:rFonts w:ascii="Times New Roman" w:hAnsi="Times New Roman"/>
+          <w:b w:val="0"/>
+          <w:i w:val="0"/>
+          <w:sz w:val="24"/>
+          <w:u w:val="none"/>
+        </w:rPr>
+        <w:t>Penulis mengembangkan halaman presensi siswa yang menampilkan riwayat kehadiran dan tombol presensi mandiri satu klik. Sistem presensi dirancang dengan mekanisme jendela waktu yang hanya mengizinkan siswa melakukan presensi dalam rentang waktu yang telah ditentukan oleh guru pengajar. Tampilan halaman presensi ditunjukkan pada Gambar 3.10.</w:t>
+      </w:r>
+    </w:p>
+    <w:p>
+      <w:pPr>
+        <w:spacing w:before="240" w:after="120" w:line="240" w:lineRule="auto"/>
+        <w:jc w:val="center"/>
+      </w:pPr>
+      <w:r>
+        <w:rPr>
+          <w:rFonts w:ascii="Times New Roman" w:hAnsi="Times New Roman"/>
+          <w:b w:val="0"/>
+          <w:i/>
+          <w:sz w:val="22"/>
+          <w:u w:val="none"/>
+        </w:rPr>
+        <w:t>[Gambar untuk Tampilan Halaman Presensi Siswa dengan tombol presensi mandiri]</w:t>
+      </w:r>
+    </w:p>
+    <w:p>
+      <w:pPr>
+        <w:spacing w:before="0" w:after="240" w:line="240" w:lineRule="auto"/>
+        <w:jc w:val="center"/>
+      </w:pPr>
+      <w:r>
+        <w:rPr>
+          <w:rFonts w:ascii="Times New Roman" w:hAnsi="Times New Roman"/>
+          <w:b w:val="0"/>
+          <w:i w:val="0"/>
+          <w:sz w:val="24"/>
+          <w:u w:val="none"/>
+        </w:rPr>
+        <w:t>Gambar 3.10 Tampilan Halaman Presensi Siswa</w:t>
+      </w:r>
+    </w:p>
+    <w:p>
+      <w:pPr>
+        <w:spacing w:before="0" w:after="0" w:line="360" w:lineRule="auto"/>
+        <w:ind w:firstLine="720"/>
+        <w:jc w:val="both"/>
+      </w:pPr>
+      <w:r>
+        <w:rPr>
+          <w:rFonts w:ascii="Times New Roman" w:hAnsi="Times New Roman"/>
+          <w:b w:val="0"/>
+          <w:i w:val="0"/>
+          <w:sz w:val="24"/>
+          <w:u w:val="none"/>
+        </w:rPr>
+        <w:t>Penulis juga membangun halaman penugasan LKPD yang memungkinkan guru membuat tugas dengan lampiran file, menetapkan deadline, dan memberikan penilaian. Siswa dapat mengunggah jawaban melalui antarmuka drag-and-drop yang intuitif. Tampilan halaman penugasan ditunjukkan pada Gambar 3.11.</w:t>
+      </w:r>
+    </w:p>
+    <w:p>
+      <w:pPr>
+        <w:spacing w:before="240" w:after="120" w:line="240" w:lineRule="auto"/>
+        <w:jc w:val="center"/>
+      </w:pPr>
+      <w:r>
+        <w:rPr>
+          <w:rFonts w:ascii="Times New Roman" w:hAnsi="Times New Roman"/>
+          <w:b w:val="0"/>
+          <w:i/>
+          <w:sz w:val="22"/>
+          <w:u w:val="none"/>
+        </w:rPr>
+        <w:t>[Gambar untuk Tampilan Halaman Penugasan LKPD dengan form submit jawaban]</w:t>
+      </w:r>
+    </w:p>
+    <w:p>
+      <w:pPr>
+        <w:spacing w:before="0" w:after="240" w:line="240" w:lineRule="auto"/>
+        <w:jc w:val="center"/>
+      </w:pPr>
+      <w:r>
+        <w:rPr>
+          <w:rFonts w:ascii="Times New Roman" w:hAnsi="Times New Roman"/>
+          <w:b w:val="0"/>
+          <w:i w:val="0"/>
+          <w:sz w:val="24"/>
+          <w:u w:val="none"/>
+        </w:rPr>
+        <w:t>Gambar 3.11 Tampilan Halaman Penugasan LKPD</w:t>
       </w:r>
     </w:p>
     <w:p>
@@ -6827,27 +10541,7 @@
           <w:sz w:val="24"/>
           <w:u w:val="none"/>
         </w:rPr>
-        <w:t>Kendala pertama yang dihadapi penulis adalah timbulnya pergeseran tata letak antarmuka (</w:t>
-      </w:r>
-      <w:r>
-        <w:rPr>
-          <w:rFonts w:ascii="Times New Roman" w:hAnsi="Times New Roman"/>
-          <w:b w:val="0"/>
-          <w:i/>
-          <w:sz w:val="24"/>
-          <w:u w:val="none"/>
-        </w:rPr>
-        <w:t>Cumulative Layout Shift / CLS</w:t>
-      </w:r>
-      <w:r>
-        <w:rPr>
-          <w:rFonts w:ascii="Times New Roman" w:hAnsi="Times New Roman"/>
-          <w:b w:val="0"/>
-          <w:i w:val="0"/>
-          <w:sz w:val="24"/>
-          <w:u w:val="none"/>
-        </w:rPr>
-        <w:t>) saat data statistik grafik pertama kali dimuat dari server.</w:t>
+        <w:t>Selama pelaksanaan PKL, penulis menghadapi beberapa kendala teknis yang berkaitan dengan pengembangan antarmuka pengguna. Adapun kendala yang dihadapi adalah sebagai berikut:</w:t>
       </w:r>
     </w:p>
     <w:p>
@@ -6864,7 +10558,27 @@
           <w:sz w:val="24"/>
           <w:u w:val="none"/>
         </w:rPr>
-        <w:t>Selain itu, tampilan tabel rekapitulasi nilai dan presensi terpotong pada layar beresolusi kecil (ponsel/tablet).</w:t>
+        <w:t>Kendala pertama yang dihadapi penulis adalah timbulnya pergeseran tata letak antarmuka (</w:t>
+      </w:r>
+      <w:r>
+        <w:rPr>
+          <w:rFonts w:ascii="Times New Roman" w:hAnsi="Times New Roman"/>
+          <w:b w:val="0"/>
+          <w:i/>
+          <w:sz w:val="24"/>
+          <w:u w:val="none"/>
+        </w:rPr>
+        <w:t>Cumulative Layout Shift / CLS</w:t>
+      </w:r>
+      <w:r>
+        <w:rPr>
+          <w:rFonts w:ascii="Times New Roman" w:hAnsi="Times New Roman"/>
+          <w:b w:val="0"/>
+          <w:i w:val="0"/>
+          <w:sz w:val="24"/>
+          <w:u w:val="none"/>
+        </w:rPr>
+        <w:t>) saat data statistik grafik pertama kali dimuat dari server. Kondisi ini menyebabkan elemen-elemen pada halaman bergeser secara tiba-tiba sehingga mengganggu kenyamanan pengguna dalam berinteraksi dengan sistem.</w:t>
       </w:r>
     </w:p>
     <w:p>
@@ -6881,7 +10595,7 @@
           <w:sz w:val="24"/>
           <w:u w:val="none"/>
         </w:rPr>
-        <w:t>Kendala lain yang turut dihadapi penulis berkaitan dengan kompleksitas penanganan status tombol (</w:t>
+        <w:t xml:space="preserve">Kendala kedua yang dihadapi penulis berkaitan dengan tampilan tabel rekapitulasi nilai dan presensi yang terpotong pada layar beresolusi kecil (ponsel dan tablet). Hal ini menyebabkan pengguna tidak dapat melihat seluruh data yang ditampilkan tanpa harus melakukan </w:t>
       </w:r>
       <w:r>
         <w:rPr>
@@ -6891,6 +10605,43 @@
           <w:sz w:val="24"/>
           <w:u w:val="none"/>
         </w:rPr>
+        <w:t xml:space="preserve">scroll </w:t>
+      </w:r>
+      <w:r>
+        <w:rPr>
+          <w:rFonts w:ascii="Times New Roman" w:hAnsi="Times New Roman"/>
+          <w:b w:val="0"/>
+          <w:i w:val="0"/>
+          <w:sz w:val="24"/>
+          <w:u w:val="none"/>
+        </w:rPr>
+        <w:t>secara horizontal, yang tidak selalu intuitif bagi pengguna.</w:t>
+      </w:r>
+    </w:p>
+    <w:p>
+      <w:pPr>
+        <w:spacing w:before="0" w:after="0" w:line="360" w:lineRule="auto"/>
+        <w:ind w:firstLine="720"/>
+        <w:jc w:val="both"/>
+      </w:pPr>
+      <w:r>
+        <w:rPr>
+          <w:rFonts w:ascii="Times New Roman" w:hAnsi="Times New Roman"/>
+          <w:b w:val="0"/>
+          <w:i w:val="0"/>
+          <w:sz w:val="24"/>
+          <w:u w:val="none"/>
+        </w:rPr>
+        <w:t>Kendala ketiga yang dihadapi penulis berkaitan dengan kompleksitas penanganan status tombol (</w:t>
+      </w:r>
+      <w:r>
+        <w:rPr>
+          <w:rFonts w:ascii="Times New Roman" w:hAnsi="Times New Roman"/>
+          <w:b w:val="0"/>
+          <w:i/>
+          <w:sz w:val="24"/>
+          <w:u w:val="none"/>
+        </w:rPr>
         <w:t xml:space="preserve">disabled state </w:t>
       </w:r>
       <w:r>
@@ -6921,7 +10672,27 @@
           <w:sz w:val="24"/>
           <w:u w:val="none"/>
         </w:rPr>
-        <w:t>) saat pengiriman formulir berlangsung.</w:t>
+        <w:t xml:space="preserve">) saat pengiriman formulir berlangsung. Tanpa penanganan yang tepat, pengguna dapat menekan tombol </w:t>
+      </w:r>
+      <w:r>
+        <w:rPr>
+          <w:rFonts w:ascii="Times New Roman" w:hAnsi="Times New Roman"/>
+          <w:b w:val="0"/>
+          <w:i/>
+          <w:sz w:val="24"/>
+          <w:u w:val="none"/>
+        </w:rPr>
+        <w:t xml:space="preserve">submit </w:t>
+      </w:r>
+      <w:r>
+        <w:rPr>
+          <w:rFonts w:ascii="Times New Roman" w:hAnsi="Times New Roman"/>
+          <w:b w:val="0"/>
+          <w:i w:val="0"/>
+          <w:sz w:val="24"/>
+          <w:u w:val="none"/>
+        </w:rPr>
+        <w:t>berkali-kali dan menyebabkan duplikasi data.</w:t>
       </w:r>
     </w:p>
     <w:p>
@@ -6955,47 +10726,7 @@
           <w:sz w:val="24"/>
           <w:u w:val="none"/>
         </w:rPr>
-        <w:t xml:space="preserve">Upaya pertama yang dilakukan penulis adalah menerapkan </w:t>
-      </w:r>
-      <w:r>
-        <w:rPr>
-          <w:rFonts w:ascii="Times New Roman" w:hAnsi="Times New Roman"/>
-          <w:b w:val="0"/>
-          <w:i/>
-          <w:sz w:val="24"/>
-          <w:u w:val="none"/>
-        </w:rPr>
-        <w:t xml:space="preserve">Skeleton Loader Components </w:t>
-      </w:r>
-      <w:r>
-        <w:rPr>
-          <w:rFonts w:ascii="Times New Roman" w:hAnsi="Times New Roman"/>
-          <w:b w:val="0"/>
-          <w:i w:val="0"/>
-          <w:sz w:val="24"/>
-          <w:u w:val="none"/>
-        </w:rPr>
-        <w:t>dengan dimensi pasti sebelum data selesai di-</w:t>
-      </w:r>
-      <w:r>
-        <w:rPr>
-          <w:rFonts w:ascii="Times New Roman" w:hAnsi="Times New Roman"/>
-          <w:b w:val="0"/>
-          <w:i/>
-          <w:sz w:val="24"/>
-          <w:u w:val="none"/>
-        </w:rPr>
-        <w:t xml:space="preserve">fetch </w:t>
-      </w:r>
-      <w:r>
-        <w:rPr>
-          <w:rFonts w:ascii="Times New Roman" w:hAnsi="Times New Roman"/>
-          <w:b w:val="0"/>
-          <w:i w:val="0"/>
-          <w:sz w:val="24"/>
-          <w:u w:val="none"/>
-        </w:rPr>
-        <w:t>dari API, sehingga antarmuka tetap stabil.</w:t>
+        <w:t>Dalam menghadapi kendala-kendala tersebut, penulis melakukan berbagai upaya perbaikan sebagai berikut:</w:t>
       </w:r>
     </w:p>
     <w:p>
@@ -7012,7 +10743,7 @@
           <w:sz w:val="24"/>
           <w:u w:val="none"/>
         </w:rPr>
-        <w:t xml:space="preserve">Selanjutnya, penulis menerapkan pembungkus </w:t>
+        <w:t xml:space="preserve">Untuk mengatasi kendala pertama, penulis menerapkan </w:t>
       </w:r>
       <w:r>
         <w:rPr>
@@ -7022,17 +10753,17 @@
           <w:sz w:val="24"/>
           <w:u w:val="none"/>
         </w:rPr>
-        <w:t xml:space="preserve">horizontal overflow-x-auto </w:t>
-      </w:r>
-      <w:r>
-        <w:rPr>
-          <w:rFonts w:ascii="Times New Roman" w:hAnsi="Times New Roman"/>
-          <w:b w:val="0"/>
-          <w:i w:val="0"/>
-          <w:sz w:val="24"/>
-          <w:u w:val="none"/>
-        </w:rPr>
-        <w:t xml:space="preserve">dan </w:t>
+        <w:t xml:space="preserve">Skeleton Loader Components </w:t>
+      </w:r>
+      <w:r>
+        <w:rPr>
+          <w:rFonts w:ascii="Times New Roman" w:hAnsi="Times New Roman"/>
+          <w:b w:val="0"/>
+          <w:i w:val="0"/>
+          <w:sz w:val="24"/>
+          <w:u w:val="none"/>
+        </w:rPr>
+        <w:t>dengan dimensi pasti sebelum data selesai di-</w:t>
       </w:r>
       <w:r>
         <w:rPr>
@@ -7042,47 +10773,17 @@
           <w:sz w:val="24"/>
           <w:u w:val="none"/>
         </w:rPr>
-        <w:t xml:space="preserve">styling container queries </w:t>
-      </w:r>
-      <w:r>
-        <w:rPr>
-          <w:rFonts w:ascii="Times New Roman" w:hAnsi="Times New Roman"/>
-          <w:b w:val="0"/>
-          <w:i w:val="0"/>
-          <w:sz w:val="24"/>
-          <w:u w:val="none"/>
-        </w:rPr>
-        <w:t>pada tabel laporan agar data tetap dapat di-</w:t>
-      </w:r>
-      <w:r>
-        <w:rPr>
-          <w:rFonts w:ascii="Times New Roman" w:hAnsi="Times New Roman"/>
-          <w:b w:val="0"/>
-          <w:i/>
-          <w:sz w:val="24"/>
-          <w:u w:val="none"/>
-        </w:rPr>
-        <w:t xml:space="preserve">scroll </w:t>
-      </w:r>
-      <w:r>
-        <w:rPr>
-          <w:rFonts w:ascii="Times New Roman" w:hAnsi="Times New Roman"/>
-          <w:b w:val="0"/>
-          <w:i w:val="0"/>
-          <w:sz w:val="24"/>
-          <w:u w:val="none"/>
-        </w:rPr>
-        <w:t xml:space="preserve">dengan mulus di perangkat </w:t>
-      </w:r>
-      <w:r>
-        <w:rPr>
-          <w:rFonts w:ascii="Times New Roman" w:hAnsi="Times New Roman"/>
-          <w:b w:val="0"/>
-          <w:i/>
-          <w:sz w:val="24"/>
-          <w:u w:val="none"/>
-        </w:rPr>
-        <w:t>mobile.</w:t>
+        <w:t xml:space="preserve">fetch </w:t>
+      </w:r>
+      <w:r>
+        <w:rPr>
+          <w:rFonts w:ascii="Times New Roman" w:hAnsi="Times New Roman"/>
+          <w:b w:val="0"/>
+          <w:i w:val="0"/>
+          <w:sz w:val="24"/>
+          <w:u w:val="none"/>
+        </w:rPr>
+        <w:t>dari API, sehingga antarmuka tetap stabil dan tidak terjadi pergeseran tata letak yang mengganggu.</w:t>
       </w:r>
     </w:p>
     <w:p>
@@ -7099,7 +10800,7 @@
           <w:sz w:val="24"/>
           <w:u w:val="none"/>
         </w:rPr>
-        <w:t xml:space="preserve">Adapun untuk mengatasi kendala penanganan status tombol, penulis mengintegrasikan </w:t>
+        <w:t xml:space="preserve">Untuk mengatasi kendala kedua, penulis menerapkan pembungkus </w:t>
       </w:r>
       <w:r>
         <w:rPr>
@@ -7109,17 +10810,17 @@
           <w:sz w:val="24"/>
           <w:u w:val="none"/>
         </w:rPr>
-        <w:t xml:space="preserve">state isSubmitting </w:t>
-      </w:r>
-      <w:r>
-        <w:rPr>
-          <w:rFonts w:ascii="Times New Roman" w:hAnsi="Times New Roman"/>
-          <w:b w:val="0"/>
-          <w:i w:val="0"/>
-          <w:sz w:val="24"/>
-          <w:u w:val="none"/>
-        </w:rPr>
-        <w:t xml:space="preserve">dengan animasi </w:t>
+        <w:t xml:space="preserve">horizontal overflow-x-auto </w:t>
+      </w:r>
+      <w:r>
+        <w:rPr>
+          <w:rFonts w:ascii="Times New Roman" w:hAnsi="Times New Roman"/>
+          <w:b w:val="0"/>
+          <w:i w:val="0"/>
+          <w:sz w:val="24"/>
+          <w:u w:val="none"/>
+        </w:rPr>
+        <w:t xml:space="preserve">dan </w:t>
       </w:r>
       <w:r>
         <w:rPr>
@@ -7129,72 +10830,57 @@
           <w:sz w:val="24"/>
           <w:u w:val="none"/>
         </w:rPr>
-        <w:t xml:space="preserve">spinner </w:t>
-      </w:r>
-      <w:r>
-        <w:rPr>
-          <w:rFonts w:ascii="Times New Roman" w:hAnsi="Times New Roman"/>
-          <w:b w:val="0"/>
-          <w:i w:val="0"/>
-          <w:sz w:val="24"/>
-          <w:u w:val="none"/>
-        </w:rPr>
-        <w:t>Lucide-React pada seluruh tombol aksi.</w:t>
-      </w:r>
-    </w:p>
-    <w:p>
-      <w:r>
-        <w:br w:type="page"/>
-      </w:r>
-    </w:p>
-    <w:p>
-      <w:pPr>
-        <w:keepNext/>
-        <w:spacing w:before="0" w:after="120" w:line="360" w:lineRule="auto"/>
-        <w:jc w:val="left"/>
-      </w:pPr>
-      <w:r>
-        <w:rPr>
-          <w:rFonts w:ascii="Times New Roman" w:hAnsi="Times New Roman"/>
-          <w:b/>
-          <w:i w:val="0"/>
-          <w:sz w:val="24"/>
-          <w:u w:val="none"/>
-        </w:rPr>
-        <w:t>3.3. I PUTU PANDU</w:t>
-      </w:r>
-    </w:p>
-    <w:p>
-      <w:pPr>
-        <w:spacing w:before="0" w:after="120" w:line="360" w:lineRule="auto"/>
-        <w:jc w:val="left"/>
-      </w:pPr>
-      <w:r>
-        <w:rPr>
-          <w:rFonts w:ascii="Times New Roman" w:hAnsi="Times New Roman"/>
-          <w:b/>
-          <w:i w:val="0"/>
-          <w:sz w:val="24"/>
-          <w:u w:val="none"/>
-        </w:rPr>
-        <w:t xml:space="preserve">       NPM 23312088</w:t>
-      </w:r>
-    </w:p>
-    <w:p>
-      <w:pPr>
-        <w:keepNext/>
-        <w:spacing w:before="0" w:after="120" w:line="360" w:lineRule="auto"/>
-        <w:jc w:val="left"/>
-      </w:pPr>
-      <w:r>
-        <w:rPr>
-          <w:rFonts w:ascii="Times New Roman" w:hAnsi="Times New Roman"/>
-          <w:b/>
-          <w:i w:val="0"/>
-          <w:sz w:val="24"/>
-          <w:u w:val="none"/>
-        </w:rPr>
-        <w:t>3.3.1. Bidang Kerja</w:t>
+        <w:t xml:space="preserve">styling container queries </w:t>
+      </w:r>
+      <w:r>
+        <w:rPr>
+          <w:rFonts w:ascii="Times New Roman" w:hAnsi="Times New Roman"/>
+          <w:b w:val="0"/>
+          <w:i w:val="0"/>
+          <w:sz w:val="24"/>
+          <w:u w:val="none"/>
+        </w:rPr>
+        <w:t>pada tabel laporan agar data tetap dapat di-</w:t>
+      </w:r>
+      <w:r>
+        <w:rPr>
+          <w:rFonts w:ascii="Times New Roman" w:hAnsi="Times New Roman"/>
+          <w:b w:val="0"/>
+          <w:i/>
+          <w:sz w:val="24"/>
+          <w:u w:val="none"/>
+        </w:rPr>
+        <w:t xml:space="preserve">scroll </w:t>
+      </w:r>
+      <w:r>
+        <w:rPr>
+          <w:rFonts w:ascii="Times New Roman" w:hAnsi="Times New Roman"/>
+          <w:b w:val="0"/>
+          <w:i w:val="0"/>
+          <w:sz w:val="24"/>
+          <w:u w:val="none"/>
+        </w:rPr>
+        <w:t xml:space="preserve">dengan mulus di perangkat </w:t>
+      </w:r>
+      <w:r>
+        <w:rPr>
+          <w:rFonts w:ascii="Times New Roman" w:hAnsi="Times New Roman"/>
+          <w:b w:val="0"/>
+          <w:i/>
+          <w:sz w:val="24"/>
+          <w:u w:val="none"/>
+        </w:rPr>
+        <w:t xml:space="preserve">mobile </w:t>
+      </w:r>
+      <w:r>
+        <w:rPr>
+          <w:rFonts w:ascii="Times New Roman" w:hAnsi="Times New Roman"/>
+          <w:b w:val="0"/>
+          <w:i w:val="0"/>
+          <w:sz w:val="24"/>
+          <w:u w:val="none"/>
+        </w:rPr>
+        <w:t>tanpa memotong konten yang ditampilkan.</w:t>
       </w:r>
     </w:p>
     <w:p>
@@ -7211,7 +10897,7 @@
           <w:sz w:val="24"/>
           <w:u w:val="none"/>
         </w:rPr>
-        <w:t xml:space="preserve">Dalam kegiatan PKL, penulis bertugas sebagai </w:t>
+        <w:t xml:space="preserve">Untuk mengatasi kendala ketiga, penulis mengintegrasikan </w:t>
       </w:r>
       <w:r>
         <w:rPr>
@@ -7221,17 +10907,17 @@
           <w:sz w:val="24"/>
           <w:u w:val="none"/>
         </w:rPr>
-        <w:t xml:space="preserve">System Analyst, Database Administrator </w:t>
-      </w:r>
-      <w:r>
-        <w:rPr>
-          <w:rFonts w:ascii="Times New Roman" w:hAnsi="Times New Roman"/>
-          <w:b w:val="0"/>
-          <w:i w:val="0"/>
-          <w:sz w:val="24"/>
-          <w:u w:val="none"/>
-        </w:rPr>
-        <w:t xml:space="preserve">dan </w:t>
+        <w:t xml:space="preserve">state isSubmitting </w:t>
+      </w:r>
+      <w:r>
+        <w:rPr>
+          <w:rFonts w:ascii="Times New Roman" w:hAnsi="Times New Roman"/>
+          <w:b w:val="0"/>
+          <w:i w:val="0"/>
+          <w:sz w:val="24"/>
+          <w:u w:val="none"/>
+        </w:rPr>
+        <w:t xml:space="preserve">dengan animasi </w:t>
       </w:r>
       <w:r>
         <w:rPr>
@@ -7241,57 +10927,143 @@
           <w:sz w:val="24"/>
           <w:u w:val="none"/>
         </w:rPr>
-        <w:t xml:space="preserve">Quality Assurance (QA). </w:t>
-      </w:r>
-      <w:r>
-        <w:rPr>
-          <w:rFonts w:ascii="Times New Roman" w:hAnsi="Times New Roman"/>
-          <w:b w:val="0"/>
-          <w:i w:val="0"/>
-          <w:sz w:val="24"/>
-          <w:u w:val="none"/>
-        </w:rPr>
-        <w:t xml:space="preserve">Ruang lingkup kerja penulis mencakup analisis kebutuhan fungsional sistem, penyusunan dokumentasi teknis, manajemen </w:t>
-      </w:r>
-      <w:r>
-        <w:rPr>
-          <w:rFonts w:ascii="Times New Roman" w:hAnsi="Times New Roman"/>
-          <w:b w:val="0"/>
-          <w:i/>
-          <w:sz w:val="24"/>
-          <w:u w:val="none"/>
-        </w:rPr>
-        <w:t xml:space="preserve">seeder </w:t>
-      </w:r>
-      <w:r>
-        <w:rPr>
-          <w:rFonts w:ascii="Times New Roman" w:hAnsi="Times New Roman"/>
-          <w:b w:val="0"/>
-          <w:i w:val="0"/>
-          <w:sz w:val="24"/>
-          <w:u w:val="none"/>
-        </w:rPr>
-        <w:t xml:space="preserve">data massal, pembuatan fitur </w:t>
-      </w:r>
-      <w:r>
-        <w:rPr>
-          <w:rFonts w:ascii="Times New Roman" w:hAnsi="Times New Roman"/>
-          <w:b w:val="0"/>
-          <w:i/>
-          <w:sz w:val="24"/>
-          <w:u w:val="none"/>
-        </w:rPr>
-        <w:t xml:space="preserve">import spreadsheet, </w:t>
-      </w:r>
-      <w:r>
-        <w:rPr>
-          <w:rFonts w:ascii="Times New Roman" w:hAnsi="Times New Roman"/>
-          <w:b w:val="0"/>
-          <w:i w:val="0"/>
-          <w:sz w:val="24"/>
-          <w:u w:val="none"/>
-        </w:rPr>
-        <w:t>serta pengujian otomatis.</w:t>
+        <w:t xml:space="preserve">spinner </w:t>
+      </w:r>
+      <w:r>
+        <w:rPr>
+          <w:rFonts w:ascii="Times New Roman" w:hAnsi="Times New Roman"/>
+          <w:b w:val="0"/>
+          <w:i w:val="0"/>
+          <w:sz w:val="24"/>
+          <w:u w:val="none"/>
+        </w:rPr>
+        <w:t>Lucide-React pada seluruh tombol aksi. Ketika formulir sedang diproses, tombol secara otomatis dinonaktifkan untuk mencegah pengiriman ganda.</w:t>
+      </w:r>
+    </w:p>
+    <w:p>
+      <w:r>
+        <w:br w:type="page"/>
+      </w:r>
+    </w:p>
+    <w:p>
+      <w:pPr>
+        <w:spacing w:before="0" w:after="0" w:line="240" w:lineRule="auto"/>
+        <w:jc w:val="left"/>
+      </w:pPr>
+    </w:p>
+    <w:p>
+      <w:pPr>
+        <w:spacing w:before="0" w:after="0" w:line="240" w:lineRule="auto"/>
+        <w:jc w:val="left"/>
+      </w:pPr>
+    </w:p>
+    <w:p>
+      <w:pPr>
+        <w:spacing w:before="0" w:after="0" w:line="240" w:lineRule="auto"/>
+        <w:jc w:val="left"/>
+      </w:pPr>
+    </w:p>
+    <w:p>
+      <w:pPr>
+        <w:spacing w:before="0" w:after="0" w:line="240" w:lineRule="auto"/>
+        <w:jc w:val="left"/>
+      </w:pPr>
+    </w:p>
+    <w:p>
+      <w:pPr>
+        <w:spacing w:before="0" w:after="0" w:line="240" w:lineRule="auto"/>
+        <w:jc w:val="left"/>
+      </w:pPr>
+    </w:p>
+    <w:p>
+      <w:pPr>
+        <w:spacing w:before="0" w:after="0" w:line="240" w:lineRule="auto"/>
+        <w:jc w:val="left"/>
+      </w:pPr>
+    </w:p>
+    <w:p>
+      <w:pPr>
+        <w:spacing w:before="0" w:after="0" w:line="240" w:lineRule="auto"/>
+        <w:jc w:val="left"/>
+      </w:pPr>
+    </w:p>
+    <w:p>
+      <w:pPr>
+        <w:spacing w:before="0" w:after="0" w:line="240" w:lineRule="auto"/>
+        <w:jc w:val="left"/>
+      </w:pPr>
+    </w:p>
+    <w:p>
+      <w:pPr>
+        <w:spacing w:before="0" w:after="0" w:line="240" w:lineRule="auto"/>
+        <w:jc w:val="left"/>
+      </w:pPr>
+      <w:r>
+        <w:rPr>
+          <w:rFonts w:ascii="Times New Roman" w:hAnsi="Times New Roman"/>
+          <w:b/>
+          <w:i w:val="0"/>
+          <w:color w:val="00008B"/>
+          <w:sz w:val="28"/>
+          <w:u w:val="none"/>
+        </w:rPr>
+        <w:t>BAB III</w:t>
+      </w:r>
+    </w:p>
+    <w:p>
+      <w:pPr>
+        <w:spacing w:before="0" w:after="240" w:line="240" w:lineRule="auto"/>
+        <w:jc w:val="left"/>
+      </w:pPr>
+      <w:r>
+        <w:rPr>
+          <w:rFonts w:ascii="Times New Roman" w:hAnsi="Times New Roman"/>
+          <w:b/>
+          <w:i w:val="0"/>
+          <w:color w:val="00008B"/>
+          <w:sz w:val="28"/>
+          <w:u w:val="none"/>
+        </w:rPr>
+        <w:t>PELAKSANAAN PRAKTIK KERJA LAPANGAN</w:t>
+      </w:r>
+    </w:p>
+    <w:p>
+      <w:pPr>
+        <w:spacing w:before="0" w:after="0" w:line="360" w:lineRule="auto"/>
+        <w:jc w:val="left"/>
+      </w:pPr>
+      <w:r>
+        <w:rPr>
+          <w:rFonts w:ascii="Times New Roman" w:hAnsi="Times New Roman"/>
+          <w:b/>
+          <w:i w:val="0"/>
+          <w:color w:val="00008B"/>
+          <w:sz w:val="32"/>
+          <w:u w:val="none"/>
+        </w:rPr>
+        <w:t>I PUTU PANDU</w:t>
+      </w:r>
+    </w:p>
+    <w:p>
+      <w:pPr>
+        <w:spacing w:before="0" w:after="0" w:line="360" w:lineRule="auto"/>
+        <w:jc w:val="left"/>
+      </w:pPr>
+      <w:r>
+        <w:rPr>
+          <w:rFonts w:ascii="Times New Roman" w:hAnsi="Times New Roman"/>
+          <w:b/>
+          <w:i w:val="0"/>
+          <w:color w:val="00008B"/>
+          <w:sz w:val="28"/>
+          <w:u w:val="none"/>
+        </w:rPr>
+        <w:t>NPM 23312088</w:t>
+      </w:r>
+    </w:p>
+    <w:p>
+      <w:r>
+        <w:br w:type="page"/>
       </w:r>
     </w:p>
     <w:p>
@@ -7308,7 +11080,24 @@
           <w:sz w:val="24"/>
           <w:u w:val="none"/>
         </w:rPr>
-        <w:t>3.3.2. Pelaksanaan Kerja</w:t>
+        <w:t>3.3. I PUTU PANDU (23312088)</w:t>
+      </w:r>
+    </w:p>
+    <w:p>
+      <w:pPr>
+        <w:keepNext/>
+        <w:spacing w:before="120" w:after="120" w:line="360" w:lineRule="auto"/>
+        <w:jc w:val="left"/>
+      </w:pPr>
+      <w:r>
+        <w:rPr>
+          <w:rFonts w:ascii="Times New Roman" w:hAnsi="Times New Roman"/>
+          <w:b/>
+          <w:i w:val="0"/>
+          <w:sz w:val="24"/>
+          <w:u w:val="none"/>
+        </w:rPr>
+        <w:t>3.3.1. Bidang Kerja</w:t>
       </w:r>
     </w:p>
     <w:p>
@@ -7325,7 +11114,7 @@
           <w:sz w:val="24"/>
           <w:u w:val="none"/>
         </w:rPr>
-        <w:t xml:space="preserve">Penulis menyusun </w:t>
+        <w:t xml:space="preserve">Dalam kegiatan PKL, penulis bertugas sebagai </w:t>
       </w:r>
       <w:r>
         <w:rPr>
@@ -7335,17 +11124,17 @@
           <w:sz w:val="24"/>
           <w:u w:val="none"/>
         </w:rPr>
-        <w:t xml:space="preserve">Product Requirements Document </w:t>
-      </w:r>
-      <w:r>
-        <w:rPr>
-          <w:rFonts w:ascii="Times New Roman" w:hAnsi="Times New Roman"/>
-          <w:b w:val="0"/>
-          <w:i w:val="0"/>
-          <w:sz w:val="24"/>
-          <w:u w:val="none"/>
-        </w:rPr>
-        <w:t xml:space="preserve">(PRD), mendesain Diagram </w:t>
+        <w:t xml:space="preserve">System Analyst, Database Administrator </w:t>
+      </w:r>
+      <w:r>
+        <w:rPr>
+          <w:rFonts w:ascii="Times New Roman" w:hAnsi="Times New Roman"/>
+          <w:b w:val="0"/>
+          <w:i w:val="0"/>
+          <w:sz w:val="24"/>
+          <w:u w:val="none"/>
+        </w:rPr>
+        <w:t xml:space="preserve">dan </w:t>
       </w:r>
       <w:r>
         <w:rPr>
@@ -7355,17 +11144,17 @@
           <w:sz w:val="24"/>
           <w:u w:val="none"/>
         </w:rPr>
-        <w:t xml:space="preserve">Use Case </w:t>
-      </w:r>
-      <w:r>
-        <w:rPr>
-          <w:rFonts w:ascii="Times New Roman" w:hAnsi="Times New Roman"/>
-          <w:b w:val="0"/>
-          <w:i w:val="0"/>
-          <w:sz w:val="24"/>
-          <w:u w:val="none"/>
-        </w:rPr>
-        <w:t>terpadu yang mencakup 50 fitur fungsional, Diagram ERD 11 tabel relasional, serta Diagram Alir Sistem (</w:t>
+        <w:t xml:space="preserve">Quality Assurance (QA). </w:t>
+      </w:r>
+      <w:r>
+        <w:rPr>
+          <w:rFonts w:ascii="Times New Roman" w:hAnsi="Times New Roman"/>
+          <w:b w:val="0"/>
+          <w:i w:val="0"/>
+          <w:sz w:val="24"/>
+          <w:u w:val="none"/>
+        </w:rPr>
+        <w:t xml:space="preserve">Ruang lingkup kerja penulis mencakup analisis kebutuhan fungsional sistem, penyusunan dokumentasi teknis berupa diagram UML, manajemen </w:t>
       </w:r>
       <w:r>
         <w:rPr>
@@ -7375,17 +11164,17 @@
           <w:sz w:val="24"/>
           <w:u w:val="none"/>
         </w:rPr>
-        <w:t>Flowchart</w:t>
-      </w:r>
-      <w:r>
-        <w:rPr>
-          <w:rFonts w:ascii="Times New Roman" w:hAnsi="Times New Roman"/>
-          <w:b w:val="0"/>
-          <w:i w:val="0"/>
-          <w:sz w:val="24"/>
-          <w:u w:val="none"/>
-        </w:rPr>
-        <w:t xml:space="preserve">) terpadu. Diagram </w:t>
+        <w:t xml:space="preserve">seeder </w:t>
+      </w:r>
+      <w:r>
+        <w:rPr>
+          <w:rFonts w:ascii="Times New Roman" w:hAnsi="Times New Roman"/>
+          <w:b w:val="0"/>
+          <w:i w:val="0"/>
+          <w:sz w:val="24"/>
+          <w:u w:val="none"/>
+        </w:rPr>
+        <w:t xml:space="preserve">data massal untuk pengujian, pembuatan fitur </w:t>
       </w:r>
       <w:r>
         <w:rPr>
@@ -7395,49 +11184,34 @@
           <w:sz w:val="24"/>
           <w:u w:val="none"/>
         </w:rPr>
-        <w:t xml:space="preserve">Use Case </w:t>
-      </w:r>
-      <w:r>
-        <w:rPr>
-          <w:rFonts w:ascii="Times New Roman" w:hAnsi="Times New Roman"/>
-          <w:b w:val="0"/>
-          <w:i w:val="0"/>
-          <w:sz w:val="24"/>
-          <w:u w:val="none"/>
-        </w:rPr>
-        <w:t>ditunjukkan pada Gambar 3.3.</w:t>
-      </w:r>
-    </w:p>
-    <w:p>
-      <w:pPr>
-        <w:spacing w:before="240" w:after="120" w:line="240" w:lineRule="auto"/>
-        <w:jc w:val="center"/>
-      </w:pPr>
-      <w:r>
-        <w:rPr>
-          <w:rFonts w:ascii="Times New Roman" w:hAnsi="Times New Roman"/>
-          <w:b w:val="0"/>
-          <w:i/>
-          <w:sz w:val="22"/>
-          <w:u w:val="none"/>
-        </w:rPr>
-        <w:t>[Gambar untuk Diagram Use Case Terpadu Sistem LMS]</w:t>
-      </w:r>
-    </w:p>
-    <w:p>
-      <w:pPr>
-        <w:spacing w:before="0" w:after="240" w:line="240" w:lineRule="auto"/>
-        <w:jc w:val="center"/>
-      </w:pPr>
-      <w:r>
-        <w:rPr>
-          <w:rFonts w:ascii="Times New Roman" w:hAnsi="Times New Roman"/>
-          <w:b w:val="0"/>
-          <w:i w:val="0"/>
-          <w:sz w:val="24"/>
-          <w:u w:val="none"/>
-        </w:rPr>
-        <w:t>Gambar 3.3 Diagram Use Case Terpadu Sistem LMS</w:t>
+        <w:t xml:space="preserve">import spreadsheet, </w:t>
+      </w:r>
+      <w:r>
+        <w:rPr>
+          <w:rFonts w:ascii="Times New Roman" w:hAnsi="Times New Roman"/>
+          <w:b w:val="0"/>
+          <w:i w:val="0"/>
+          <w:sz w:val="24"/>
+          <w:u w:val="none"/>
+        </w:rPr>
+        <w:t>serta perancangan dan eksekusi pengujian otomatis menyeluruh terhadap seluruh fitur sistem.</w:t>
+      </w:r>
+    </w:p>
+    <w:p>
+      <w:pPr>
+        <w:keepNext/>
+        <w:spacing w:before="120" w:after="120" w:line="360" w:lineRule="auto"/>
+        <w:jc w:val="left"/>
+      </w:pPr>
+      <w:r>
+        <w:rPr>
+          <w:rFonts w:ascii="Times New Roman" w:hAnsi="Times New Roman"/>
+          <w:b/>
+          <w:i w:val="0"/>
+          <w:sz w:val="24"/>
+          <w:u w:val="none"/>
+        </w:rPr>
+        <w:t>3.3.2. Pelaksanaan Kerja</w:t>
       </w:r>
     </w:p>
     <w:p>
@@ -7454,7 +11228,7 @@
           <w:sz w:val="24"/>
           <w:u w:val="none"/>
         </w:rPr>
-        <w:t xml:space="preserve">Penulis menyusun skrip </w:t>
+        <w:t xml:space="preserve">Pada tahap awal, penulis menyusun </w:t>
       </w:r>
       <w:r>
         <w:rPr>
@@ -7464,17 +11238,17 @@
           <w:sz w:val="24"/>
           <w:u w:val="none"/>
         </w:rPr>
-        <w:t xml:space="preserve">Database Seeder </w:t>
-      </w:r>
-      <w:r>
-        <w:rPr>
-          <w:rFonts w:ascii="Times New Roman" w:hAnsi="Times New Roman"/>
-          <w:b w:val="0"/>
-          <w:i w:val="0"/>
-          <w:sz w:val="24"/>
-          <w:u w:val="none"/>
-        </w:rPr>
-        <w:t xml:space="preserve">untuk menginisialisasi 61 akun pengguna nyata (1 admin, 13 guru pengampu mata pelajaran, dan 47 siswa), 6 kelas aktif, 3 tugas LKPD, serta merancang modul </w:t>
+        <w:t xml:space="preserve">Product Requirements Document </w:t>
+      </w:r>
+      <w:r>
+        <w:rPr>
+          <w:rFonts w:ascii="Times New Roman" w:hAnsi="Times New Roman"/>
+          <w:b w:val="0"/>
+          <w:i w:val="0"/>
+          <w:sz w:val="24"/>
+          <w:u w:val="none"/>
+        </w:rPr>
+        <w:t>(PRD) yang mendokumentasikan keseluruhan kebutuhan fungsional dan non-fungsional sistem LMS. Dokumen ini mencakup spesifikasi fitur, prioritas pengembangan, serta kriteria penerimaan (</w:t>
       </w:r>
       <w:r>
         <w:rPr>
@@ -7484,17 +11258,57 @@
           <w:sz w:val="24"/>
           <w:u w:val="none"/>
         </w:rPr>
-        <w:t xml:space="preserve">import </w:t>
-      </w:r>
-      <w:r>
-        <w:rPr>
-          <w:rFonts w:ascii="Times New Roman" w:hAnsi="Times New Roman"/>
-          <w:b w:val="0"/>
-          <w:i w:val="0"/>
-          <w:sz w:val="24"/>
-          <w:u w:val="none"/>
-        </w:rPr>
-        <w:t>akun massal dari file Excel (.xlsx/.csv). Diagram Alir Sistem ditunjukkan pada Gambar 3.4.</w:t>
+        <w:t>acceptance criteria</w:t>
+      </w:r>
+      <w:r>
+        <w:rPr>
+          <w:rFonts w:ascii="Times New Roman" w:hAnsi="Times New Roman"/>
+          <w:b w:val="0"/>
+          <w:i w:val="0"/>
+          <w:sz w:val="24"/>
+          <w:u w:val="none"/>
+        </w:rPr>
+        <w:t xml:space="preserve">) untuk setiap modul. Selain itu, penulis mendesain Diagram </w:t>
+      </w:r>
+      <w:r>
+        <w:rPr>
+          <w:rFonts w:ascii="Times New Roman" w:hAnsi="Times New Roman"/>
+          <w:b w:val="0"/>
+          <w:i/>
+          <w:sz w:val="24"/>
+          <w:u w:val="none"/>
+        </w:rPr>
+        <w:t xml:space="preserve">Use Case </w:t>
+      </w:r>
+      <w:r>
+        <w:rPr>
+          <w:rFonts w:ascii="Times New Roman" w:hAnsi="Times New Roman"/>
+          <w:b w:val="0"/>
+          <w:i w:val="0"/>
+          <w:sz w:val="24"/>
+          <w:u w:val="none"/>
+        </w:rPr>
+        <w:t xml:space="preserve">terpadu yang mencakup 50 fitur fungsional untuk tiga peran pengguna (Administrator, Guru Pengajar, dan Peserta Didik). Diagram </w:t>
+      </w:r>
+      <w:r>
+        <w:rPr>
+          <w:rFonts w:ascii="Times New Roman" w:hAnsi="Times New Roman"/>
+          <w:b w:val="0"/>
+          <w:i/>
+          <w:sz w:val="24"/>
+          <w:u w:val="none"/>
+        </w:rPr>
+        <w:t xml:space="preserve">Use Case </w:t>
+      </w:r>
+      <w:r>
+        <w:rPr>
+          <w:rFonts w:ascii="Times New Roman" w:hAnsi="Times New Roman"/>
+          <w:b w:val="0"/>
+          <w:i w:val="0"/>
+          <w:sz w:val="24"/>
+          <w:u w:val="none"/>
+        </w:rPr>
+        <w:t>ditunjukkan pada Gambar 3.3.</w:t>
       </w:r>
     </w:p>
     <w:p>
@@ -7510,7 +11324,7 @@
           <w:sz w:val="22"/>
           <w:u w:val="none"/>
         </w:rPr>
-        <w:t>[Gambar untuk Diagram Alir (Flowchart) Sistem Terpadu]</w:t>
+        <w:t>[Gambar untuk Diagram Use Case Terpadu Sistem LMS dengan 50 fitur fungsional]</w:t>
       </w:r>
     </w:p>
     <w:p>
@@ -7526,7 +11340,7 @@
           <w:sz w:val="24"/>
           <w:u w:val="none"/>
         </w:rPr>
-        <w:t>Gambar 3.4 Diagram Alir (Flowchart) Sistem Terpadu</w:t>
+        <w:t>Gambar 3.3 Diagram Use Case Terpadu Sistem LMS</w:t>
       </w:r>
     </w:p>
     <w:p>
@@ -7543,7 +11357,7 @@
           <w:sz w:val="24"/>
           <w:u w:val="none"/>
         </w:rPr>
-        <w:t xml:space="preserve">Penulis merancang skrip </w:t>
+        <w:t>Selanjutnya, penulis menyusun Diagram Alir Sistem (</w:t>
       </w:r>
       <w:r>
         <w:rPr>
@@ -7553,6 +11367,469 @@
           <w:sz w:val="24"/>
           <w:u w:val="none"/>
         </w:rPr>
+        <w:t>Flowchart</w:t>
+      </w:r>
+      <w:r>
+        <w:rPr>
+          <w:rFonts w:ascii="Times New Roman" w:hAnsi="Times New Roman"/>
+          <w:b w:val="0"/>
+          <w:i w:val="0"/>
+          <w:sz w:val="24"/>
+          <w:u w:val="none"/>
+        </w:rPr>
+        <w:t xml:space="preserve">) terpadu yang menggambarkan alur kerja keseluruhan sistem mulai dari proses </w:t>
+      </w:r>
+      <w:r>
+        <w:rPr>
+          <w:rFonts w:ascii="Times New Roman" w:hAnsi="Times New Roman"/>
+          <w:b w:val="0"/>
+          <w:i/>
+          <w:sz w:val="24"/>
+          <w:u w:val="none"/>
+        </w:rPr>
+        <w:t xml:space="preserve">login, </w:t>
+      </w:r>
+      <w:r>
+        <w:rPr>
+          <w:rFonts w:ascii="Times New Roman" w:hAnsi="Times New Roman"/>
+          <w:b w:val="0"/>
+          <w:i w:val="0"/>
+          <w:sz w:val="24"/>
+          <w:u w:val="none"/>
+        </w:rPr>
+        <w:t>pengarahan berdasarkan peran, hingga akses ke modul-modul fungsional. Diagram Alir ini menjadi acuan bagi tim pengembang dalam memastikan konsistensi logika bisnis di seluruh bagian sistem. Diagram Alir Sistem ditunjukkan pada Gambar 3.4.</w:t>
+      </w:r>
+    </w:p>
+    <w:p>
+      <w:pPr>
+        <w:spacing w:before="240" w:after="120" w:line="240" w:lineRule="auto"/>
+        <w:jc w:val="center"/>
+      </w:pPr>
+      <w:r>
+        <w:rPr>
+          <w:rFonts w:ascii="Times New Roman" w:hAnsi="Times New Roman"/>
+          <w:b w:val="0"/>
+          <w:i/>
+          <w:sz w:val="22"/>
+          <w:u w:val="none"/>
+        </w:rPr>
+        <w:t>[Gambar untuk Diagram Alir (Flowchart) Sistem Terpadu menampilkan alur login dan navigasi berdasarkan peran]</w:t>
+      </w:r>
+    </w:p>
+    <w:p>
+      <w:pPr>
+        <w:spacing w:before="0" w:after="240" w:line="240" w:lineRule="auto"/>
+        <w:jc w:val="center"/>
+      </w:pPr>
+      <w:r>
+        <w:rPr>
+          <w:rFonts w:ascii="Times New Roman" w:hAnsi="Times New Roman"/>
+          <w:b w:val="0"/>
+          <w:i w:val="0"/>
+          <w:sz w:val="24"/>
+          <w:u w:val="none"/>
+        </w:rPr>
+        <w:t>Gambar 3.4 Diagram Alir (Flowchart) Sistem Terpadu</w:t>
+      </w:r>
+    </w:p>
+    <w:p>
+      <w:pPr>
+        <w:spacing w:before="0" w:after="0" w:line="360" w:lineRule="auto"/>
+        <w:ind w:firstLine="720"/>
+        <w:jc w:val="both"/>
+      </w:pPr>
+      <w:r>
+        <w:rPr>
+          <w:rFonts w:ascii="Times New Roman" w:hAnsi="Times New Roman"/>
+          <w:b w:val="0"/>
+          <w:i w:val="0"/>
+          <w:sz w:val="24"/>
+          <w:u w:val="none"/>
+        </w:rPr>
+        <w:t xml:space="preserve">Penulis menyusun skrip </w:t>
+      </w:r>
+      <w:r>
+        <w:rPr>
+          <w:rFonts w:ascii="Times New Roman" w:hAnsi="Times New Roman"/>
+          <w:b w:val="0"/>
+          <w:i/>
+          <w:sz w:val="24"/>
+          <w:u w:val="none"/>
+        </w:rPr>
+        <w:t xml:space="preserve">Database Seeder </w:t>
+      </w:r>
+      <w:r>
+        <w:rPr>
+          <w:rFonts w:ascii="Times New Roman" w:hAnsi="Times New Roman"/>
+          <w:b w:val="0"/>
+          <w:i w:val="0"/>
+          <w:sz w:val="24"/>
+          <w:u w:val="none"/>
+        </w:rPr>
+        <w:t xml:space="preserve">untuk menginisialisasi 61 akun pengguna nyata yang terdiri dari 1 akun administrator, 13 akun guru pengampu mata pelajaran, dan 47 akun siswa. Selain itu, penulis juga membuat data </w:t>
+      </w:r>
+      <w:r>
+        <w:rPr>
+          <w:rFonts w:ascii="Times New Roman" w:hAnsi="Times New Roman"/>
+          <w:b w:val="0"/>
+          <w:i/>
+          <w:sz w:val="24"/>
+          <w:u w:val="none"/>
+        </w:rPr>
+        <w:t xml:space="preserve">seed </w:t>
+      </w:r>
+      <w:r>
+        <w:rPr>
+          <w:rFonts w:ascii="Times New Roman" w:hAnsi="Times New Roman"/>
+          <w:b w:val="0"/>
+          <w:i w:val="0"/>
+          <w:sz w:val="24"/>
+          <w:u w:val="none"/>
+        </w:rPr>
+        <w:t xml:space="preserve">untuk 6 kelas aktif dan 3 tugas LKPD sebagai data awal pengujian. Penulis turut merancang modul </w:t>
+      </w:r>
+      <w:r>
+        <w:rPr>
+          <w:rFonts w:ascii="Times New Roman" w:hAnsi="Times New Roman"/>
+          <w:b w:val="0"/>
+          <w:i/>
+          <w:sz w:val="24"/>
+          <w:u w:val="none"/>
+        </w:rPr>
+        <w:t xml:space="preserve">import </w:t>
+      </w:r>
+      <w:r>
+        <w:rPr>
+          <w:rFonts w:ascii="Times New Roman" w:hAnsi="Times New Roman"/>
+          <w:b w:val="0"/>
+          <w:i w:val="0"/>
+          <w:sz w:val="24"/>
+          <w:u w:val="none"/>
+        </w:rPr>
+        <w:t xml:space="preserve">akun massal dari file Excel (.xlsx/.csv) yang memungkinkan administrator mendaftarkan puluhan hingga ratusan akun pengguna dalam satu operasi. Tampilan halaman </w:t>
+      </w:r>
+      <w:r>
+        <w:rPr>
+          <w:rFonts w:ascii="Times New Roman" w:hAnsi="Times New Roman"/>
+          <w:b w:val="0"/>
+          <w:i/>
+          <w:sz w:val="24"/>
+          <w:u w:val="none"/>
+        </w:rPr>
+        <w:t xml:space="preserve">bulk import </w:t>
+      </w:r>
+      <w:r>
+        <w:rPr>
+          <w:rFonts w:ascii="Times New Roman" w:hAnsi="Times New Roman"/>
+          <w:b w:val="0"/>
+          <w:i w:val="0"/>
+          <w:sz w:val="24"/>
+          <w:u w:val="none"/>
+        </w:rPr>
+        <w:t>ditunjukkan pada Gambar 3.17.</w:t>
+      </w:r>
+    </w:p>
+    <w:p>
+      <w:pPr>
+        <w:spacing w:before="240" w:after="120" w:line="240" w:lineRule="auto"/>
+        <w:jc w:val="center"/>
+      </w:pPr>
+      <w:r>
+        <w:rPr>
+          <w:rFonts w:ascii="Times New Roman" w:hAnsi="Times New Roman"/>
+          <w:b w:val="0"/>
+          <w:i/>
+          <w:sz w:val="22"/>
+          <w:u w:val="none"/>
+        </w:rPr>
+        <w:t>[Gambar untuk Tampilan Halaman Bulk Import Spreadsheet untuk pendaftaran akun massal]</w:t>
+      </w:r>
+    </w:p>
+    <w:p>
+      <w:pPr>
+        <w:spacing w:before="0" w:after="240" w:line="240" w:lineRule="auto"/>
+        <w:jc w:val="center"/>
+      </w:pPr>
+      <w:r>
+        <w:rPr>
+          <w:rFonts w:ascii="Times New Roman" w:hAnsi="Times New Roman"/>
+          <w:b w:val="0"/>
+          <w:i w:val="0"/>
+          <w:sz w:val="24"/>
+          <w:u w:val="none"/>
+        </w:rPr>
+        <w:t>Gambar 3.17 Tampilan Halaman Bulk Import Spreadsheet</w:t>
+      </w:r>
+    </w:p>
+    <w:p>
+      <w:pPr>
+        <w:spacing w:before="0" w:after="0" w:line="360" w:lineRule="auto"/>
+        <w:ind w:firstLine="720"/>
+        <w:jc w:val="both"/>
+      </w:pPr>
+      <w:r>
+        <w:rPr>
+          <w:rFonts w:ascii="Times New Roman" w:hAnsi="Times New Roman"/>
+          <w:b w:val="0"/>
+          <w:i w:val="0"/>
+          <w:sz w:val="24"/>
+          <w:u w:val="none"/>
+        </w:rPr>
+        <w:t>Penulis juga terlibat dalam pengembangan modul rekapitulasi nilai rapor yang mengintegrasikan data dari penugasan LKPD, ujian UTS, dan ujian UAS. Modul ini dilengkapi dengan fitur ekspor ke format Excel (.xlsx) untuk memudahkan pelaporan akademik. Tampilan halaman rekapitulasi nilai ditunjukkan pada Gambar 3.12.</w:t>
+      </w:r>
+    </w:p>
+    <w:p>
+      <w:pPr>
+        <w:spacing w:before="240" w:after="120" w:line="240" w:lineRule="auto"/>
+        <w:jc w:val="center"/>
+      </w:pPr>
+      <w:r>
+        <w:rPr>
+          <w:rFonts w:ascii="Times New Roman" w:hAnsi="Times New Roman"/>
+          <w:b w:val="0"/>
+          <w:i/>
+          <w:sz w:val="22"/>
+          <w:u w:val="none"/>
+        </w:rPr>
+        <w:t>[Gambar untuk Tampilan Halaman Rekapitulasi Nilai Rapor dengan kolom LKPD, UTS, UAS]</w:t>
+      </w:r>
+    </w:p>
+    <w:p>
+      <w:pPr>
+        <w:spacing w:before="0" w:after="240" w:line="240" w:lineRule="auto"/>
+        <w:jc w:val="center"/>
+      </w:pPr>
+      <w:r>
+        <w:rPr>
+          <w:rFonts w:ascii="Times New Roman" w:hAnsi="Times New Roman"/>
+          <w:b w:val="0"/>
+          <w:i w:val="0"/>
+          <w:sz w:val="24"/>
+          <w:u w:val="none"/>
+        </w:rPr>
+        <w:t>Gambar 3.12 Tampilan Halaman Rekapitulasi Nilai Rapor</w:t>
+      </w:r>
+    </w:p>
+    <w:p>
+      <w:pPr>
+        <w:spacing w:before="0" w:after="0" w:line="360" w:lineRule="auto"/>
+        <w:ind w:firstLine="720"/>
+        <w:jc w:val="both"/>
+      </w:pPr>
+      <w:r>
+        <w:rPr>
+          <w:rFonts w:ascii="Times New Roman" w:hAnsi="Times New Roman"/>
+          <w:b w:val="0"/>
+          <w:i w:val="0"/>
+          <w:sz w:val="24"/>
+          <w:u w:val="none"/>
+        </w:rPr>
+        <w:t>Tampilan lonceng notifikasi yang memberikan pemberitahuan secara real-time kepada pengguna ditunjukkan pada Gambar 3.13.</w:t>
+      </w:r>
+    </w:p>
+    <w:p>
+      <w:pPr>
+        <w:spacing w:before="240" w:after="120" w:line="240" w:lineRule="auto"/>
+        <w:jc w:val="center"/>
+      </w:pPr>
+      <w:r>
+        <w:rPr>
+          <w:rFonts w:ascii="Times New Roman" w:hAnsi="Times New Roman"/>
+          <w:b w:val="0"/>
+          <w:i/>
+          <w:sz w:val="22"/>
+          <w:u w:val="none"/>
+        </w:rPr>
+        <w:t>[Gambar untuk Tampilan Lonceng Notifikasi Real-time pada Navbar]</w:t>
+      </w:r>
+    </w:p>
+    <w:p>
+      <w:pPr>
+        <w:spacing w:before="0" w:after="240" w:line="240" w:lineRule="auto"/>
+        <w:jc w:val="center"/>
+      </w:pPr>
+      <w:r>
+        <w:rPr>
+          <w:rFonts w:ascii="Times New Roman" w:hAnsi="Times New Roman"/>
+          <w:b w:val="0"/>
+          <w:i w:val="0"/>
+          <w:sz w:val="24"/>
+          <w:u w:val="none"/>
+        </w:rPr>
+        <w:t>Gambar 3.13 Tampilan Lonceng Notifikasi Real-time</w:t>
+      </w:r>
+    </w:p>
+    <w:p>
+      <w:pPr>
+        <w:spacing w:before="0" w:after="0" w:line="360" w:lineRule="auto"/>
+        <w:ind w:firstLine="720"/>
+        <w:jc w:val="both"/>
+      </w:pPr>
+      <w:r>
+        <w:rPr>
+          <w:rFonts w:ascii="Times New Roman" w:hAnsi="Times New Roman"/>
+          <w:b w:val="0"/>
+          <w:i w:val="0"/>
+          <w:sz w:val="24"/>
+          <w:u w:val="none"/>
+        </w:rPr>
+        <w:t>Tampilan fitur ekspor laporan ke format Excel yang memungkinkan guru dan administrator mengunduh data nilai dan kehadiran ditunjukkan pada Gambar 3.14.</w:t>
+      </w:r>
+    </w:p>
+    <w:p>
+      <w:pPr>
+        <w:spacing w:before="240" w:after="120" w:line="240" w:lineRule="auto"/>
+        <w:jc w:val="center"/>
+      </w:pPr>
+      <w:r>
+        <w:rPr>
+          <w:rFonts w:ascii="Times New Roman" w:hAnsi="Times New Roman"/>
+          <w:b w:val="0"/>
+          <w:i/>
+          <w:sz w:val="22"/>
+          <w:u w:val="none"/>
+        </w:rPr>
+        <w:t>[Gambar untuk Tampilan Fitur Ekspor Laporan Excel (.xlsx)]</w:t>
+      </w:r>
+    </w:p>
+    <w:p>
+      <w:pPr>
+        <w:spacing w:before="0" w:after="240" w:line="240" w:lineRule="auto"/>
+        <w:jc w:val="center"/>
+      </w:pPr>
+      <w:r>
+        <w:rPr>
+          <w:rFonts w:ascii="Times New Roman" w:hAnsi="Times New Roman"/>
+          <w:b w:val="0"/>
+          <w:i w:val="0"/>
+          <w:sz w:val="24"/>
+          <w:u w:val="none"/>
+        </w:rPr>
+        <w:t>Gambar 3.14 Tampilan Fitur Ekspor Laporan Excel</w:t>
+      </w:r>
+    </w:p>
+    <w:p>
+      <w:pPr>
+        <w:spacing w:before="0" w:after="0" w:line="360" w:lineRule="auto"/>
+        <w:ind w:firstLine="720"/>
+        <w:jc w:val="both"/>
+      </w:pPr>
+      <w:r>
+        <w:rPr>
+          <w:rFonts w:ascii="Times New Roman" w:hAnsi="Times New Roman"/>
+          <w:b w:val="0"/>
+          <w:i w:val="0"/>
+          <w:sz w:val="24"/>
+          <w:u w:val="none"/>
+        </w:rPr>
+        <w:t>Penulis juga mengembangkan halaman manajemen modul bahan ajar yang memungkinkan guru mengunggah materi pembelajaran berupa teks, file PDF, dan dokumen pendukung lainnya. Tampilan halaman manajemen modul bahan ajar ditunjukkan pada Gambar 3.15.</w:t>
+      </w:r>
+    </w:p>
+    <w:p>
+      <w:pPr>
+        <w:spacing w:before="240" w:after="120" w:line="240" w:lineRule="auto"/>
+        <w:jc w:val="center"/>
+      </w:pPr>
+      <w:r>
+        <w:rPr>
+          <w:rFonts w:ascii="Times New Roman" w:hAnsi="Times New Roman"/>
+          <w:b w:val="0"/>
+          <w:i/>
+          <w:sz w:val="22"/>
+          <w:u w:val="none"/>
+        </w:rPr>
+        <w:t>[Gambar untuk Tampilan Halaman Manajemen Modul Bahan Ajar]</w:t>
+      </w:r>
+    </w:p>
+    <w:p>
+      <w:pPr>
+        <w:spacing w:before="0" w:after="240" w:line="240" w:lineRule="auto"/>
+        <w:jc w:val="center"/>
+      </w:pPr>
+      <w:r>
+        <w:rPr>
+          <w:rFonts w:ascii="Times New Roman" w:hAnsi="Times New Roman"/>
+          <w:b w:val="0"/>
+          <w:i w:val="0"/>
+          <w:sz w:val="24"/>
+          <w:u w:val="none"/>
+        </w:rPr>
+        <w:t>Gambar 3.15 Tampilan Halaman Manajemen Modul Bahan Ajar</w:t>
+      </w:r>
+    </w:p>
+    <w:p>
+      <w:pPr>
+        <w:spacing w:before="0" w:after="0" w:line="360" w:lineRule="auto"/>
+        <w:ind w:firstLine="720"/>
+        <w:jc w:val="both"/>
+      </w:pPr>
+      <w:r>
+        <w:rPr>
+          <w:rFonts w:ascii="Times New Roman" w:hAnsi="Times New Roman"/>
+          <w:b w:val="0"/>
+          <w:i w:val="0"/>
+          <w:sz w:val="24"/>
+          <w:u w:val="none"/>
+        </w:rPr>
+        <w:t>Tampilan halaman input nilai UTS/UAS yang memungkinkan guru memberikan penilaian ujian semester ditunjukkan pada Gambar 3.16.</w:t>
+      </w:r>
+    </w:p>
+    <w:p>
+      <w:pPr>
+        <w:spacing w:before="240" w:after="120" w:line="240" w:lineRule="auto"/>
+        <w:jc w:val="center"/>
+      </w:pPr>
+      <w:r>
+        <w:rPr>
+          <w:rFonts w:ascii="Times New Roman" w:hAnsi="Times New Roman"/>
+          <w:b w:val="0"/>
+          <w:i/>
+          <w:sz w:val="22"/>
+          <w:u w:val="none"/>
+        </w:rPr>
+        <w:t>[Gambar untuk Tampilan Halaman Input Nilai UTS/UAS oleh Guru]</w:t>
+      </w:r>
+    </w:p>
+    <w:p>
+      <w:pPr>
+        <w:spacing w:before="0" w:after="240" w:line="240" w:lineRule="auto"/>
+        <w:jc w:val="center"/>
+      </w:pPr>
+      <w:r>
+        <w:rPr>
+          <w:rFonts w:ascii="Times New Roman" w:hAnsi="Times New Roman"/>
+          <w:b w:val="0"/>
+          <w:i w:val="0"/>
+          <w:sz w:val="24"/>
+          <w:u w:val="none"/>
+        </w:rPr>
+        <w:t>Gambar 3.16 Tampilan Halaman Input Nilai UTS/UAS</w:t>
+      </w:r>
+    </w:p>
+    <w:p>
+      <w:pPr>
+        <w:spacing w:before="0" w:after="0" w:line="360" w:lineRule="auto"/>
+        <w:ind w:firstLine="720"/>
+        <w:jc w:val="both"/>
+      </w:pPr>
+      <w:r>
+        <w:rPr>
+          <w:rFonts w:ascii="Times New Roman" w:hAnsi="Times New Roman"/>
+          <w:b w:val="0"/>
+          <w:i w:val="0"/>
+          <w:sz w:val="24"/>
+          <w:u w:val="none"/>
+        </w:rPr>
+        <w:t xml:space="preserve">Pada tahap akhir, penulis merancang dan mengeksekusi skrip </w:t>
+      </w:r>
+      <w:r>
+        <w:rPr>
+          <w:rFonts w:ascii="Times New Roman" w:hAnsi="Times New Roman"/>
+          <w:b w:val="0"/>
+          <w:i/>
+          <w:sz w:val="24"/>
+          <w:u w:val="none"/>
+        </w:rPr>
         <w:t xml:space="preserve">bot </w:t>
       </w:r>
       <w:r>
@@ -7563,7 +11840,7 @@
           <w:sz w:val="24"/>
           <w:u w:val="none"/>
         </w:rPr>
-        <w:t xml:space="preserve">penguji otomatis menggunakan Node.js yang mensimulasikan interaksi nyata 4 akun (Admin, Guru, Siswa 1, Siswa 2) terhadap 8 kategori fitur inti (53 skenario uji coba) secara menyeluruh terhadap server </w:t>
+        <w:t xml:space="preserve">penguji otomatis menggunakan Node.js yang mensimulasikan interaksi nyata 4 akun pengguna (Admin, Guru, Siswa 1, Siswa 2) terhadap 8 kategori fitur inti (53 skenario uji coba) secara menyeluruh terhadap server </w:t>
       </w:r>
       <w:r>
         <w:rPr>
@@ -7583,13 +11860,13 @@
           <w:sz w:val="24"/>
           <w:u w:val="none"/>
         </w:rPr>
-        <w:t>Railway. Hasil pengujian otomatis ditunjukkan pada Tabel 3.4.</w:t>
+        <w:t>Railway. Seluruh skenario pengujian berhasil dieksekusi dengan tingkat keberhasilan 100%. Hasil pengujian otomatis ditunjukkan pada Tabel 3.4.</w:t>
       </w:r>
     </w:p>
     <w:p>
       <w:pPr>
         <w:keepNext/>
-        <w:spacing w:before="240" w:after="0" w:line="240" w:lineRule="auto"/>
+        <w:spacing w:before="120" w:after="0" w:line="240" w:lineRule="auto"/>
         <w:jc w:val="center"/>
       </w:pPr>
       <w:r>
@@ -8360,7 +12637,7 @@
     </w:tbl>
     <w:p>
       <w:pPr>
-        <w:spacing w:before="240" w:after="0" w:line="360" w:lineRule="auto"/>
+        <w:spacing w:before="0" w:after="0" w:line="360" w:lineRule="auto"/>
         <w:ind w:firstLine="720"/>
         <w:jc w:val="both"/>
       </w:pPr>
@@ -8372,7 +12649,7 @@
           <w:sz w:val="24"/>
           <w:u w:val="none"/>
         </w:rPr>
-        <w:t>Dokumentasi kegiatan Praktik Kerja Lapangan (PKL) di CV Newus Teknologi ditunjukkan pada Gambar 3.15.</w:t>
+        <w:t>Dokumentasi kegiatan Praktik Kerja Lapangan (PKL) di CV Newus Teknologi ditunjukkan pada Gambar 3.18.</w:t>
       </w:r>
     </w:p>
     <w:p>
@@ -8388,7 +12665,7 @@
           <w:sz w:val="22"/>
           <w:u w:val="none"/>
         </w:rPr>
-        <w:t>[Gambar untuk Dokumentasi Kegiatan PKL di CV Newus Teknologi]</w:t>
+        <w:t>[Gambar untuk Dokumentasi Kegiatan PKL di CV Newus Teknologi (foto bersama tim)]</w:t>
       </w:r>
     </w:p>
     <w:p>
@@ -8404,7 +12681,7 @@
           <w:sz w:val="24"/>
           <w:u w:val="none"/>
         </w:rPr>
-        <w:t>Gambar 3.15 Dokumentasi Kegiatan PKL di CV Newus Teknologi</w:t>
+        <w:t>Gambar 3.18 Dokumentasi Kegiatan PKL di CV Newus Teknologi</w:t>
       </w:r>
     </w:p>
     <w:p>
@@ -8438,27 +12715,7 @@
           <w:sz w:val="24"/>
           <w:u w:val="none"/>
         </w:rPr>
-        <w:t xml:space="preserve">Kendala pertama yang dihadapi penulis adalah format file Excel yang diunggah pengguna seringkali memiliki urutan kolom atau nama </w:t>
-      </w:r>
-      <w:r>
-        <w:rPr>
-          <w:rFonts w:ascii="Times New Roman" w:hAnsi="Times New Roman"/>
-          <w:b w:val="0"/>
-          <w:i/>
-          <w:sz w:val="24"/>
-          <w:u w:val="none"/>
-        </w:rPr>
-        <w:t xml:space="preserve">header </w:t>
-      </w:r>
-      <w:r>
-        <w:rPr>
-          <w:rFonts w:ascii="Times New Roman" w:hAnsi="Times New Roman"/>
-          <w:b w:val="0"/>
-          <w:i w:val="0"/>
-          <w:sz w:val="24"/>
-          <w:u w:val="none"/>
-        </w:rPr>
-        <w:t>yang tidak seragam.</w:t>
+        <w:t>Selama pelaksanaan PKL, penulis menghadapi beberapa kendala yang berkaitan dengan proses analisis data, manajemen basis data, dan pengujian sistem. Adapun kendala yang dihadapi adalah sebagai berikut:</w:t>
       </w:r>
     </w:p>
     <w:p>
@@ -8475,7 +12732,67 @@
           <w:sz w:val="24"/>
           <w:u w:val="none"/>
         </w:rPr>
-        <w:t>Selain itu, skenario presensi siswa yang gagal ketika diuji di luar rentang jam operasional kelas yang ditentukan oleh guru.</w:t>
+        <w:t xml:space="preserve">Kendala pertama yang dihadapi penulis adalah format file Excel yang diunggah pengguna seringkali memiliki urutan kolom atau nama </w:t>
+      </w:r>
+      <w:r>
+        <w:rPr>
+          <w:rFonts w:ascii="Times New Roman" w:hAnsi="Times New Roman"/>
+          <w:b w:val="0"/>
+          <w:i/>
+          <w:sz w:val="24"/>
+          <w:u w:val="none"/>
+        </w:rPr>
+        <w:t xml:space="preserve">header </w:t>
+      </w:r>
+      <w:r>
+        <w:rPr>
+          <w:rFonts w:ascii="Times New Roman" w:hAnsi="Times New Roman"/>
+          <w:b w:val="0"/>
+          <w:i w:val="0"/>
+          <w:sz w:val="24"/>
+          <w:u w:val="none"/>
+        </w:rPr>
+        <w:t xml:space="preserve">yang tidak seragam. Variasi format ini menyebabkan proses </w:t>
+      </w:r>
+      <w:r>
+        <w:rPr>
+          <w:rFonts w:ascii="Times New Roman" w:hAnsi="Times New Roman"/>
+          <w:b w:val="0"/>
+          <w:i/>
+          <w:sz w:val="24"/>
+          <w:u w:val="none"/>
+        </w:rPr>
+        <w:t xml:space="preserve">parsing </w:t>
+      </w:r>
+      <w:r>
+        <w:rPr>
+          <w:rFonts w:ascii="Times New Roman" w:hAnsi="Times New Roman"/>
+          <w:b w:val="0"/>
+          <w:i w:val="0"/>
+          <w:sz w:val="24"/>
+          <w:u w:val="none"/>
+        </w:rPr>
+        <w:t xml:space="preserve">data pada </w:t>
+      </w:r>
+      <w:r>
+        <w:rPr>
+          <w:rFonts w:ascii="Times New Roman" w:hAnsi="Times New Roman"/>
+          <w:b w:val="0"/>
+          <w:i/>
+          <w:sz w:val="24"/>
+          <w:u w:val="none"/>
+        </w:rPr>
+        <w:t xml:space="preserve">controller import </w:t>
+      </w:r>
+      <w:r>
+        <w:rPr>
+          <w:rFonts w:ascii="Times New Roman" w:hAnsi="Times New Roman"/>
+          <w:b w:val="0"/>
+          <w:i w:val="0"/>
+          <w:sz w:val="24"/>
+          <w:u w:val="none"/>
+        </w:rPr>
+        <w:t>gagal karena sistem tidak dapat mengenali kolom yang dimaksud.</w:t>
       </w:r>
     </w:p>
     <w:p>
@@ -8492,7 +12809,7 @@
           <w:sz w:val="24"/>
           <w:u w:val="none"/>
         </w:rPr>
-        <w:t xml:space="preserve">Kendala lain yang turut dihadapi berkaitan dengan waktu pengujian manual fitur yang sangat lama jika harus </w:t>
+        <w:t xml:space="preserve">Kendala kedua yang dihadapi penulis berkaitan dengan skenario presensi siswa yang gagal ketika diuji di luar rentang jam operasional kelas yang ditentukan oleh guru. Hal ini menunjukkan bahwa logika validasi waktu pada </w:t>
       </w:r>
       <w:r>
         <w:rPr>
@@ -8502,6 +12819,43 @@
           <w:sz w:val="24"/>
           <w:u w:val="none"/>
         </w:rPr>
+        <w:t xml:space="preserve">backend </w:t>
+      </w:r>
+      <w:r>
+        <w:rPr>
+          <w:rFonts w:ascii="Times New Roman" w:hAnsi="Times New Roman"/>
+          <w:b w:val="0"/>
+          <w:i w:val="0"/>
+          <w:sz w:val="24"/>
+          <w:u w:val="none"/>
+        </w:rPr>
+        <w:t>perlu disempurnakan agar memberikan pesan kesalahan yang informatif kepada pengguna.</w:t>
+      </w:r>
+    </w:p>
+    <w:p>
+      <w:pPr>
+        <w:spacing w:before="0" w:after="0" w:line="360" w:lineRule="auto"/>
+        <w:ind w:firstLine="720"/>
+        <w:jc w:val="both"/>
+      </w:pPr>
+      <w:r>
+        <w:rPr>
+          <w:rFonts w:ascii="Times New Roman" w:hAnsi="Times New Roman"/>
+          <w:b w:val="0"/>
+          <w:i w:val="0"/>
+          <w:sz w:val="24"/>
+          <w:u w:val="none"/>
+        </w:rPr>
+        <w:t xml:space="preserve">Kendala ketiga yang dihadapi penulis berkaitan dengan waktu pengujian manual fitur yang sangat lama jika harus </w:t>
+      </w:r>
+      <w:r>
+        <w:rPr>
+          <w:rFonts w:ascii="Times New Roman" w:hAnsi="Times New Roman"/>
+          <w:b w:val="0"/>
+          <w:i/>
+          <w:sz w:val="24"/>
+          <w:u w:val="none"/>
+        </w:rPr>
         <w:t xml:space="preserve">login </w:t>
       </w:r>
       <w:r>
@@ -8532,7 +12886,27 @@
           <w:sz w:val="24"/>
           <w:u w:val="none"/>
         </w:rPr>
-        <w:t>bergantian dengan 4 akun berbeda.</w:t>
+        <w:t>bergantian dengan 4 akun berbeda untuk menguji skenario lintas-peran. Proses ini memakan waktu yang tidak efisien dan rentan terhadap kesalahan manusia (</w:t>
+      </w:r>
+      <w:r>
+        <w:rPr>
+          <w:rFonts w:ascii="Times New Roman" w:hAnsi="Times New Roman"/>
+          <w:b w:val="0"/>
+          <w:i/>
+          <w:sz w:val="24"/>
+          <w:u w:val="none"/>
+        </w:rPr>
+        <w:t>human error</w:t>
+      </w:r>
+      <w:r>
+        <w:rPr>
+          <w:rFonts w:ascii="Times New Roman" w:hAnsi="Times New Roman"/>
+          <w:b w:val="0"/>
+          <w:i w:val="0"/>
+          <w:sz w:val="24"/>
+          <w:u w:val="none"/>
+        </w:rPr>
+        <w:t>).</w:t>
       </w:r>
     </w:p>
     <w:p>
@@ -8566,67 +12940,7 @@
           <w:sz w:val="24"/>
           <w:u w:val="none"/>
         </w:rPr>
-        <w:t xml:space="preserve">Upaya pertama yang dilakukan penulis adalah menyediakan </w:t>
-      </w:r>
-      <w:r>
-        <w:rPr>
-          <w:rFonts w:ascii="Times New Roman" w:hAnsi="Times New Roman"/>
-          <w:b w:val="0"/>
-          <w:i/>
-          <w:sz w:val="24"/>
-          <w:u w:val="none"/>
-        </w:rPr>
-        <w:t xml:space="preserve">template </w:t>
-      </w:r>
-      <w:r>
-        <w:rPr>
-          <w:rFonts w:ascii="Times New Roman" w:hAnsi="Times New Roman"/>
-          <w:b w:val="0"/>
-          <w:i w:val="0"/>
-          <w:sz w:val="24"/>
-          <w:u w:val="none"/>
-        </w:rPr>
-        <w:t xml:space="preserve">file master dan menambahkan validasi </w:t>
-      </w:r>
-      <w:r>
-        <w:rPr>
-          <w:rFonts w:ascii="Times New Roman" w:hAnsi="Times New Roman"/>
-          <w:b w:val="0"/>
-          <w:i/>
-          <w:sz w:val="24"/>
-          <w:u w:val="none"/>
-        </w:rPr>
-        <w:t xml:space="preserve">header </w:t>
-      </w:r>
-      <w:r>
-        <w:rPr>
-          <w:rFonts w:ascii="Times New Roman" w:hAnsi="Times New Roman"/>
-          <w:b w:val="0"/>
-          <w:i w:val="0"/>
-          <w:sz w:val="24"/>
-          <w:u w:val="none"/>
-        </w:rPr>
-        <w:t xml:space="preserve">otomatis pada </w:t>
-      </w:r>
-      <w:r>
-        <w:rPr>
-          <w:rFonts w:ascii="Times New Roman" w:hAnsi="Times New Roman"/>
-          <w:b w:val="0"/>
-          <w:i/>
-          <w:sz w:val="24"/>
-          <w:u w:val="none"/>
-        </w:rPr>
-        <w:t xml:space="preserve">controller import </w:t>
-      </w:r>
-      <w:r>
-        <w:rPr>
-          <w:rFonts w:ascii="Times New Roman" w:hAnsi="Times New Roman"/>
-          <w:b w:val="0"/>
-          <w:i w:val="0"/>
-          <w:sz w:val="24"/>
-          <w:u w:val="none"/>
-        </w:rPr>
-        <w:t>Laravel menggunakan pustaka Maatwebsite Excel.</w:t>
+        <w:t>Dalam menghadapi kendala-kendala tersebut, penulis melakukan berbagai upaya perbaikan sebagai berikut:</w:t>
       </w:r>
     </w:p>
     <w:p>
@@ -8643,7 +12957,7 @@
           <w:sz w:val="24"/>
           <w:u w:val="none"/>
         </w:rPr>
-        <w:t xml:space="preserve">Selanjutnya, penulis menambahkan logika validasi zona waktu server menggunakan pustaka Carbon (Asia/Jakarta) dengan pesan </w:t>
+        <w:t xml:space="preserve">Untuk mengatasi kendala pertama, penulis menyediakan </w:t>
       </w:r>
       <w:r>
         <w:rPr>
@@ -8653,17 +12967,77 @@
           <w:sz w:val="24"/>
           <w:u w:val="none"/>
         </w:rPr>
-        <w:t xml:space="preserve">error </w:t>
-      </w:r>
-      <w:r>
-        <w:rPr>
-          <w:rFonts w:ascii="Times New Roman" w:hAnsi="Times New Roman"/>
-          <w:b w:val="0"/>
-          <w:i w:val="0"/>
-          <w:sz w:val="24"/>
-          <w:u w:val="none"/>
-        </w:rPr>
-        <w:t>edukatif jika presensi diakses di luar jadwal.</w:t>
+        <w:t xml:space="preserve">template </w:t>
+      </w:r>
+      <w:r>
+        <w:rPr>
+          <w:rFonts w:ascii="Times New Roman" w:hAnsi="Times New Roman"/>
+          <w:b w:val="0"/>
+          <w:i w:val="0"/>
+          <w:sz w:val="24"/>
+          <w:u w:val="none"/>
+        </w:rPr>
+        <w:t xml:space="preserve">file master dan menambahkan validasi </w:t>
+      </w:r>
+      <w:r>
+        <w:rPr>
+          <w:rFonts w:ascii="Times New Roman" w:hAnsi="Times New Roman"/>
+          <w:b w:val="0"/>
+          <w:i/>
+          <w:sz w:val="24"/>
+          <w:u w:val="none"/>
+        </w:rPr>
+        <w:t xml:space="preserve">header </w:t>
+      </w:r>
+      <w:r>
+        <w:rPr>
+          <w:rFonts w:ascii="Times New Roman" w:hAnsi="Times New Roman"/>
+          <w:b w:val="0"/>
+          <w:i w:val="0"/>
+          <w:sz w:val="24"/>
+          <w:u w:val="none"/>
+        </w:rPr>
+        <w:t xml:space="preserve">otomatis pada </w:t>
+      </w:r>
+      <w:r>
+        <w:rPr>
+          <w:rFonts w:ascii="Times New Roman" w:hAnsi="Times New Roman"/>
+          <w:b w:val="0"/>
+          <w:i/>
+          <w:sz w:val="24"/>
+          <w:u w:val="none"/>
+        </w:rPr>
+        <w:t xml:space="preserve">controller import </w:t>
+      </w:r>
+      <w:r>
+        <w:rPr>
+          <w:rFonts w:ascii="Times New Roman" w:hAnsi="Times New Roman"/>
+          <w:b w:val="0"/>
+          <w:i w:val="0"/>
+          <w:sz w:val="24"/>
+          <w:u w:val="none"/>
+        </w:rPr>
+        <w:t xml:space="preserve">Laravel menggunakan pustaka Maatwebsite Excel. Sistem akan menampilkan pesan kesalahan yang spesifik apabila format kolom tidak sesuai dengan </w:t>
+      </w:r>
+      <w:r>
+        <w:rPr>
+          <w:rFonts w:ascii="Times New Roman" w:hAnsi="Times New Roman"/>
+          <w:b w:val="0"/>
+          <w:i/>
+          <w:sz w:val="24"/>
+          <w:u w:val="none"/>
+        </w:rPr>
+        <w:t xml:space="preserve">template </w:t>
+      </w:r>
+      <w:r>
+        <w:rPr>
+          <w:rFonts w:ascii="Times New Roman" w:hAnsi="Times New Roman"/>
+          <w:b w:val="0"/>
+          <w:i w:val="0"/>
+          <w:sz w:val="24"/>
+          <w:u w:val="none"/>
+        </w:rPr>
+        <w:t>yang telah ditetapkan.</w:t>
       </w:r>
     </w:p>
     <w:p>
@@ -8680,7 +13054,7 @@
           <w:sz w:val="24"/>
           <w:u w:val="none"/>
         </w:rPr>
-        <w:t xml:space="preserve">Adapun untuk mengatasi kendala pengujian manual, penulis mengembangkan skrip </w:t>
+        <w:t xml:space="preserve">Untuk mengatasi kendala kedua, penulis menambahkan logika validasi zona waktu server menggunakan pustaka Carbon (Asia/Jakarta) dengan pesan </w:t>
       </w:r>
       <w:r>
         <w:rPr>
@@ -8690,6 +13064,43 @@
           <w:sz w:val="24"/>
           <w:u w:val="none"/>
         </w:rPr>
+        <w:t xml:space="preserve">error </w:t>
+      </w:r>
+      <w:r>
+        <w:rPr>
+          <w:rFonts w:ascii="Times New Roman" w:hAnsi="Times New Roman"/>
+          <w:b w:val="0"/>
+          <w:i w:val="0"/>
+          <w:sz w:val="24"/>
+          <w:u w:val="none"/>
+        </w:rPr>
+        <w:t>edukatif jika presensi diakses di luar jadwal. Pesan kesalahan dirancang agar memberikan informasi yang jelas mengenai rentang waktu presensi yang diperbolehkan.</w:t>
+      </w:r>
+    </w:p>
+    <w:p>
+      <w:pPr>
+        <w:spacing w:before="0" w:after="0" w:line="360" w:lineRule="auto"/>
+        <w:ind w:firstLine="720"/>
+        <w:jc w:val="both"/>
+      </w:pPr>
+      <w:r>
+        <w:rPr>
+          <w:rFonts w:ascii="Times New Roman" w:hAnsi="Times New Roman"/>
+          <w:b w:val="0"/>
+          <w:i w:val="0"/>
+          <w:sz w:val="24"/>
+          <w:u w:val="none"/>
+        </w:rPr>
+        <w:t xml:space="preserve">Untuk mengatasi kendala ketiga, penulis mengembangkan skrip </w:t>
+      </w:r>
+      <w:r>
+        <w:rPr>
+          <w:rFonts w:ascii="Times New Roman" w:hAnsi="Times New Roman"/>
+          <w:b w:val="0"/>
+          <w:i/>
+          <w:sz w:val="24"/>
+          <w:u w:val="none"/>
+        </w:rPr>
         <w:t xml:space="preserve">bot </w:t>
       </w:r>
       <w:r>
@@ -8700,7 +13111,7 @@
           <w:sz w:val="24"/>
           <w:u w:val="none"/>
         </w:rPr>
-        <w:t xml:space="preserve">pengujian otomatis yang menjalankan 53 </w:t>
+        <w:t xml:space="preserve">pengujian otomatis menggunakan Node.js yang menjalankan 53 </w:t>
       </w:r>
       <w:r>
         <w:rPr>
@@ -8730,13 +13141,29 @@
           <w:sz w:val="24"/>
           <w:u w:val="none"/>
         </w:rPr>
-        <w:t>Passed.</w:t>
+        <w:t xml:space="preserve">Passed. </w:t>
+      </w:r>
+      <w:r>
+        <w:rPr>
+          <w:rFonts w:ascii="Times New Roman" w:hAnsi="Times New Roman"/>
+          <w:b w:val="0"/>
+          <w:i w:val="0"/>
+          <w:sz w:val="24"/>
+          <w:u w:val="none"/>
+        </w:rPr>
+        <w:t>Skrip ini mensimulasikan seluruh alur penggunaan sistem secara menyeluruh tanpa memerlukan intervensi manual.</w:t>
       </w:r>
     </w:p>
     <w:p>
       <w:r>
         <w:br w:type="page"/>
       </w:r>
+    </w:p>
+    <w:p>
+      <w:pPr>
+        <w:spacing w:before="560" w:after="0" w:line="240" w:lineRule="auto"/>
+        <w:jc w:val="center"/>
+      </w:pPr>
     </w:p>
     <w:p>
       <w:pPr>
@@ -8775,7 +13202,7 @@
     <w:p>
       <w:pPr>
         <w:keepNext/>
-        <w:spacing w:before="0" w:after="120" w:line="360" w:lineRule="auto"/>
+        <w:spacing w:before="120" w:after="120" w:line="360" w:lineRule="auto"/>
         <w:jc w:val="left"/>
       </w:pPr>
       <w:r>
@@ -8786,7 +13213,7 @@
           <w:sz w:val="24"/>
           <w:u w:val="none"/>
         </w:rPr>
-        <w:t>4.1. Kesimpulan</w:t>
+        <w:t>4.1. Simpulan</w:t>
       </w:r>
     </w:p>
     <w:p>
@@ -8803,7 +13230,7 @@
           <w:sz w:val="24"/>
           <w:u w:val="none"/>
         </w:rPr>
-        <w:t>Berdasarkan hasil pelaksanaan Praktik Kerja Lapangan (PKL) di CV Newus Teknologi, dapat disimpulkan bahwa:</w:t>
+        <w:t>Berdasarkan hasil pelaksanaan Praktik Kerja Lapangan (PKL) yang dilaksanakan di CV Newus Teknologi selama satu bulan (6 Agustus sampai dengan 6 September 2026), dapat disimpulkan beberapa hal sebagai berikut:</w:t>
       </w:r>
     </w:p>
     <w:p>
@@ -8819,7 +13246,7 @@
           <w:sz w:val="24"/>
           <w:u w:val="none"/>
         </w:rPr>
-        <w:t>1) Pelaksanaan Praktik Kerja Lapangan memberikan pengalaman kerja secara langsung kepada penulis dalam lingkungan industri teknologi informasi, khususnya dalam pengembangan Learning Management System berbasis web menggunakan framework Next.js dan Laravel.</w:t>
+        <w:t>1) Pelaksanaan Praktik Kerja Lapangan memberikan pengalaman kerja secara langsung kepada penulis dalam lingkungan industri teknologi informasi, khususnya dalam pengembangan Learning Management System berbasis web menggunakan framework Next.js dan Laravel 11.</w:t>
       </w:r>
     </w:p>
     <w:p>
@@ -8835,7 +13262,7 @@
           <w:sz w:val="24"/>
           <w:u w:val="none"/>
         </w:rPr>
-        <w:t>2) Penulis mampu menerapkan ilmu yang diperoleh selama perkuliahan pada proses pengembangan perangkat lunak, mulai dari analisis kebutuhan sistem, perancangan basis data, implementasi RESTful API, pembangunan antarmuka pengguna, hingga pengujian dan deployment sistem.</w:t>
+        <w:t>2) Penulis mampu menerapkan ilmu yang diperoleh selama perkuliahan pada proses pengembangan perangkat lunak secara profesional, mulai dari analisis kebutuhan sistem, perancangan basis data relasional 11 tabel, implementasi lebih dari 50 endpoint RESTful API, pembangunan antarmuka pengguna responsif untuk tiga peran pengguna, hingga pengujian dan deployment sistem ke lingkungan cloud produksi.</w:t>
       </w:r>
     </w:p>
     <w:p>
@@ -8851,7 +13278,7 @@
           <w:sz w:val="24"/>
           <w:u w:val="none"/>
         </w:rPr>
-        <w:t>3) Sistem telah diuji secara komprehensif menggunakan Automated End-to-End Bot Testing dengan 53 skenario uji coba lintas-peran dan berhasil meraih tingkat keberhasilan 100% (Passed).</w:t>
+        <w:t>3) Sistem Learning Management System yang dikembangkan telah diuji secara komprehensif menggunakan Automated End-to-End Bot Testing dengan 53 skenario uji coba lintas-peran dan berhasil meraih tingkat keberhasilan 100% (Passed), yang menunjukkan bahwa seluruh fitur sistem telah berfungsi sesuai dengan spesifikasi kebutuhan yang ditentukan.</w:t>
       </w:r>
     </w:p>
     <w:p>
@@ -8867,7 +13294,7 @@
           <w:sz w:val="24"/>
           <w:u w:val="none"/>
         </w:rPr>
-        <w:t>4) Aplikasi telah berhasil di-deploy ke lingkungan cloud produksi publik (Frontend di Vercel dan Backend di Railway) dan siap diimplementasikan oleh institusi pendidikan mitra CV Newus Teknologi.</w:t>
+        <w:t>4) Aplikasi telah berhasil di-deploy ke lingkungan cloud produksi publik (Frontend di Vercel dan Backend di Railway) dan siap diimplementasikan oleh institusi pendidikan mitra CV Newus Teknologi sebagai platform pembelajaran daring yang terintegrasi.</w:t>
       </w:r>
     </w:p>
     <w:p>
@@ -8923,7 +13350,7 @@
     <w:p>
       <w:pPr>
         <w:keepNext/>
-        <w:spacing w:before="120" w:after="0" w:line="360" w:lineRule="auto"/>
+        <w:spacing w:before="120" w:after="120" w:line="360" w:lineRule="auto"/>
         <w:jc w:val="left"/>
       </w:pPr>
       <w:r>
@@ -8950,7 +13377,7 @@
           <w:sz w:val="24"/>
           <w:u w:val="none"/>
         </w:rPr>
-        <w:t>1) Perusahaan dapat terus mempertahankan sistem pembelajaran dan pendampingan yang telah berjalan dengan baik sehingga peserta PKL dapat memahami materi dan tugas yang diberikan secara optimal.</w:t>
+        <w:t>1) Perusahaan dapat terus mempertahankan sistem pembelajaran dan pendampingan yang telah berjalan dengan baik sehingga peserta PKL selanjutnya dapat memahami materi dan tugas yang diberikan secara optimal.</w:t>
       </w:r>
     </w:p>
     <w:p>
@@ -8966,13 +13393,13 @@
           <w:sz w:val="24"/>
           <w:u w:val="none"/>
         </w:rPr>
-        <w:t>2) Perusahaan dapat menambahkan modul video conference interaktif dan payment gateway otomatis ke dalam platform LMS untuk memperluas fungsionalitas produk.</w:t>
+        <w:t>2) Perusahaan dapat menambahkan modul video conference interaktif dan payment gateway otomatis ke dalam platform LMS untuk memperluas fungsionalitas produk dan meningkatkan daya saing di pasar.</w:t>
       </w:r>
     </w:p>
     <w:p>
       <w:pPr>
         <w:keepNext/>
-        <w:spacing w:before="120" w:after="0" w:line="360" w:lineRule="auto"/>
+        <w:spacing w:before="120" w:after="120" w:line="360" w:lineRule="auto"/>
         <w:jc w:val="left"/>
       </w:pPr>
       <w:r>
@@ -9031,7 +13458,7 @@
           <w:sz w:val="24"/>
           <w:u w:val="none"/>
         </w:rPr>
-        <w:t>3) Universitas Teknokrat Indonesia dapat memperbanyak materi praktikum berbasis arsitektur web modern pada kurikulum perkuliahan.</w:t>
+        <w:t>3) Universitas Teknokrat Indonesia dapat memperbanyak materi praktikum berbasis arsitektur web modern dan cloud deployment pada kurikulum perkuliahan agar mahasiswa memiliki kesiapan yang lebih baik dalam menghadapi tuntutan industri.</w:t>
       </w:r>
     </w:p>
     <w:p>
@@ -9059,7 +13486,7 @@
     <w:p>
       <w:pPr>
         <w:spacing w:before="0" w:after="120" w:line="240" w:lineRule="auto"/>
-        <w:ind w:left="720" w:hanging="720"/>
+        <w:ind w:hanging="720" w:left="720"/>
         <w:jc w:val="both"/>
       </w:pPr>
       <w:r>
@@ -9076,7 +13503,7 @@
     <w:p>
       <w:pPr>
         <w:spacing w:before="0" w:after="120" w:line="240" w:lineRule="auto"/>
-        <w:ind w:left="720" w:hanging="720"/>
+        <w:ind w:hanging="720" w:left="720"/>
         <w:jc w:val="both"/>
       </w:pPr>
       <w:r>
@@ -9093,7 +13520,7 @@
     <w:p>
       <w:pPr>
         <w:spacing w:before="0" w:after="120" w:line="240" w:lineRule="auto"/>
-        <w:ind w:left="720" w:hanging="720"/>
+        <w:ind w:hanging="720" w:left="720"/>
         <w:jc w:val="both"/>
       </w:pPr>
       <w:r>
@@ -9110,7 +13537,7 @@
     <w:p>
       <w:pPr>
         <w:spacing w:before="0" w:after="120" w:line="240" w:lineRule="auto"/>
-        <w:ind w:left="720" w:hanging="720"/>
+        <w:ind w:hanging="720" w:left="720"/>
         <w:jc w:val="both"/>
       </w:pPr>
       <w:r>
@@ -9127,7 +13554,7 @@
     <w:p>
       <w:pPr>
         <w:spacing w:before="0" w:after="120" w:line="240" w:lineRule="auto"/>
-        <w:ind w:left="720" w:hanging="720"/>
+        <w:ind w:hanging="720" w:left="720"/>
         <w:jc w:val="both"/>
       </w:pPr>
       <w:r>
@@ -9144,7 +13571,7 @@
     <w:p>
       <w:pPr>
         <w:spacing w:before="0" w:after="120" w:line="240" w:lineRule="auto"/>
-        <w:ind w:left="720" w:hanging="720"/>
+        <w:ind w:hanging="720" w:left="720"/>
         <w:jc w:val="both"/>
       </w:pPr>
       <w:r>
@@ -9161,7 +13588,7 @@
     <w:p>
       <w:pPr>
         <w:spacing w:before="0" w:after="120" w:line="240" w:lineRule="auto"/>
-        <w:ind w:left="720" w:hanging="720"/>
+        <w:ind w:hanging="720" w:left="720"/>
         <w:jc w:val="both"/>
       </w:pPr>
       <w:r>
@@ -9173,6 +13600,23 @@
           <w:u w:val="none"/>
         </w:rPr>
         <w:t>Schwaber, K. dan Sutherland, J., 2020, The Scrum Guide: The Definitive Guide to Scrum: The Rules of the Game, Scrum.org.</w:t>
+      </w:r>
+    </w:p>
+    <w:p>
+      <w:pPr>
+        <w:spacing w:before="0" w:after="120" w:line="240" w:lineRule="auto"/>
+        <w:ind w:hanging="720" w:left="720"/>
+        <w:jc w:val="both"/>
+      </w:pPr>
+      <w:r>
+        <w:rPr>
+          <w:rFonts w:ascii="Times New Roman" w:hAnsi="Times New Roman"/>
+          <w:b w:val="0"/>
+          <w:i w:val="0"/>
+          <w:sz w:val="24"/>
+          <w:u w:val="none"/>
+        </w:rPr>
+        <w:t>Tailwind Labs, 2024, Tailwind CSS Documentation (Version 3.x), https://tailwindcss.com/docs, diakses 15 Agustus 2026.</w:t>
       </w:r>
     </w:p>
     <w:p>
@@ -9412,6 +13856,11 @@
           <w:u w:val="none"/>
         </w:rPr>
         <w:t>[Gambar untuk Catatan Harian PKL - I Putu Pandu]</w:t>
+      </w:r>
+    </w:p>
+    <w:p>
+      <w:r>
+        <w:br w:type="page"/>
       </w:r>
     </w:p>
     <w:sectPr>
